--- a/claude_running_notes.docx
+++ b/claude_running_notes.docx
@@ -642,6 +642,8 @@
           <w:lang w:eastAsia="en-IN"/>
         </w:rPr>
       </w:pPr>
+      <w:proofErr w:type="spellStart"/>
+      <w:proofErr w:type="gramStart"/>
       <w:r>
         <w:rPr>
           <w:rFonts w:ascii="Courier New" w:eastAsia="Times New Roman" w:hAnsi="Courier New" w:cs="Courier New"/>
@@ -651,6 +653,8 @@
         </w:rPr>
         <w:t>claude</w:t>
       </w:r>
+      <w:proofErr w:type="spellEnd"/>
+      <w:proofErr w:type="gramEnd"/>
     </w:p>
     <w:p>
       <w:pPr>
@@ -898,6 +902,8 @@
           <w:lang w:eastAsia="en-IN"/>
         </w:rPr>
       </w:pPr>
+      <w:proofErr w:type="spellStart"/>
+      <w:proofErr w:type="gramStart"/>
       <w:r>
         <w:rPr>
           <w:rFonts w:ascii="Courier New" w:eastAsia="Times New Roman" w:hAnsi="Courier New" w:cs="Courier New"/>
@@ -905,7 +911,18 @@
           <w:szCs w:val="20"/>
           <w:lang w:eastAsia="en-IN"/>
         </w:rPr>
-        <w:t>claude --resume 5228b49c-d630-4979-9f28-80b7d64f8399</w:t>
+        <w:t>claude</w:t>
+      </w:r>
+      <w:proofErr w:type="spellEnd"/>
+      <w:proofErr w:type="gramEnd"/>
+      <w:r>
+        <w:rPr>
+          <w:rFonts w:ascii="Courier New" w:eastAsia="Times New Roman" w:hAnsi="Courier New" w:cs="Courier New"/>
+          <w:sz w:val="20"/>
+          <w:szCs w:val="20"/>
+          <w:lang w:eastAsia="en-IN"/>
+        </w:rPr>
+        <w:t xml:space="preserve"> --resume 5228b49c-d630-4979-9f28-80b7d64f8399</w:t>
       </w:r>
     </w:p>
     <w:p>
@@ -1196,7 +1213,15 @@
         <w:t>🔹</w:t>
       </w:r>
       <w:r>
-        <w:t xml:space="preserve"> What are Slash Commands?</w:t>
+        <w:t xml:space="preserve"> </w:t>
+      </w:r>
+      <w:proofErr w:type="gramStart"/>
+      <w:r>
+        <w:t>What</w:t>
+      </w:r>
+      <w:proofErr w:type="gramEnd"/>
+      <w:r>
+        <w:t xml:space="preserve"> are Slash Commands?</w:t>
       </w:r>
     </w:p>
     <w:p>
@@ -1266,7 +1291,7 @@
       </w:pPr>
       <w:r>
         <w:pict>
-          <v:rect id="_x0000_i1249" style="width:0;height:1.5pt" o:hralign="center" o:hrstd="t" o:hr="t" fillcolor="#a0a0a0" stroked="f"/>
+          <v:rect id="_x0000_i1029" style="width:0;height:1.5pt" o:hralign="center" o:hrstd="t" o:hr="t" fillcolor="#a0a0a0" stroked="f"/>
         </w:pict>
       </w:r>
     </w:p>
@@ -1338,7 +1363,7 @@
       </w:pPr>
       <w:r>
         <w:pict>
-          <v:rect id="_x0000_i1250" style="width:0;height:1.5pt" o:hralign="center" o:hrstd="t" o:hr="t" fillcolor="#a0a0a0" stroked="f"/>
+          <v:rect id="_x0000_i1030" style="width:0;height:1.5pt" o:hralign="center" o:hrstd="t" o:hr="t" fillcolor="#a0a0a0" stroked="f"/>
         </w:pict>
       </w:r>
     </w:p>
@@ -1468,8 +1493,16 @@
         <w:rPr>
           <w:rStyle w:val="Strong"/>
         </w:rPr>
-        <w:t>Use Case:</w:t>
-      </w:r>
+        <w:t>Use Case</w:t>
+      </w:r>
+      <w:proofErr w:type="gramStart"/>
+      <w:r>
+        <w:rPr>
+          <w:rStyle w:val="Strong"/>
+        </w:rPr>
+        <w:t>:</w:t>
+      </w:r>
+      <w:proofErr w:type="gramEnd"/>
       <w:r>
         <w:br/>
         <w:t>Quick session management and utilities.</w:t>
@@ -1478,7 +1511,7 @@
     <w:p>
       <w:r>
         <w:pict>
-          <v:rect id="_x0000_i1251" style="width:0;height:1.5pt" o:hralign="center" o:hrstd="t" o:hr="t" fillcolor="#a0a0a0" stroked="f"/>
+          <v:rect id="_x0000_i1031" style="width:0;height:1.5pt" o:hralign="center" o:hrstd="t" o:hr="t" fillcolor="#a0a0a0" stroked="f"/>
         </w:pict>
       </w:r>
     </w:p>
@@ -1619,7 +1652,7 @@
       </w:pPr>
       <w:r>
         <w:pict>
-          <v:rect id="_x0000_i1252" style="width:0;height:1.5pt" o:hralign="center" o:hrstd="t" o:hr="t" fillcolor="#a0a0a0" stroked="f"/>
+          <v:rect id="_x0000_i1032" style="width:0;height:1.5pt" o:hralign="center" o:hrstd="t" o:hr="t" fillcolor="#a0a0a0" stroked="f"/>
         </w:pict>
       </w:r>
     </w:p>
@@ -1691,7 +1724,7 @@
       </w:pPr>
       <w:r>
         <w:pict>
-          <v:rect id="_x0000_i1253" style="width:0;height:1.5pt" o:hralign="center" o:hrstd="t" o:hr="t" fillcolor="#a0a0a0" stroked="f"/>
+          <v:rect id="_x0000_i1033" style="width:0;height:1.5pt" o:hralign="center" o:hrstd="t" o:hr="t" fillcolor="#a0a0a0" stroked="f"/>
         </w:pict>
       </w:r>
     </w:p>
@@ -1720,7 +1753,15 @@
         <w:t>🔹</w:t>
       </w:r>
       <w:r>
-        <w:t xml:space="preserve"> What is a Session?</w:t>
+        <w:t xml:space="preserve"> </w:t>
+      </w:r>
+      <w:proofErr w:type="gramStart"/>
+      <w:r>
+        <w:t>What</w:t>
+      </w:r>
+      <w:proofErr w:type="gramEnd"/>
+      <w:r>
+        <w:t xml:space="preserve"> is a Session?</w:t>
       </w:r>
     </w:p>
     <w:p>
@@ -1791,7 +1832,7 @@
     <w:p>
       <w:r>
         <w:pict>
-          <v:rect id="_x0000_i1254" style="width:0;height:1.5pt" o:hralign="center" o:hrstd="t" o:hr="t" fillcolor="#a0a0a0" stroked="f"/>
+          <v:rect id="_x0000_i1034" style="width:0;height:1.5pt" o:hralign="center" o:hrstd="t" o:hr="t" fillcolor="#a0a0a0" stroked="f"/>
         </w:pict>
       </w:r>
     </w:p>
@@ -1864,13 +1905,21 @@
         <w:t>👉</w:t>
       </w:r>
       <w:r>
-        <w:t xml:space="preserve"> So you don’t need to repeat instructions every time.</w:t>
+        <w:t xml:space="preserve"> </w:t>
+      </w:r>
+      <w:proofErr w:type="gramStart"/>
+      <w:r>
+        <w:t>So</w:t>
+      </w:r>
+      <w:proofErr w:type="gramEnd"/>
+      <w:r>
+        <w:t xml:space="preserve"> you don’t need to repeat instructions every time.</w:t>
       </w:r>
     </w:p>
     <w:p>
       <w:r>
         <w:pict>
-          <v:rect id="_x0000_i1255" style="width:0;height:1.5pt" o:hralign="center" o:hrstd="t" o:hr="t" fillcolor="#a0a0a0" stroked="f"/>
+          <v:rect id="_x0000_i1035" style="width:0;height:1.5pt" o:hralign="center" o:hrstd="t" o:hr="t" fillcolor="#a0a0a0" stroked="f"/>
         </w:pict>
       </w:r>
     </w:p>
@@ -1900,9 +1949,13 @@
       <w:pPr>
         <w:pStyle w:val="HTMLPreformatted"/>
       </w:pPr>
+      <w:proofErr w:type="spellStart"/>
+      <w:proofErr w:type="gramStart"/>
       <w:r>
         <w:t>claude</w:t>
       </w:r>
+      <w:proofErr w:type="spellEnd"/>
+      <w:proofErr w:type="gramEnd"/>
     </w:p>
     <w:p>
       <w:pPr>
@@ -1942,7 +1995,7 @@
       </w:pPr>
       <w:r>
         <w:pict>
-          <v:rect id="_x0000_i1256" style="width:0;height:1.5pt" o:hralign="center" o:hrstd="t" o:hr="t" fillcolor="#a0a0a0" stroked="f"/>
+          <v:rect id="_x0000_i1036" style="width:0;height:1.5pt" o:hralign="center" o:hrstd="t" o:hr="t" fillcolor="#a0a0a0" stroked="f"/>
         </w:pict>
       </w:r>
     </w:p>
@@ -1972,8 +2025,15 @@
       <w:pPr>
         <w:pStyle w:val="HTMLPreformatted"/>
       </w:pPr>
-      <w:r>
-        <w:t>claude --resume &lt;session-id&gt;</w:t>
+      <w:proofErr w:type="spellStart"/>
+      <w:proofErr w:type="gramStart"/>
+      <w:r>
+        <w:t>claude</w:t>
+      </w:r>
+      <w:proofErr w:type="spellEnd"/>
+      <w:proofErr w:type="gramEnd"/>
+      <w:r>
+        <w:t xml:space="preserve"> --resume &lt;session-id&gt;</w:t>
       </w:r>
     </w:p>
     <w:p>
@@ -1988,8 +2048,15 @@
       <w:pPr>
         <w:pStyle w:val="HTMLPreformatted"/>
       </w:pPr>
-      <w:r>
-        <w:t>claude --resume 5228b49c-d630-4979-9f28-80b7d64f8399</w:t>
+      <w:proofErr w:type="spellStart"/>
+      <w:proofErr w:type="gramStart"/>
+      <w:r>
+        <w:t>claude</w:t>
+      </w:r>
+      <w:proofErr w:type="spellEnd"/>
+      <w:proofErr w:type="gramEnd"/>
+      <w:r>
+        <w:t xml:space="preserve"> --resume 5228b49c-d630-4979-9f28-80b7d64f8399</w:t>
       </w:r>
     </w:p>
     <w:p>
@@ -2045,7 +2112,7 @@
       </w:pPr>
       <w:r>
         <w:pict>
-          <v:rect id="_x0000_i1257" style="width:0;height:1.5pt" o:hralign="center" o:hrstd="t" o:hr="t" fillcolor="#a0a0a0" stroked="f"/>
+          <v:rect id="_x0000_i1037" style="width:0;height:1.5pt" o:hralign="center" o:hrstd="t" o:hr="t" fillcolor="#a0a0a0" stroked="f"/>
         </w:pict>
       </w:r>
     </w:p>
@@ -2130,7 +2197,7 @@
       </w:pPr>
       <w:r>
         <w:pict>
-          <v:rect id="_x0000_i1258" style="width:0;height:1.5pt" o:hralign="center" o:hrstd="t" o:hr="t" fillcolor="#a0a0a0" stroked="f"/>
+          <v:rect id="_x0000_i1038" style="width:0;height:1.5pt" o:hralign="center" o:hrstd="t" o:hr="t" fillcolor="#a0a0a0" stroked="f"/>
         </w:pict>
       </w:r>
     </w:p>
@@ -2202,7 +2269,7 @@
       </w:pPr>
       <w:r>
         <w:pict>
-          <v:rect id="_x0000_i1259" style="width:0;height:1.5pt" o:hralign="center" o:hrstd="t" o:hr="t" fillcolor="#a0a0a0" stroked="f"/>
+          <v:rect id="_x0000_i1039" style="width:0;height:1.5pt" o:hralign="center" o:hrstd="t" o:hr="t" fillcolor="#a0a0a0" stroked="f"/>
         </w:pict>
       </w:r>
     </w:p>
@@ -2240,6 +2307,7 @@
         </w:numPr>
         <w:spacing w:before="100" w:beforeAutospacing="1" w:after="100" w:afterAutospacing="1" w:line="240" w:lineRule="auto"/>
       </w:pPr>
+      <w:proofErr w:type="spellStart"/>
       <w:r>
         <w:rPr>
           <w:rStyle w:val="HTMLCode"/>
@@ -2247,6 +2315,7 @@
         </w:rPr>
         <w:t>claude</w:t>
       </w:r>
+      <w:proofErr w:type="spellEnd"/>
       <w:r>
         <w:t xml:space="preserve"> = Open new tab </w:t>
       </w:r>
@@ -2295,7 +2364,7 @@
       </w:pPr>
       <w:r>
         <w:pict>
-          <v:rect id="_x0000_i1260" style="width:0;height:1.5pt" o:hralign="center" o:hrstd="t" o:hr="t" fillcolor="#a0a0a0" stroked="f"/>
+          <v:rect id="_x0000_i1040" style="width:0;height:1.5pt" o:hralign="center" o:hrstd="t" o:hr="t" fillcolor="#a0a0a0" stroked="f"/>
         </w:pict>
       </w:r>
     </w:p>
@@ -2312,12 +2381,23 @@
       <w:r>
         <w:t xml:space="preserve"> </w:t>
       </w:r>
+      <w:proofErr w:type="spellStart"/>
+      <w:proofErr w:type="gramStart"/>
       <w:r>
         <w:rPr>
           <w:rStyle w:val="HTMLCode"/>
           <w:rFonts w:eastAsiaTheme="majorEastAsia"/>
         </w:rPr>
-        <w:t>claude -r</w:t>
+        <w:t>claude</w:t>
+      </w:r>
+      <w:proofErr w:type="spellEnd"/>
+      <w:proofErr w:type="gramEnd"/>
+      <w:r>
+        <w:rPr>
+          <w:rStyle w:val="HTMLCode"/>
+          <w:rFonts w:eastAsiaTheme="majorEastAsia"/>
+        </w:rPr>
+        <w:t xml:space="preserve"> -r</w:t>
       </w:r>
       <w:r>
         <w:t xml:space="preserve"> (Shortcut for Resume)</w:t>
@@ -2334,7 +2414,15 @@
         <w:t>🔹</w:t>
       </w:r>
       <w:r>
-        <w:t xml:space="preserve"> What it is</w:t>
+        <w:t xml:space="preserve"> </w:t>
+      </w:r>
+      <w:proofErr w:type="gramStart"/>
+      <w:r>
+        <w:t>What</w:t>
+      </w:r>
+      <w:proofErr w:type="gramEnd"/>
+      <w:r>
+        <w:t xml:space="preserve"> it is</w:t>
       </w:r>
     </w:p>
     <w:p>
@@ -2349,8 +2437,15 @@
       <w:pPr>
         <w:pStyle w:val="HTMLPreformatted"/>
       </w:pPr>
-      <w:r>
-        <w:t>claude --resume &lt;session-id&gt;</w:t>
+      <w:proofErr w:type="spellStart"/>
+      <w:proofErr w:type="gramStart"/>
+      <w:r>
+        <w:t>claude</w:t>
+      </w:r>
+      <w:proofErr w:type="spellEnd"/>
+      <w:proofErr w:type="gramEnd"/>
+      <w:r>
+        <w:t xml:space="preserve"> --resume &lt;session-id&gt;</w:t>
       </w:r>
     </w:p>
     <w:p>
@@ -2371,8 +2466,15 @@
       <w:pPr>
         <w:pStyle w:val="HTMLPreformatted"/>
       </w:pPr>
-      <w:r>
-        <w:t>claude -r &lt;session-id&gt;</w:t>
+      <w:proofErr w:type="spellStart"/>
+      <w:proofErr w:type="gramStart"/>
+      <w:r>
+        <w:t>claude</w:t>
+      </w:r>
+      <w:proofErr w:type="spellEnd"/>
+      <w:proofErr w:type="gramEnd"/>
+      <w:r>
+        <w:t xml:space="preserve"> -r &lt;session-id&gt;</w:t>
       </w:r>
     </w:p>
     <w:p>
@@ -2386,7 +2488,15 @@
         <w:t>🔹</w:t>
       </w:r>
       <w:r>
-        <w:t xml:space="preserve"> What it Does</w:t>
+        <w:t xml:space="preserve"> </w:t>
+      </w:r>
+      <w:proofErr w:type="gramStart"/>
+      <w:r>
+        <w:t>What</w:t>
+      </w:r>
+      <w:proofErr w:type="gramEnd"/>
+      <w:r>
+        <w:t xml:space="preserve"> it Does</w:t>
       </w:r>
     </w:p>
     <w:p>
@@ -2456,7 +2566,7 @@
       </w:pPr>
       <w:r>
         <w:pict>
-          <v:rect id="_x0000_i1261" style="width:0;height:1.5pt" o:hralign="center" o:hrstd="t" o:hr="t" fillcolor="#a0a0a0" stroked="f"/>
+          <v:rect id="_x0000_i1041" style="width:0;height:1.5pt" o:hralign="center" o:hrstd="t" o:hr="t" fillcolor="#a0a0a0" stroked="f"/>
         </w:pict>
       </w:r>
     </w:p>
@@ -2532,7 +2642,7 @@
       </w:pPr>
       <w:r>
         <w:pict>
-          <v:rect id="_x0000_i1262" style="width:0;height:1.5pt" o:hralign="center" o:hrstd="t" o:hr="t" fillcolor="#a0a0a0" stroked="f"/>
+          <v:rect id="_x0000_i1042" style="width:0;height:1.5pt" o:hralign="center" o:hrstd="t" o:hr="t" fillcolor="#a0a0a0" stroked="f"/>
         </w:pict>
       </w:r>
     </w:p>
@@ -2571,7 +2681,15 @@
         <w:t>🔹</w:t>
       </w:r>
       <w:r>
-        <w:t xml:space="preserve"> What it Does</w:t>
+        <w:t xml:space="preserve"> </w:t>
+      </w:r>
+      <w:proofErr w:type="gramStart"/>
+      <w:r>
+        <w:t>What</w:t>
+      </w:r>
+      <w:proofErr w:type="gramEnd"/>
+      <w:r>
+        <w:t xml:space="preserve"> it Does</w:t>
       </w:r>
     </w:p>
     <w:p>
@@ -2638,7 +2756,7 @@
     <w:p>
       <w:r>
         <w:pict>
-          <v:rect id="_x0000_i1263" style="width:0;height:1.5pt" o:hralign="center" o:hrstd="t" o:hr="t" fillcolor="#a0a0a0" stroked="f"/>
+          <v:rect id="_x0000_i1043" style="width:0;height:1.5pt" o:hralign="center" o:hrstd="t" o:hr="t" fillcolor="#a0a0a0" stroked="f"/>
         </w:pict>
       </w:r>
     </w:p>
@@ -2728,7 +2846,7 @@
       </w:pPr>
       <w:r>
         <w:pict>
-          <v:rect id="_x0000_i1264" style="width:0;height:1.5pt" o:hralign="center" o:hrstd="t" o:hr="t" fillcolor="#a0a0a0" stroked="f"/>
+          <v:rect id="_x0000_i1044" style="width:0;height:1.5pt" o:hralign="center" o:hrstd="t" o:hr="t" fillcolor="#a0a0a0" stroked="f"/>
         </w:pict>
       </w:r>
     </w:p>
@@ -2860,12 +2978,21 @@
             <w:hideMark/>
           </w:tcPr>
           <w:p>
+            <w:proofErr w:type="spellStart"/>
             <w:r>
               <w:rPr>
                 <w:rStyle w:val="HTMLCode"/>
                 <w:rFonts w:eastAsiaTheme="minorHAnsi"/>
               </w:rPr>
-              <w:t>claude -r</w:t>
+              <w:t>claude</w:t>
+            </w:r>
+            <w:proofErr w:type="spellEnd"/>
+            <w:r>
+              <w:rPr>
+                <w:rStyle w:val="HTMLCode"/>
+                <w:rFonts w:eastAsiaTheme="minorHAnsi"/>
+              </w:rPr>
+              <w:t xml:space="preserve"> -r</w:t>
             </w:r>
           </w:p>
         </w:tc>
@@ -2943,7 +3070,7 @@
     <w:p>
       <w:r>
         <w:pict>
-          <v:rect id="_x0000_i1265" style="width:0;height:1.5pt" o:hralign="center" o:hrstd="t" o:hr="t" fillcolor="#a0a0a0" stroked="f"/>
+          <v:rect id="_x0000_i1045" style="width:0;height:1.5pt" o:hralign="center" o:hrstd="t" o:hr="t" fillcolor="#a0a0a0" stroked="f"/>
         </w:pict>
       </w:r>
     </w:p>
@@ -2988,12 +3115,21 @@
         </w:numPr>
         <w:spacing w:before="100" w:beforeAutospacing="1" w:after="100" w:afterAutospacing="1" w:line="240" w:lineRule="auto"/>
       </w:pPr>
+      <w:proofErr w:type="spellStart"/>
       <w:r>
         <w:rPr>
           <w:rStyle w:val="HTMLCode"/>
           <w:rFonts w:eastAsiaTheme="minorHAnsi"/>
         </w:rPr>
-        <w:t>claude -r</w:t>
+        <w:t>claude</w:t>
+      </w:r>
+      <w:proofErr w:type="spellEnd"/>
+      <w:r>
+        <w:rPr>
+          <w:rStyle w:val="HTMLCode"/>
+          <w:rFonts w:eastAsiaTheme="minorHAnsi"/>
+        </w:rPr>
+        <w:t xml:space="preserve"> -r</w:t>
       </w:r>
       <w:r>
         <w:t xml:space="preserve"> works from terminal </w:t>
@@ -3027,7 +3163,7 @@
       </w:pPr>
       <w:r>
         <w:pict>
-          <v:rect id="_x0000_i1266" style="width:0;height:1.5pt" o:hralign="center" o:hrstd="t" o:hr="t" fillcolor="#a0a0a0" stroked="f"/>
+          <v:rect id="_x0000_i1046" style="width:0;height:1.5pt" o:hralign="center" o:hrstd="t" o:hr="t" fillcolor="#a0a0a0" stroked="f"/>
         </w:pict>
       </w:r>
     </w:p>
@@ -3066,7 +3202,15 @@
         <w:t>🔹</w:t>
       </w:r>
       <w:r>
-        <w:t xml:space="preserve"> What it Does</w:t>
+        <w:t xml:space="preserve"> </w:t>
+      </w:r>
+      <w:proofErr w:type="gramStart"/>
+      <w:r>
+        <w:t>What</w:t>
+      </w:r>
+      <w:proofErr w:type="gramEnd"/>
+      <w:r>
+        <w:t xml:space="preserve"> it Does</w:t>
       </w:r>
     </w:p>
     <w:p>
@@ -3112,13 +3256,21 @@
         <w:pStyle w:val="HTMLPreformatted"/>
       </w:pPr>
       <w:r>
-        <w:t>/rename auth-module-debug</w:t>
+        <w:t xml:space="preserve">/rename </w:t>
+      </w:r>
+      <w:proofErr w:type="spellStart"/>
+      <w:r>
+        <w:t>auth</w:t>
+      </w:r>
+      <w:proofErr w:type="spellEnd"/>
+      <w:r>
+        <w:t>-module-debug</w:t>
       </w:r>
     </w:p>
     <w:p>
       <w:r>
         <w:pict>
-          <v:rect id="_x0000_i1285" style="width:0;height:1.5pt" o:hralign="center" o:hrstd="t" o:hr="t" fillcolor="#a0a0a0" stroked="f"/>
+          <v:rect id="_x0000_i1047" style="width:0;height:1.5pt" o:hralign="center" o:hrstd="t" o:hr="t" fillcolor="#a0a0a0" stroked="f"/>
         </w:pict>
       </w:r>
     </w:p>
@@ -3210,7 +3362,7 @@
       </w:pPr>
       <w:r>
         <w:pict>
-          <v:rect id="_x0000_i1286" style="width:0;height:1.5pt" o:hralign="center" o:hrstd="t" o:hr="t" fillcolor="#a0a0a0" stroked="f"/>
+          <v:rect id="_x0000_i1048" style="width:0;height:1.5pt" o:hralign="center" o:hrstd="t" o:hr="t" fillcolor="#a0a0a0" stroked="f"/>
         </w:pict>
       </w:r>
     </w:p>
@@ -3252,8 +3404,15 @@
       <w:pPr>
         <w:pStyle w:val="HTMLPreformatted"/>
       </w:pPr>
-      <w:r>
-        <w:t xml:space="preserve">claude </w:t>
+      <w:proofErr w:type="spellStart"/>
+      <w:proofErr w:type="gramStart"/>
+      <w:r>
+        <w:t>claude</w:t>
+      </w:r>
+      <w:proofErr w:type="spellEnd"/>
+      <w:proofErr w:type="gramEnd"/>
+      <w:r>
+        <w:t xml:space="preserve"> </w:t>
       </w:r>
       <w:r>
         <w:rPr>
@@ -3354,7 +3513,15 @@
         <w:t>✅</w:t>
       </w:r>
       <w:r>
-        <w:t xml:space="preserve"> What it does:</w:t>
+        <w:t xml:space="preserve"> </w:t>
+      </w:r>
+      <w:proofErr w:type="gramStart"/>
+      <w:r>
+        <w:t>What</w:t>
+      </w:r>
+      <w:proofErr w:type="gramEnd"/>
+      <w:r>
+        <w:t xml:space="preserve"> it does:</w:t>
       </w:r>
     </w:p>
     <w:p>
@@ -3365,8 +3532,13 @@
         </w:numPr>
         <w:spacing w:before="100" w:beforeAutospacing="1" w:after="100" w:afterAutospacing="1" w:line="240" w:lineRule="auto"/>
       </w:pPr>
-      <w:r>
-        <w:t xml:space="preserve">Lets you ask something </w:t>
+      <w:proofErr w:type="spellStart"/>
+      <w:r>
+        <w:t>Lets</w:t>
+      </w:r>
+      <w:proofErr w:type="spellEnd"/>
+      <w:r>
+        <w:t xml:space="preserve"> you ask something </w:t>
       </w:r>
       <w:r>
         <w:rPr>
@@ -3404,7 +3576,15 @@
         <w:pStyle w:val="Heading3"/>
       </w:pPr>
       <w:r>
-        <w:t>🧠 Why it’s useful:</w:t>
+        <w:t xml:space="preserve">🧠 </w:t>
+      </w:r>
+      <w:proofErr w:type="gramStart"/>
+      <w:r>
+        <w:t>Why</w:t>
+      </w:r>
+      <w:proofErr w:type="gramEnd"/>
+      <w:r>
+        <w:t xml:space="preserve"> it’s useful:</w:t>
       </w:r>
     </w:p>
     <w:p>
@@ -3428,7 +3608,15 @@
         <w:spacing w:before="100" w:beforeAutospacing="1" w:after="100" w:afterAutospacing="1" w:line="240" w:lineRule="auto"/>
       </w:pPr>
       <w:r>
-        <w:t xml:space="preserve">Prevents unnecessary context buildup </w:t>
+        <w:t xml:space="preserve">Prevents unnecessary context </w:t>
+      </w:r>
+      <w:proofErr w:type="spellStart"/>
+      <w:r>
+        <w:t>buildup</w:t>
+      </w:r>
+      <w:proofErr w:type="spellEnd"/>
+      <w:r>
+        <w:t xml:space="preserve"> </w:t>
       </w:r>
     </w:p>
     <w:p>
@@ -3448,8 +3636,13 @@
         <w:pStyle w:val="Heading3"/>
       </w:pPr>
       <w:r>
-        <w:t>Important Behavior</w:t>
-      </w:r>
+        <w:t xml:space="preserve">Important </w:t>
+      </w:r>
+      <w:proofErr w:type="spellStart"/>
+      <w:r>
+        <w:t>Behavior</w:t>
+      </w:r>
+      <w:proofErr w:type="spellEnd"/>
     </w:p>
     <w:p>
       <w:pPr>
@@ -3546,7 +3739,15 @@
         <w:t>✅</w:t>
       </w:r>
       <w:r>
-        <w:t xml:space="preserve"> What it does:</w:t>
+        <w:t xml:space="preserve"> </w:t>
+      </w:r>
+      <w:proofErr w:type="gramStart"/>
+      <w:r>
+        <w:t>What</w:t>
+      </w:r>
+      <w:proofErr w:type="gramEnd"/>
+      <w:r>
+        <w:t xml:space="preserve"> it does:</w:t>
       </w:r>
     </w:p>
     <w:p>
@@ -3575,7 +3776,7 @@
     <w:p>
       <w:r>
         <w:pict>
-          <v:rect id="_x0000_i1289" style="width:0;height:1.5pt" o:hralign="center" o:hrstd="t" o:hr="t" fillcolor="#a0a0a0" stroked="f"/>
+          <v:rect id="_x0000_i1049" style="width:0;height:1.5pt" o:hralign="center" o:hrstd="t" o:hr="t" fillcolor="#a0a0a0" stroked="f"/>
         </w:pict>
       </w:r>
     </w:p>
@@ -3642,7 +3843,7 @@
       </w:pPr>
       <w:r>
         <w:pict>
-          <v:rect id="_x0000_i1290" style="width:0;height:1.5pt" o:hralign="center" o:hrstd="t" o:hr="t" fillcolor="#a0a0a0" stroked="f"/>
+          <v:rect id="_x0000_i1050" style="width:0;height:1.5pt" o:hralign="center" o:hrstd="t" o:hr="t" fillcolor="#a0a0a0" stroked="f"/>
         </w:pict>
       </w:r>
     </w:p>
@@ -3657,7 +3858,15 @@
         <w:t>💡</w:t>
       </w:r>
       <w:r>
-        <w:t xml:space="preserve"> Why it’s useful:</w:t>
+        <w:t xml:space="preserve"> </w:t>
+      </w:r>
+      <w:proofErr w:type="gramStart"/>
+      <w:r>
+        <w:t>Why</w:t>
+      </w:r>
+      <w:proofErr w:type="gramEnd"/>
+      <w:r>
+        <w:t xml:space="preserve"> it’s useful:</w:t>
       </w:r>
     </w:p>
     <w:p>
@@ -3702,7 +3911,7 @@
       </w:pPr>
       <w:r>
         <w:pict>
-          <v:rect id="_x0000_i1291" style="width:0;height:1.5pt" o:hralign="center" o:hrstd="t" o:hr="t" fillcolor="#a0a0a0" stroked="f"/>
+          <v:rect id="_x0000_i1051" style="width:0;height:1.5pt" o:hralign="center" o:hrstd="t" o:hr="t" fillcolor="#a0a0a0" stroked="f"/>
         </w:pict>
       </w:r>
     </w:p>
@@ -3717,8 +3926,13 @@
         <w:t>👉</w:t>
       </w:r>
       <w:r>
-        <w:t xml:space="preserve"> In simple terms:</w:t>
-      </w:r>
+        <w:t xml:space="preserve"> In simple terms</w:t>
+      </w:r>
+      <w:proofErr w:type="gramStart"/>
+      <w:r>
+        <w:t>:</w:t>
+      </w:r>
+      <w:proofErr w:type="gramEnd"/>
       <w:r>
         <w:br/>
       </w:r>
@@ -3773,7 +3987,15 @@
         <w:t>✅</w:t>
       </w:r>
       <w:r>
-        <w:t xml:space="preserve"> What it does:</w:t>
+        <w:t xml:space="preserve"> </w:t>
+      </w:r>
+      <w:proofErr w:type="gramStart"/>
+      <w:r>
+        <w:t>What</w:t>
+      </w:r>
+      <w:proofErr w:type="gramEnd"/>
+      <w:r>
+        <w:t xml:space="preserve"> it does:</w:t>
       </w:r>
     </w:p>
     <w:p>
@@ -3802,7 +4024,7 @@
     <w:p>
       <w:r>
         <w:pict>
-          <v:rect id="_x0000_i1295" style="width:0;height:1.5pt" o:hralign="center" o:hrstd="t" o:hr="t" fillcolor="#a0a0a0" stroked="f"/>
+          <v:rect id="_x0000_i1052" style="width:0;height:1.5pt" o:hralign="center" o:hrstd="t" o:hr="t" fillcolor="#a0a0a0" stroked="f"/>
         </w:pict>
       </w:r>
     </w:p>
@@ -3868,7 +4090,7 @@
       </w:pPr>
       <w:r>
         <w:pict>
-          <v:rect id="_x0000_i1296" style="width:0;height:1.5pt" o:hralign="center" o:hrstd="t" o:hr="t" fillcolor="#a0a0a0" stroked="f"/>
+          <v:rect id="_x0000_i1053" style="width:0;height:1.5pt" o:hralign="center" o:hrstd="t" o:hr="t" fillcolor="#a0a0a0" stroked="f"/>
         </w:pict>
       </w:r>
     </w:p>
@@ -3883,7 +4105,15 @@
         <w:t>⚠️</w:t>
       </w:r>
       <w:r>
-        <w:t xml:space="preserve"> What happens after:</w:t>
+        <w:t xml:space="preserve"> </w:t>
+      </w:r>
+      <w:proofErr w:type="gramStart"/>
+      <w:r>
+        <w:t>What</w:t>
+      </w:r>
+      <w:proofErr w:type="gramEnd"/>
+      <w:r>
+        <w:t xml:space="preserve"> happens after:</w:t>
       </w:r>
     </w:p>
     <w:p>
@@ -3925,7 +4155,7 @@
       </w:pPr>
       <w:r>
         <w:pict>
-          <v:rect id="_x0000_i1297" style="width:0;height:1.5pt" o:hralign="center" o:hrstd="t" o:hr="t" fillcolor="#a0a0a0" stroked="f"/>
+          <v:rect id="_x0000_i1054" style="width:0;height:1.5pt" o:hralign="center" o:hrstd="t" o:hr="t" fillcolor="#a0a0a0" stroked="f"/>
         </w:pict>
       </w:r>
     </w:p>
@@ -3940,8 +4170,13 @@
         <w:t>👉</w:t>
       </w:r>
       <w:r>
-        <w:t xml:space="preserve"> In simple terms:</w:t>
-      </w:r>
+        <w:t xml:space="preserve"> In simple terms</w:t>
+      </w:r>
+      <w:proofErr w:type="gramStart"/>
+      <w:r>
+        <w:t>:</w:t>
+      </w:r>
+      <w:proofErr w:type="gramEnd"/>
       <w:r>
         <w:br/>
       </w:r>
@@ -3992,6 +4227,7 @@
           <w:lang w:eastAsia="en-IN"/>
         </w:rPr>
       </w:pPr>
+      <w:proofErr w:type="gramStart"/>
       <w:r>
         <w:rPr>
           <w:rFonts w:ascii="Times New Roman" w:eastAsia="Times New Roman" w:hAnsi="Symbol" w:cs="Times New Roman"/>
@@ -4022,6 +4258,7 @@
         </w:rPr>
         <w:t>Opus</w:t>
       </w:r>
+      <w:proofErr w:type="gramEnd"/>
       <w:r>
         <w:rPr>
           <w:rFonts w:ascii="Times New Roman" w:eastAsia="Times New Roman" w:hAnsi="Times New Roman" w:cs="Times New Roman"/>
@@ -4042,6 +4279,7 @@
           <w:lang w:eastAsia="en-IN"/>
         </w:rPr>
       </w:pPr>
+      <w:proofErr w:type="gramStart"/>
       <w:r>
         <w:rPr>
           <w:rFonts w:ascii="Times New Roman" w:eastAsia="Times New Roman" w:hAnsi="Symbol" w:cs="Times New Roman"/>
@@ -4071,6 +4309,7 @@
         </w:rPr>
         <w:t>Sonnet</w:t>
       </w:r>
+      <w:proofErr w:type="gramEnd"/>
       <w:r>
         <w:rPr>
           <w:rFonts w:ascii="Times New Roman" w:eastAsia="Times New Roman" w:hAnsi="Times New Roman" w:cs="Times New Roman"/>
@@ -4091,6 +4330,7 @@
           <w:lang w:eastAsia="en-IN"/>
         </w:rPr>
       </w:pPr>
+      <w:proofErr w:type="gramStart"/>
       <w:r>
         <w:rPr>
           <w:rFonts w:ascii="Times New Roman" w:eastAsia="Times New Roman" w:hAnsi="Symbol" w:cs="Times New Roman"/>
@@ -4120,6 +4360,7 @@
         </w:rPr>
         <w:t>Haiku</w:t>
       </w:r>
+      <w:proofErr w:type="gramEnd"/>
       <w:r>
         <w:rPr>
           <w:rFonts w:ascii="Times New Roman" w:eastAsia="Times New Roman" w:hAnsi="Times New Roman" w:cs="Times New Roman"/>
@@ -4247,13 +4488,21 @@
         <w:pStyle w:val="NormalWeb"/>
       </w:pPr>
       <w:r>
-        <w:t>Shows available Claude models (Opus, Sonnet, Haiku) and lets you see/select what you can use.</w:t>
+        <w:t xml:space="preserve">Shows available Claude models (Opus, Sonnet, </w:t>
+      </w:r>
+      <w:proofErr w:type="gramStart"/>
+      <w:r>
+        <w:t>Haiku</w:t>
+      </w:r>
+      <w:proofErr w:type="gramEnd"/>
+      <w:r>
+        <w:t>) and lets you see/select what you can use.</w:t>
       </w:r>
     </w:p>
     <w:p>
       <w:r>
         <w:pict>
-          <v:rect id="_x0000_i1356" style="width:0;height:1.5pt" o:hralign="center" o:hrstd="t" o:hr="t" fillcolor="#a0a0a0" stroked="f"/>
+          <v:rect id="_x0000_i1055" style="width:0;height:1.5pt" o:hralign="center" o:hrstd="t" o:hr="t" fillcolor="#a0a0a0" stroked="f"/>
         </w:pict>
       </w:r>
     </w:p>
@@ -4288,7 +4537,7 @@
     <w:p>
       <w:r>
         <w:pict>
-          <v:rect id="_x0000_i1357" style="width:0;height:1.5pt" o:hralign="center" o:hrstd="t" o:hr="t" fillcolor="#a0a0a0" stroked="f"/>
+          <v:rect id="_x0000_i1056" style="width:0;height:1.5pt" o:hralign="center" o:hrstd="t" o:hr="t" fillcolor="#a0a0a0" stroked="f"/>
         </w:pict>
       </w:r>
     </w:p>
@@ -4303,7 +4552,15 @@
         <w:t>👉</w:t>
       </w:r>
       <w:r>
-        <w:t xml:space="preserve"> In short:</w:t>
+        <w:t xml:space="preserve"> </w:t>
+      </w:r>
+      <w:proofErr w:type="gramStart"/>
+      <w:r>
+        <w:t>In</w:t>
+      </w:r>
+      <w:proofErr w:type="gramEnd"/>
+      <w:r>
+        <w:t xml:space="preserve"> short:</w:t>
       </w:r>
     </w:p>
     <w:p>
@@ -4434,15 +4691,28 @@
         <w:t>✅</w:t>
       </w:r>
       <w:r>
-        <w:t xml:space="preserve"> What it does:</w:t>
+        <w:t xml:space="preserve"> </w:t>
+      </w:r>
+      <w:proofErr w:type="gramStart"/>
+      <w:r>
+        <w:t>What</w:t>
+      </w:r>
+      <w:proofErr w:type="gramEnd"/>
+      <w:r>
+        <w:t xml:space="preserve"> it does:</w:t>
       </w:r>
     </w:p>
     <w:p>
       <w:pPr>
         <w:pStyle w:val="NormalWeb"/>
       </w:pPr>
-      <w:r>
-        <w:t xml:space="preserve">Analyzes your </w:t>
+      <w:proofErr w:type="spellStart"/>
+      <w:r>
+        <w:t>Analyzes</w:t>
+      </w:r>
+      <w:proofErr w:type="spellEnd"/>
+      <w:r>
+        <w:t xml:space="preserve"> your </w:t>
       </w:r>
       <w:r>
         <w:rPr>
@@ -4457,8 +4727,16 @@
         <w:rPr>
           <w:rStyle w:val="Strong"/>
         </w:rPr>
-        <w:t>report of your coding behavior</w:t>
-      </w:r>
+        <w:t xml:space="preserve">report of your coding </w:t>
+      </w:r>
+      <w:proofErr w:type="spellStart"/>
+      <w:r>
+        <w:rPr>
+          <w:rStyle w:val="Strong"/>
+        </w:rPr>
+        <w:t>behavior</w:t>
+      </w:r>
+      <w:proofErr w:type="spellEnd"/>
       <w:r>
         <w:t>.</w:t>
       </w:r>
@@ -4473,7 +4751,15 @@
         <w:pStyle w:val="NormalWeb"/>
       </w:pPr>
       <w:r>
-        <w:t xml:space="preserve">/config — opens a UI dialog to change Claude Code settings like:                                 </w:t>
+        <w:t>/</w:t>
+      </w:r>
+      <w:proofErr w:type="spellStart"/>
+      <w:r>
+        <w:t>config</w:t>
+      </w:r>
+      <w:proofErr w:type="spellEnd"/>
+      <w:r>
+        <w:t xml:space="preserve"> — opens a UI dialog to change Claude Code settings like:                                 </w:t>
       </w:r>
     </w:p>
     <w:p>
@@ -4497,7 +4783,15 @@
         <w:pStyle w:val="NormalWeb"/>
       </w:pPr>
       <w:r>
-        <w:t xml:space="preserve">  - Auto-compact behavior                                                                          </w:t>
+        <w:t xml:space="preserve">  - Auto-compact </w:t>
+      </w:r>
+      <w:proofErr w:type="spellStart"/>
+      <w:r>
+        <w:t>behavior</w:t>
+      </w:r>
+      <w:proofErr w:type="spellEnd"/>
+      <w:r>
+        <w:t xml:space="preserve">                                                                          </w:t>
       </w:r>
     </w:p>
     <w:p>
@@ -4529,7 +4823,23 @@
         <w:pStyle w:val="NormalWeb"/>
       </w:pPr>
       <w:r>
-        <w:t xml:space="preserve">  your approval (the allowlist). You can add or remove permissions for things like bash commands,  </w:t>
+        <w:t xml:space="preserve">  </w:t>
+      </w:r>
+      <w:proofErr w:type="gramStart"/>
+      <w:r>
+        <w:t>your</w:t>
+      </w:r>
+      <w:proofErr w:type="gramEnd"/>
+      <w:r>
+        <w:t xml:space="preserve"> approval (the </w:t>
+      </w:r>
+      <w:proofErr w:type="spellStart"/>
+      <w:r>
+        <w:t>allowlist</w:t>
+      </w:r>
+      <w:proofErr w:type="spellEnd"/>
+      <w:r>
+        <w:t xml:space="preserve">). You can add or remove permissions for things like bash commands,  </w:t>
       </w:r>
     </w:p>
     <w:p>
@@ -4537,7 +4847,15 @@
         <w:pStyle w:val="NormalWeb"/>
       </w:pPr>
       <w:r>
-        <w:t xml:space="preserve">  file edits, etc.                                                                                 </w:t>
+        <w:t xml:space="preserve">  </w:t>
+      </w:r>
+      <w:proofErr w:type="gramStart"/>
+      <w:r>
+        <w:t>file</w:t>
+      </w:r>
+      <w:proofErr w:type="gramEnd"/>
+      <w:r>
+        <w:t xml:space="preserve"> edits, etc.                                                                                 </w:t>
       </w:r>
     </w:p>
     <w:p>
@@ -4553,10 +4871,16 @@
         <w:pStyle w:val="NormalWeb"/>
       </w:pPr>
       <w:r>
-        <w:t xml:space="preserve">  Both are just interactive UI shortcuts for things you could also edit directly in settings.json.</w:t>
-      </w:r>
-      <w:bookmarkStart w:id="0" w:name="_GoBack"/>
-      <w:bookmarkEnd w:id="0"/>
+        <w:t xml:space="preserve">  Both are just interactive UI shortcuts for things you could also edit directly in </w:t>
+      </w:r>
+      <w:proofErr w:type="spellStart"/>
+      <w:r>
+        <w:t>settings.json</w:t>
+      </w:r>
+      <w:proofErr w:type="spellEnd"/>
+      <w:r>
+        <w:t>.</w:t>
+      </w:r>
     </w:p>
     <w:p>
       <w:pPr>
@@ -4568,6 +4892,1419 @@
           <w:lang w:eastAsia="en-IN"/>
         </w:rPr>
       </w:pPr>
+    </w:p>
+    <w:p>
+      <w:pPr>
+        <w:pStyle w:val="Heading1"/>
+        <w:rPr>
+          <w:rFonts w:eastAsia="Times New Roman"/>
+          <w:lang w:eastAsia="en-IN"/>
+        </w:rPr>
+      </w:pPr>
+    </w:p>
+    <w:p>
+      <w:pPr>
+        <w:pStyle w:val="Heading1"/>
+        <w:rPr>
+          <w:rFonts w:eastAsia="Times New Roman"/>
+          <w:lang w:eastAsia="en-IN"/>
+        </w:rPr>
+      </w:pPr>
+    </w:p>
+    <w:p>
+      <w:pPr>
+        <w:pStyle w:val="Heading1"/>
+        <w:rPr>
+          <w:rFonts w:eastAsia="Times New Roman"/>
+          <w:lang w:eastAsia="en-IN"/>
+        </w:rPr>
+      </w:pPr>
+      <w:r>
+        <w:rPr>
+          <w:rFonts w:eastAsia="Times New Roman"/>
+          <w:lang w:eastAsia="en-IN"/>
+        </w:rPr>
+        <w:t>Context Window Managem</w:t>
+      </w:r>
+      <w:r>
+        <w:rPr>
+          <w:rFonts w:eastAsia="Times New Roman"/>
+          <w:lang w:eastAsia="en-IN"/>
+        </w:rPr>
+        <w:t>ent</w:t>
+      </w:r>
+    </w:p>
+    <w:p>
+      <w:pPr>
+        <w:rPr>
+          <w:lang w:eastAsia="en-IN"/>
+        </w:rPr>
+      </w:pPr>
+    </w:p>
+    <w:p>
+      <w:pPr>
+        <w:rPr>
+          <w:lang w:eastAsia="en-IN"/>
+        </w:rPr>
+      </w:pPr>
+      <w:r>
+        <w:rPr>
+          <w:noProof/>
+          <w:lang w:eastAsia="en-IN"/>
+        </w:rPr>
+        <w:drawing>
+          <wp:inline distT="0" distB="0" distL="0" distR="0" wp14:anchorId="505E657C" wp14:editId="1D5AD9EE">
+            <wp:extent cx="5731510" cy="3223895"/>
+            <wp:effectExtent l="0" t="0" r="2540" b="0"/>
+            <wp:docPr id="2" name="Picture 2"/>
+            <wp:cNvGraphicFramePr>
+              <a:graphicFrameLocks xmlns:a="http://schemas.openxmlformats.org/drawingml/2006/main" noChangeAspect="1"/>
+            </wp:cNvGraphicFramePr>
+            <a:graphic xmlns:a="http://schemas.openxmlformats.org/drawingml/2006/main">
+              <a:graphicData uri="http://schemas.openxmlformats.org/drawingml/2006/picture">
+                <pic:pic xmlns:pic="http://schemas.openxmlformats.org/drawingml/2006/picture">
+                  <pic:nvPicPr>
+                    <pic:cNvPr id="1" name=""/>
+                    <pic:cNvPicPr/>
+                  </pic:nvPicPr>
+                  <pic:blipFill>
+                    <a:blip r:embed="rId6"/>
+                    <a:stretch>
+                      <a:fillRect/>
+                    </a:stretch>
+                  </pic:blipFill>
+                  <pic:spPr>
+                    <a:xfrm>
+                      <a:off x="0" y="0"/>
+                      <a:ext cx="5731510" cy="3223895"/>
+                    </a:xfrm>
+                    <a:prstGeom prst="rect">
+                      <a:avLst/>
+                    </a:prstGeom>
+                  </pic:spPr>
+                </pic:pic>
+              </a:graphicData>
+            </a:graphic>
+          </wp:inline>
+        </w:drawing>
+      </w:r>
+    </w:p>
+    <w:p>
+      <w:pPr>
+        <w:rPr>
+          <w:lang w:eastAsia="en-IN"/>
+        </w:rPr>
+      </w:pPr>
+    </w:p>
+    <w:p>
+      <w:pPr>
+        <w:pStyle w:val="Heading1"/>
+      </w:pPr>
+      <w:r>
+        <w:rPr>
+          <w:rFonts w:ascii="Segoe UI Symbol" w:hAnsi="Segoe UI Symbol" w:cs="Segoe UI Symbol"/>
+        </w:rPr>
+        <w:t>📘</w:t>
+      </w:r>
+      <w:r>
+        <w:t xml:space="preserve"> Context Window Management (LLMs like Claude)</w:t>
+      </w:r>
+    </w:p>
+    <w:p>
+      <w:pPr>
+        <w:pStyle w:val="Heading2"/>
+      </w:pPr>
+      <w:r>
+        <w:rPr>
+          <w:rFonts w:ascii="Segoe UI Symbol" w:hAnsi="Segoe UI Symbol" w:cs="Segoe UI Symbol"/>
+        </w:rPr>
+        <w:t>🔹</w:t>
+      </w:r>
+      <w:r>
+        <w:t xml:space="preserve"> </w:t>
+      </w:r>
+      <w:proofErr w:type="gramStart"/>
+      <w:r>
+        <w:t>What</w:t>
+      </w:r>
+      <w:proofErr w:type="gramEnd"/>
+      <w:r>
+        <w:t xml:space="preserve"> is a Context Window?</w:t>
+      </w:r>
+    </w:p>
+    <w:p>
+      <w:pPr>
+        <w:numPr>
+          <w:ilvl w:val="0"/>
+          <w:numId w:val="34"/>
+        </w:numPr>
+        <w:spacing w:before="100" w:beforeAutospacing="1" w:after="100" w:afterAutospacing="1" w:line="240" w:lineRule="auto"/>
+      </w:pPr>
+      <w:r>
+        <w:t xml:space="preserve">The </w:t>
+      </w:r>
+      <w:r>
+        <w:rPr>
+          <w:rStyle w:val="Strong"/>
+        </w:rPr>
+        <w:t>context window</w:t>
+      </w:r>
+      <w:r>
+        <w:t xml:space="preserve"> is the maximum amount of text (measured in </w:t>
+      </w:r>
+      <w:r>
+        <w:rPr>
+          <w:rStyle w:val="Strong"/>
+        </w:rPr>
+        <w:t>tokens</w:t>
+      </w:r>
+      <w:r>
+        <w:t xml:space="preserve">) that an LLM can process at once. </w:t>
+      </w:r>
+    </w:p>
+    <w:p>
+      <w:pPr>
+        <w:numPr>
+          <w:ilvl w:val="0"/>
+          <w:numId w:val="34"/>
+        </w:numPr>
+        <w:spacing w:before="100" w:beforeAutospacing="1" w:after="100" w:afterAutospacing="1" w:line="240" w:lineRule="auto"/>
+      </w:pPr>
+      <w:r>
+        <w:t xml:space="preserve">It includes: </w:t>
+      </w:r>
+    </w:p>
+    <w:p>
+      <w:pPr>
+        <w:numPr>
+          <w:ilvl w:val="1"/>
+          <w:numId w:val="34"/>
+        </w:numPr>
+        <w:spacing w:before="100" w:beforeAutospacing="1" w:after="100" w:afterAutospacing="1" w:line="240" w:lineRule="auto"/>
+      </w:pPr>
+      <w:r>
+        <w:rPr>
+          <w:rStyle w:val="Strong"/>
+        </w:rPr>
+        <w:t>Input tokens</w:t>
+      </w:r>
+      <w:r>
+        <w:t xml:space="preserve"> (your prompts, previous conversation) </w:t>
+      </w:r>
+    </w:p>
+    <w:p>
+      <w:pPr>
+        <w:numPr>
+          <w:ilvl w:val="1"/>
+          <w:numId w:val="34"/>
+        </w:numPr>
+        <w:spacing w:before="100" w:beforeAutospacing="1" w:after="100" w:afterAutospacing="1" w:line="240" w:lineRule="auto"/>
+      </w:pPr>
+      <w:r>
+        <w:rPr>
+          <w:rStyle w:val="Strong"/>
+        </w:rPr>
+        <w:t>Output tokens</w:t>
+      </w:r>
+      <w:r>
+        <w:t xml:space="preserve"> (model’s replies) </w:t>
+      </w:r>
+    </w:p>
+    <w:p>
+      <w:pPr>
+        <w:pStyle w:val="NormalWeb"/>
+      </w:pPr>
+      <w:r>
+        <w:rPr>
+          <w:rFonts w:ascii="Segoe UI Symbol" w:hAnsi="Segoe UI Symbol" w:cs="Segoe UI Symbol"/>
+        </w:rPr>
+        <w:t>👉</w:t>
+      </w:r>
+      <w:r>
+        <w:t xml:space="preserve"> </w:t>
+      </w:r>
+      <w:proofErr w:type="gramStart"/>
+      <w:r>
+        <w:t>In</w:t>
+      </w:r>
+      <w:proofErr w:type="gramEnd"/>
+      <w:r>
+        <w:t xml:space="preserve"> simple terms:</w:t>
+      </w:r>
+    </w:p>
+    <w:p>
+      <w:pPr>
+        <w:pStyle w:val="NormalWeb"/>
+      </w:pPr>
+      <w:r>
+        <w:t xml:space="preserve">It’s the model’s </w:t>
+      </w:r>
+      <w:r>
+        <w:rPr>
+          <w:rStyle w:val="Emphasis"/>
+        </w:rPr>
+        <w:t>working memory</w:t>
+      </w:r>
+      <w:r>
+        <w:t xml:space="preserve"> for a conversation.</w:t>
+      </w:r>
+    </w:p>
+    <w:p>
+      <w:r>
+        <w:pict>
+          <v:rect id="_x0000_i1057" style="width:0;height:1.5pt" o:hralign="center" o:hrstd="t" o:hr="t" fillcolor="#a0a0a0" stroked="f"/>
+        </w:pict>
+      </w:r>
+    </w:p>
+    <w:p>
+      <w:pPr>
+        <w:pStyle w:val="Heading2"/>
+      </w:pPr>
+      <w:r>
+        <w:rPr>
+          <w:rFonts w:ascii="Segoe UI Symbol" w:hAnsi="Segoe UI Symbol" w:cs="Segoe UI Symbol"/>
+        </w:rPr>
+        <w:t>🔹</w:t>
+      </w:r>
+      <w:r>
+        <w:t xml:space="preserve"> Token Limits</w:t>
+      </w:r>
+    </w:p>
+    <w:p>
+      <w:pPr>
+        <w:numPr>
+          <w:ilvl w:val="0"/>
+          <w:numId w:val="35"/>
+        </w:numPr>
+        <w:spacing w:before="100" w:beforeAutospacing="1" w:after="100" w:afterAutospacing="1" w:line="240" w:lineRule="auto"/>
+      </w:pPr>
+      <w:r>
+        <w:t xml:space="preserve">Models have a fixed token limit. </w:t>
+      </w:r>
+    </w:p>
+    <w:p>
+      <w:pPr>
+        <w:numPr>
+          <w:ilvl w:val="0"/>
+          <w:numId w:val="35"/>
+        </w:numPr>
+        <w:spacing w:before="100" w:beforeAutospacing="1" w:after="100" w:afterAutospacing="1" w:line="240" w:lineRule="auto"/>
+      </w:pPr>
+      <w:r>
+        <w:lastRenderedPageBreak/>
+        <w:t xml:space="preserve">Example: </w:t>
+      </w:r>
+    </w:p>
+    <w:p>
+      <w:pPr>
+        <w:numPr>
+          <w:ilvl w:val="1"/>
+          <w:numId w:val="35"/>
+        </w:numPr>
+        <w:spacing w:before="100" w:beforeAutospacing="1" w:after="100" w:afterAutospacing="1" w:line="240" w:lineRule="auto"/>
+      </w:pPr>
+      <w:r>
+        <w:t xml:space="preserve">Claude Sonnet models ≈ </w:t>
+      </w:r>
+      <w:r>
+        <w:rPr>
+          <w:rStyle w:val="Strong"/>
+        </w:rPr>
+        <w:t>200,000 tokens</w:t>
+      </w:r>
+      <w:r>
+        <w:t xml:space="preserve"> </w:t>
+      </w:r>
+    </w:p>
+    <w:p>
+      <w:pPr>
+        <w:numPr>
+          <w:ilvl w:val="0"/>
+          <w:numId w:val="35"/>
+        </w:numPr>
+        <w:spacing w:before="100" w:beforeAutospacing="1" w:after="100" w:afterAutospacing="1" w:line="240" w:lineRule="auto"/>
+      </w:pPr>
+      <w:r>
+        <w:t xml:space="preserve">Important points: </w:t>
+      </w:r>
+    </w:p>
+    <w:p>
+      <w:pPr>
+        <w:numPr>
+          <w:ilvl w:val="1"/>
+          <w:numId w:val="35"/>
+        </w:numPr>
+        <w:spacing w:before="100" w:beforeAutospacing="1" w:after="100" w:afterAutospacing="1" w:line="240" w:lineRule="auto"/>
+      </w:pPr>
+      <w:r>
+        <w:t xml:space="preserve">Both </w:t>
+      </w:r>
+      <w:r>
+        <w:rPr>
+          <w:rStyle w:val="Strong"/>
+        </w:rPr>
+        <w:t>input + output</w:t>
+      </w:r>
+      <w:r>
+        <w:t xml:space="preserve"> count toward the limit. </w:t>
+      </w:r>
+    </w:p>
+    <w:p>
+      <w:pPr>
+        <w:numPr>
+          <w:ilvl w:val="1"/>
+          <w:numId w:val="35"/>
+        </w:numPr>
+        <w:spacing w:before="100" w:beforeAutospacing="1" w:after="100" w:afterAutospacing="1" w:line="240" w:lineRule="auto"/>
+      </w:pPr>
+      <w:r>
+        <w:t xml:space="preserve">Longer conversations → more tokens consumed. </w:t>
+      </w:r>
+    </w:p>
+    <w:p>
+      <w:pPr>
+        <w:spacing w:after="0"/>
+      </w:pPr>
+      <w:r>
+        <w:pict>
+          <v:rect id="_x0000_i1058" style="width:0;height:1.5pt" o:hralign="center" o:hrstd="t" o:hr="t" fillcolor="#a0a0a0" stroked="f"/>
+        </w:pict>
+      </w:r>
+    </w:p>
+    <w:p>
+      <w:pPr>
+        <w:pStyle w:val="Heading2"/>
+      </w:pPr>
+      <w:r>
+        <w:rPr>
+          <w:rFonts w:ascii="Segoe UI Symbol" w:hAnsi="Segoe UI Symbol" w:cs="Segoe UI Symbol"/>
+        </w:rPr>
+        <w:t>🔹</w:t>
+      </w:r>
+      <w:r>
+        <w:t xml:space="preserve"> How Conversations Use Tokens</w:t>
+      </w:r>
+    </w:p>
+    <w:p>
+      <w:pPr>
+        <w:numPr>
+          <w:ilvl w:val="0"/>
+          <w:numId w:val="36"/>
+        </w:numPr>
+        <w:spacing w:before="100" w:beforeAutospacing="1" w:after="100" w:afterAutospacing="1" w:line="240" w:lineRule="auto"/>
+      </w:pPr>
+      <w:r>
+        <w:t xml:space="preserve">Every request sends: </w:t>
+      </w:r>
+    </w:p>
+    <w:p>
+      <w:pPr>
+        <w:numPr>
+          <w:ilvl w:val="1"/>
+          <w:numId w:val="36"/>
+        </w:numPr>
+        <w:spacing w:before="100" w:beforeAutospacing="1" w:after="100" w:afterAutospacing="1" w:line="240" w:lineRule="auto"/>
+      </w:pPr>
+      <w:r>
+        <w:t xml:space="preserve">Entire conversation history </w:t>
+      </w:r>
+    </w:p>
+    <w:p>
+      <w:pPr>
+        <w:numPr>
+          <w:ilvl w:val="1"/>
+          <w:numId w:val="36"/>
+        </w:numPr>
+        <w:spacing w:before="100" w:beforeAutospacing="1" w:after="100" w:afterAutospacing="1" w:line="240" w:lineRule="auto"/>
+      </w:pPr>
+      <w:r>
+        <w:t xml:space="preserve">New prompt </w:t>
+      </w:r>
+    </w:p>
+    <w:p>
+      <w:pPr>
+        <w:numPr>
+          <w:ilvl w:val="0"/>
+          <w:numId w:val="36"/>
+        </w:numPr>
+        <w:spacing w:before="100" w:beforeAutospacing="1" w:after="100" w:afterAutospacing="1" w:line="240" w:lineRule="auto"/>
+      </w:pPr>
+      <w:r>
+        <w:t xml:space="preserve">So: </w:t>
+      </w:r>
+    </w:p>
+    <w:p>
+      <w:pPr>
+        <w:numPr>
+          <w:ilvl w:val="1"/>
+          <w:numId w:val="36"/>
+        </w:numPr>
+        <w:spacing w:before="100" w:beforeAutospacing="1" w:after="100" w:afterAutospacing="1" w:line="240" w:lineRule="auto"/>
+      </w:pPr>
+      <w:r>
+        <w:t xml:space="preserve">As the session grows → token usage increases </w:t>
+      </w:r>
+    </w:p>
+    <w:p>
+      <w:pPr>
+        <w:numPr>
+          <w:ilvl w:val="1"/>
+          <w:numId w:val="36"/>
+        </w:numPr>
+        <w:spacing w:before="100" w:beforeAutospacing="1" w:after="100" w:afterAutospacing="1" w:line="240" w:lineRule="auto"/>
+      </w:pPr>
+      <w:r>
+        <w:t xml:space="preserve">Cost increases </w:t>
+      </w:r>
+    </w:p>
+    <w:p>
+      <w:pPr>
+        <w:numPr>
+          <w:ilvl w:val="1"/>
+          <w:numId w:val="36"/>
+        </w:numPr>
+        <w:spacing w:before="100" w:beforeAutospacing="1" w:after="100" w:afterAutospacing="1" w:line="240" w:lineRule="auto"/>
+      </w:pPr>
+      <w:r>
+        <w:t xml:space="preserve">Performance may degrade </w:t>
+      </w:r>
+    </w:p>
+    <w:p>
+      <w:pPr>
+        <w:spacing w:after="0"/>
+      </w:pPr>
+      <w:r>
+        <w:pict>
+          <v:rect id="_x0000_i1059" style="width:0;height:1.5pt" o:hralign="center" o:hrstd="t" o:hr="t" fillcolor="#a0a0a0" stroked="f"/>
+        </w:pict>
+      </w:r>
+    </w:p>
+    <w:p>
+      <w:pPr>
+        <w:pStyle w:val="Heading2"/>
+      </w:pPr>
+      <w:r>
+        <w:rPr>
+          <w:rFonts w:ascii="Segoe UI Symbol" w:hAnsi="Segoe UI Symbol" w:cs="Segoe UI Symbol"/>
+        </w:rPr>
+        <w:t>🔹</w:t>
+      </w:r>
+      <w:r>
+        <w:t xml:space="preserve"> Why Context Window Matters</w:t>
+      </w:r>
+    </w:p>
+    <w:p>
+      <w:pPr>
+        <w:pStyle w:val="Heading3"/>
+      </w:pPr>
+      <w:r>
+        <w:t xml:space="preserve">1. </w:t>
+      </w:r>
+      <w:r>
+        <w:rPr>
+          <w:rFonts w:ascii="Segoe UI Symbol" w:hAnsi="Segoe UI Symbol" w:cs="Segoe UI Symbol"/>
+        </w:rPr>
+        <w:t>💰</w:t>
+      </w:r>
+      <w:r>
+        <w:t xml:space="preserve"> Cost Impact</w:t>
+      </w:r>
+    </w:p>
+    <w:p>
+      <w:pPr>
+        <w:numPr>
+          <w:ilvl w:val="0"/>
+          <w:numId w:val="37"/>
+        </w:numPr>
+        <w:spacing w:before="100" w:beforeAutospacing="1" w:after="100" w:afterAutospacing="1" w:line="240" w:lineRule="auto"/>
+      </w:pPr>
+      <w:r>
+        <w:t xml:space="preserve">More tokens = higher cost </w:t>
+      </w:r>
+    </w:p>
+    <w:p>
+      <w:pPr>
+        <w:numPr>
+          <w:ilvl w:val="0"/>
+          <w:numId w:val="37"/>
+        </w:numPr>
+        <w:spacing w:before="100" w:beforeAutospacing="1" w:after="100" w:afterAutospacing="1" w:line="240" w:lineRule="auto"/>
+      </w:pPr>
+      <w:r>
+        <w:t xml:space="preserve">Reusing the same long session repeatedly is expensive </w:t>
+      </w:r>
+    </w:p>
+    <w:p>
+      <w:pPr>
+        <w:pStyle w:val="Heading3"/>
+      </w:pPr>
+      <w:r>
+        <w:t xml:space="preserve">2. </w:t>
+      </w:r>
+      <w:r>
+        <w:rPr>
+          <w:rFonts w:ascii="Segoe UI Symbol" w:hAnsi="Segoe UI Symbol" w:cs="Segoe UI Symbol"/>
+        </w:rPr>
+        <w:t>⚠️</w:t>
+      </w:r>
+      <w:r>
+        <w:t xml:space="preserve"> Performance Degradation</w:t>
+      </w:r>
+    </w:p>
+    <w:p>
+      <w:pPr>
+        <w:numPr>
+          <w:ilvl w:val="0"/>
+          <w:numId w:val="38"/>
+        </w:numPr>
+        <w:spacing w:before="100" w:beforeAutospacing="1" w:after="100" w:afterAutospacing="1" w:line="240" w:lineRule="auto"/>
+      </w:pPr>
+      <w:r>
+        <w:t xml:space="preserve">When near token limit: </w:t>
+      </w:r>
+    </w:p>
+    <w:p>
+      <w:pPr>
+        <w:numPr>
+          <w:ilvl w:val="1"/>
+          <w:numId w:val="38"/>
+        </w:numPr>
+        <w:spacing w:before="100" w:beforeAutospacing="1" w:after="100" w:afterAutospacing="1" w:line="240" w:lineRule="auto"/>
+      </w:pPr>
+      <w:r>
+        <w:t xml:space="preserve">Model may lose important earlier context </w:t>
+      </w:r>
+    </w:p>
+    <w:p>
+      <w:pPr>
+        <w:numPr>
+          <w:ilvl w:val="1"/>
+          <w:numId w:val="38"/>
+        </w:numPr>
+        <w:spacing w:before="100" w:beforeAutospacing="1" w:after="100" w:afterAutospacing="1" w:line="240" w:lineRule="auto"/>
+      </w:pPr>
+      <w:r>
+        <w:t xml:space="preserve">Responses become: </w:t>
+      </w:r>
+    </w:p>
+    <w:p>
+      <w:pPr>
+        <w:numPr>
+          <w:ilvl w:val="2"/>
+          <w:numId w:val="38"/>
+        </w:numPr>
+        <w:spacing w:before="100" w:beforeAutospacing="1" w:after="100" w:afterAutospacing="1" w:line="240" w:lineRule="auto"/>
+      </w:pPr>
+      <w:r>
+        <w:t xml:space="preserve">Less accurate </w:t>
+      </w:r>
+    </w:p>
+    <w:p>
+      <w:pPr>
+        <w:numPr>
+          <w:ilvl w:val="2"/>
+          <w:numId w:val="38"/>
+        </w:numPr>
+        <w:spacing w:before="100" w:beforeAutospacing="1" w:after="100" w:afterAutospacing="1" w:line="240" w:lineRule="auto"/>
+      </w:pPr>
+      <w:r>
+        <w:t xml:space="preserve">Less relevant </w:t>
+      </w:r>
+    </w:p>
+    <w:p>
+      <w:pPr>
+        <w:numPr>
+          <w:ilvl w:val="2"/>
+          <w:numId w:val="38"/>
+        </w:numPr>
+        <w:spacing w:before="100" w:beforeAutospacing="1" w:after="100" w:afterAutospacing="1" w:line="240" w:lineRule="auto"/>
+      </w:pPr>
+      <w:r>
+        <w:t xml:space="preserve">More generic </w:t>
+      </w:r>
+    </w:p>
+    <w:p>
+      <w:pPr>
+        <w:spacing w:after="0"/>
+      </w:pPr>
+      <w:r>
+        <w:pict>
+          <v:rect id="_x0000_i1060" style="width:0;height:1.5pt" o:hralign="center" o:hrstd="t" o:hr="t" fillcolor="#a0a0a0" stroked="f"/>
+        </w:pict>
+      </w:r>
+    </w:p>
+    <w:p>
+      <w:pPr>
+        <w:pStyle w:val="Heading2"/>
+      </w:pPr>
+      <w:r>
+        <w:rPr>
+          <w:rFonts w:ascii="Segoe UI Symbol" w:hAnsi="Segoe UI Symbol" w:cs="Segoe UI Symbol"/>
+        </w:rPr>
+        <w:t>🔹</w:t>
+      </w:r>
+      <w:r>
+        <w:t xml:space="preserve"> Best Practices</w:t>
+      </w:r>
+    </w:p>
+    <w:p>
+      <w:pPr>
+        <w:pStyle w:val="Heading3"/>
+      </w:pPr>
+      <w:r>
+        <w:rPr>
+          <w:rFonts w:ascii="Segoe UI Symbol" w:hAnsi="Segoe UI Symbol" w:cs="Segoe UI Symbol"/>
+        </w:rPr>
+        <w:t>✅</w:t>
+      </w:r>
+      <w:r>
+        <w:t xml:space="preserve"> 1. Start New Sessions Frequently</w:t>
+      </w:r>
+    </w:p>
+    <w:p>
+      <w:pPr>
+        <w:numPr>
+          <w:ilvl w:val="0"/>
+          <w:numId w:val="39"/>
+        </w:numPr>
+        <w:spacing w:before="100" w:beforeAutospacing="1" w:after="100" w:afterAutospacing="1" w:line="240" w:lineRule="auto"/>
+      </w:pPr>
+      <w:r>
+        <w:t xml:space="preserve">Use separate sessions for: </w:t>
+      </w:r>
+    </w:p>
+    <w:p>
+      <w:pPr>
+        <w:numPr>
+          <w:ilvl w:val="1"/>
+          <w:numId w:val="39"/>
+        </w:numPr>
+        <w:spacing w:before="100" w:beforeAutospacing="1" w:after="100" w:afterAutospacing="1" w:line="240" w:lineRule="auto"/>
+      </w:pPr>
+      <w:r>
+        <w:t xml:space="preserve">Different tasks </w:t>
+      </w:r>
+    </w:p>
+    <w:p>
+      <w:pPr>
+        <w:numPr>
+          <w:ilvl w:val="1"/>
+          <w:numId w:val="39"/>
+        </w:numPr>
+        <w:spacing w:before="100" w:beforeAutospacing="1" w:after="100" w:afterAutospacing="1" w:line="240" w:lineRule="auto"/>
+      </w:pPr>
+      <w:r>
+        <w:t xml:space="preserve">Different projects </w:t>
+      </w:r>
+    </w:p>
+    <w:p>
+      <w:pPr>
+        <w:numPr>
+          <w:ilvl w:val="0"/>
+          <w:numId w:val="39"/>
+        </w:numPr>
+        <w:spacing w:before="100" w:beforeAutospacing="1" w:after="100" w:afterAutospacing="1" w:line="240" w:lineRule="auto"/>
+      </w:pPr>
+      <w:r>
+        <w:t xml:space="preserve">Avoid: </w:t>
+      </w:r>
+    </w:p>
+    <w:p>
+      <w:pPr>
+        <w:numPr>
+          <w:ilvl w:val="1"/>
+          <w:numId w:val="39"/>
+        </w:numPr>
+        <w:spacing w:before="100" w:beforeAutospacing="1" w:after="100" w:afterAutospacing="1" w:line="240" w:lineRule="auto"/>
+      </w:pPr>
+      <w:r>
+        <w:t xml:space="preserve">Using one session for everything </w:t>
+      </w:r>
+    </w:p>
+    <w:p>
+      <w:pPr>
+        <w:spacing w:after="0"/>
+      </w:pPr>
+      <w:r>
+        <w:lastRenderedPageBreak/>
+        <w:pict>
+          <v:rect id="_x0000_i1061" style="width:0;height:1.5pt" o:hralign="center" o:hrstd="t" o:hr="t" fillcolor="#a0a0a0" stroked="f"/>
+        </w:pict>
+      </w:r>
+    </w:p>
+    <w:p>
+      <w:pPr>
+        <w:pStyle w:val="Heading3"/>
+      </w:pPr>
+      <w:r>
+        <w:rPr>
+          <w:rFonts w:ascii="Segoe UI Symbol" w:hAnsi="Segoe UI Symbol" w:cs="Segoe UI Symbol"/>
+        </w:rPr>
+        <w:t>✅</w:t>
+      </w:r>
+      <w:r>
+        <w:t xml:space="preserve"> 2. Use </w:t>
+      </w:r>
+      <w:r>
+        <w:rPr>
+          <w:rStyle w:val="HTMLCode"/>
+        </w:rPr>
+        <w:t>/clear</w:t>
+      </w:r>
+      <w:r>
+        <w:t xml:space="preserve"> Command</w:t>
+      </w:r>
+    </w:p>
+    <w:p>
+      <w:pPr>
+        <w:numPr>
+          <w:ilvl w:val="0"/>
+          <w:numId w:val="40"/>
+        </w:numPr>
+        <w:spacing w:before="100" w:beforeAutospacing="1" w:after="100" w:afterAutospacing="1" w:line="240" w:lineRule="auto"/>
+      </w:pPr>
+      <w:r>
+        <w:t xml:space="preserve">Clears conversation history </w:t>
+      </w:r>
+    </w:p>
+    <w:p>
+      <w:pPr>
+        <w:numPr>
+          <w:ilvl w:val="0"/>
+          <w:numId w:val="40"/>
+        </w:numPr>
+        <w:spacing w:before="100" w:beforeAutospacing="1" w:after="100" w:afterAutospacing="1" w:line="240" w:lineRule="auto"/>
+      </w:pPr>
+      <w:r>
+        <w:t xml:space="preserve">Keeps same session ID but resets context </w:t>
+      </w:r>
+    </w:p>
+    <w:p>
+      <w:pPr>
+        <w:numPr>
+          <w:ilvl w:val="0"/>
+          <w:numId w:val="40"/>
+        </w:numPr>
+        <w:spacing w:before="100" w:beforeAutospacing="1" w:after="100" w:afterAutospacing="1" w:line="240" w:lineRule="auto"/>
+      </w:pPr>
+      <w:r>
+        <w:t xml:space="preserve">Useful when: </w:t>
+      </w:r>
+    </w:p>
+    <w:p>
+      <w:pPr>
+        <w:numPr>
+          <w:ilvl w:val="1"/>
+          <w:numId w:val="40"/>
+        </w:numPr>
+        <w:spacing w:before="100" w:beforeAutospacing="1" w:after="100" w:afterAutospacing="1" w:line="240" w:lineRule="auto"/>
+      </w:pPr>
+      <w:r>
+        <w:t xml:space="preserve">Context is no longer relevant </w:t>
+      </w:r>
+    </w:p>
+    <w:p>
+      <w:pPr>
+        <w:numPr>
+          <w:ilvl w:val="1"/>
+          <w:numId w:val="40"/>
+        </w:numPr>
+        <w:spacing w:before="100" w:beforeAutospacing="1" w:after="100" w:afterAutospacing="1" w:line="240" w:lineRule="auto"/>
+      </w:pPr>
+      <w:r>
+        <w:t xml:space="preserve">Token usage is high </w:t>
+      </w:r>
+    </w:p>
+    <w:p>
+      <w:pPr>
+        <w:spacing w:after="0"/>
+      </w:pPr>
+      <w:r>
+        <w:pict>
+          <v:rect id="_x0000_i1062" style="width:0;height:1.5pt" o:hralign="center" o:hrstd="t" o:hr="t" fillcolor="#a0a0a0" stroked="f"/>
+        </w:pict>
+      </w:r>
+    </w:p>
+    <w:p>
+      <w:pPr>
+        <w:pStyle w:val="Heading3"/>
+      </w:pPr>
+      <w:r>
+        <w:rPr>
+          <w:rFonts w:ascii="Segoe UI Symbol" w:hAnsi="Segoe UI Symbol" w:cs="Segoe UI Symbol"/>
+        </w:rPr>
+        <w:t>✅</w:t>
+      </w:r>
+      <w:r>
+        <w:t xml:space="preserve"> 3. Keep Context Minimal</w:t>
+      </w:r>
+    </w:p>
+    <w:p>
+      <w:pPr>
+        <w:numPr>
+          <w:ilvl w:val="0"/>
+          <w:numId w:val="41"/>
+        </w:numPr>
+        <w:spacing w:before="100" w:beforeAutospacing="1" w:after="100" w:afterAutospacing="1" w:line="240" w:lineRule="auto"/>
+      </w:pPr>
+      <w:r>
+        <w:t xml:space="preserve">Only include necessary information </w:t>
+      </w:r>
+    </w:p>
+    <w:p>
+      <w:pPr>
+        <w:numPr>
+          <w:ilvl w:val="0"/>
+          <w:numId w:val="41"/>
+        </w:numPr>
+        <w:spacing w:before="100" w:beforeAutospacing="1" w:after="100" w:afterAutospacing="1" w:line="240" w:lineRule="auto"/>
+      </w:pPr>
+      <w:r>
+        <w:t xml:space="preserve">Avoid: </w:t>
+      </w:r>
+    </w:p>
+    <w:p>
+      <w:pPr>
+        <w:numPr>
+          <w:ilvl w:val="1"/>
+          <w:numId w:val="41"/>
+        </w:numPr>
+        <w:spacing w:before="100" w:beforeAutospacing="1" w:after="100" w:afterAutospacing="1" w:line="240" w:lineRule="auto"/>
+      </w:pPr>
+      <w:r>
+        <w:t xml:space="preserve">Redundant prompts </w:t>
+      </w:r>
+    </w:p>
+    <w:p>
+      <w:pPr>
+        <w:numPr>
+          <w:ilvl w:val="1"/>
+          <w:numId w:val="41"/>
+        </w:numPr>
+        <w:spacing w:before="100" w:beforeAutospacing="1" w:after="100" w:afterAutospacing="1" w:line="240" w:lineRule="auto"/>
+      </w:pPr>
+      <w:r>
+        <w:t xml:space="preserve">Irrelevant data </w:t>
+      </w:r>
+    </w:p>
+    <w:p>
+      <w:pPr>
+        <w:spacing w:after="0"/>
+      </w:pPr>
+      <w:r>
+        <w:pict>
+          <v:rect id="_x0000_i1063" style="width:0;height:1.5pt" o:hralign="center" o:hrstd="t" o:hr="t" fillcolor="#a0a0a0" stroked="f"/>
+        </w:pict>
+      </w:r>
+    </w:p>
+    <w:p>
+      <w:pPr>
+        <w:pStyle w:val="Heading3"/>
+      </w:pPr>
+      <w:r>
+        <w:rPr>
+          <w:rFonts w:ascii="Segoe UI Symbol" w:hAnsi="Segoe UI Symbol" w:cs="Segoe UI Symbol"/>
+        </w:rPr>
+        <w:t>✅</w:t>
+      </w:r>
+      <w:r>
+        <w:t xml:space="preserve"> 4. Use “Compact” Mode (When Available)</w:t>
+      </w:r>
+    </w:p>
+    <w:p>
+      <w:pPr>
+        <w:numPr>
+          <w:ilvl w:val="0"/>
+          <w:numId w:val="42"/>
+        </w:numPr>
+        <w:spacing w:before="100" w:beforeAutospacing="1" w:after="100" w:afterAutospacing="1" w:line="240" w:lineRule="auto"/>
+      </w:pPr>
+      <w:r>
+        <w:t xml:space="preserve">Helps reduce token usage </w:t>
+      </w:r>
+    </w:p>
+    <w:p>
+      <w:pPr>
+        <w:numPr>
+          <w:ilvl w:val="0"/>
+          <w:numId w:val="42"/>
+        </w:numPr>
+        <w:spacing w:before="100" w:beforeAutospacing="1" w:after="100" w:afterAutospacing="1" w:line="240" w:lineRule="auto"/>
+      </w:pPr>
+      <w:r>
+        <w:t xml:space="preserve">Prevents unnecessary verbosity </w:t>
+      </w:r>
+    </w:p>
+    <w:p>
+      <w:pPr>
+        <w:numPr>
+          <w:ilvl w:val="0"/>
+          <w:numId w:val="42"/>
+        </w:numPr>
+        <w:spacing w:before="100" w:beforeAutospacing="1" w:after="100" w:afterAutospacing="1" w:line="240" w:lineRule="auto"/>
+      </w:pPr>
+      <w:r>
+        <w:t xml:space="preserve">Important because: </w:t>
+      </w:r>
+    </w:p>
+    <w:p>
+      <w:pPr>
+        <w:numPr>
+          <w:ilvl w:val="1"/>
+          <w:numId w:val="42"/>
+        </w:numPr>
+        <w:spacing w:before="100" w:beforeAutospacing="1" w:after="100" w:afterAutospacing="1" w:line="240" w:lineRule="auto"/>
+      </w:pPr>
+      <w:r>
+        <w:t xml:space="preserve">Automatic compression may not always be optimal </w:t>
+      </w:r>
+    </w:p>
+    <w:p>
+      <w:pPr>
+        <w:spacing w:after="0"/>
+      </w:pPr>
+      <w:r>
+        <w:pict>
+          <v:rect id="_x0000_i1064" style="width:0;height:1.5pt" o:hralign="center" o:hrstd="t" o:hr="t" fillcolor="#a0a0a0" stroked="f"/>
+        </w:pict>
+      </w:r>
+    </w:p>
+    <w:p>
+      <w:pPr>
+        <w:pStyle w:val="Heading3"/>
+      </w:pPr>
+      <w:r>
+        <w:rPr>
+          <w:rFonts w:ascii="Segoe UI Symbol" w:hAnsi="Segoe UI Symbol" w:cs="Segoe UI Symbol"/>
+        </w:rPr>
+        <w:t>✅</w:t>
+      </w:r>
+      <w:r>
+        <w:t xml:space="preserve"> 5. Use Sub-Agents</w:t>
+      </w:r>
+    </w:p>
+    <w:p>
+      <w:pPr>
+        <w:numPr>
+          <w:ilvl w:val="0"/>
+          <w:numId w:val="43"/>
+        </w:numPr>
+        <w:spacing w:before="100" w:beforeAutospacing="1" w:after="100" w:afterAutospacing="1" w:line="240" w:lineRule="auto"/>
+      </w:pPr>
+      <w:r>
+        <w:t xml:space="preserve">Sub-agents = separate working contexts </w:t>
+      </w:r>
+    </w:p>
+    <w:p>
+      <w:pPr>
+        <w:numPr>
+          <w:ilvl w:val="0"/>
+          <w:numId w:val="43"/>
+        </w:numPr>
+        <w:spacing w:before="100" w:beforeAutospacing="1" w:after="100" w:afterAutospacing="1" w:line="240" w:lineRule="auto"/>
+      </w:pPr>
+      <w:r>
+        <w:t xml:space="preserve">Each can: </w:t>
+      </w:r>
+    </w:p>
+    <w:p>
+      <w:pPr>
+        <w:numPr>
+          <w:ilvl w:val="1"/>
+          <w:numId w:val="43"/>
+        </w:numPr>
+        <w:spacing w:before="100" w:beforeAutospacing="1" w:after="100" w:afterAutospacing="1" w:line="240" w:lineRule="auto"/>
+      </w:pPr>
+      <w:r>
+        <w:t xml:space="preserve">Handle specific tasks </w:t>
+      </w:r>
+    </w:p>
+    <w:p>
+      <w:pPr>
+        <w:numPr>
+          <w:ilvl w:val="1"/>
+          <w:numId w:val="43"/>
+        </w:numPr>
+        <w:spacing w:before="100" w:beforeAutospacing="1" w:after="100" w:afterAutospacing="1" w:line="240" w:lineRule="auto"/>
+      </w:pPr>
+      <w:r>
+        <w:t xml:space="preserve">Use its own token space (~200k) </w:t>
+      </w:r>
+    </w:p>
+    <w:p>
+      <w:pPr>
+        <w:pStyle w:val="Heading4"/>
+      </w:pPr>
+      <w:r>
+        <w:t>When to use:</w:t>
+      </w:r>
+    </w:p>
+    <w:p>
+      <w:pPr>
+        <w:numPr>
+          <w:ilvl w:val="0"/>
+          <w:numId w:val="44"/>
+        </w:numPr>
+        <w:spacing w:before="100" w:beforeAutospacing="1" w:after="100" w:afterAutospacing="1" w:line="240" w:lineRule="auto"/>
+      </w:pPr>
+      <w:r>
+        <w:t xml:space="preserve">Exploratory work </w:t>
+      </w:r>
+    </w:p>
+    <w:p>
+      <w:pPr>
+        <w:numPr>
+          <w:ilvl w:val="0"/>
+          <w:numId w:val="44"/>
+        </w:numPr>
+        <w:spacing w:before="100" w:beforeAutospacing="1" w:after="100" w:afterAutospacing="1" w:line="240" w:lineRule="auto"/>
+      </w:pPr>
+      <w:r>
+        <w:t xml:space="preserve">Parallel tasks </w:t>
+      </w:r>
+    </w:p>
+    <w:p>
+      <w:pPr>
+        <w:numPr>
+          <w:ilvl w:val="0"/>
+          <w:numId w:val="44"/>
+        </w:numPr>
+        <w:spacing w:before="100" w:beforeAutospacing="1" w:after="100" w:afterAutospacing="1" w:line="240" w:lineRule="auto"/>
+      </w:pPr>
+      <w:r>
+        <w:t xml:space="preserve">Complex workflows </w:t>
+      </w:r>
+    </w:p>
+    <w:p>
+      <w:pPr>
+        <w:spacing w:after="0"/>
+      </w:pPr>
+      <w:r>
+        <w:pict>
+          <v:rect id="_x0000_i1065" style="width:0;height:1.5pt" o:hralign="center" o:hrstd="t" o:hr="t" fillcolor="#a0a0a0" stroked="f"/>
+        </w:pict>
+      </w:r>
+    </w:p>
+    <w:p>
+      <w:pPr>
+        <w:pStyle w:val="Heading3"/>
+      </w:pPr>
+      <w:r>
+        <w:rPr>
+          <w:rFonts w:ascii="Segoe UI Symbol" w:hAnsi="Segoe UI Symbol" w:cs="Segoe UI Symbol"/>
+        </w:rPr>
+        <w:t>✅</w:t>
+      </w:r>
+      <w:r>
+        <w:t xml:space="preserve"> 6. Use </w:t>
+      </w:r>
+      <w:r>
+        <w:rPr>
+          <w:rStyle w:val="HTMLCode"/>
+        </w:rPr>
+        <w:t>.</w:t>
+      </w:r>
+      <w:proofErr w:type="spellStart"/>
+      <w:r>
+        <w:rPr>
+          <w:rStyle w:val="HTMLCode"/>
+        </w:rPr>
+        <w:t>claudeignore</w:t>
+      </w:r>
+      <w:proofErr w:type="spellEnd"/>
+    </w:p>
+    <w:p>
+      <w:pPr>
+        <w:numPr>
+          <w:ilvl w:val="0"/>
+          <w:numId w:val="45"/>
+        </w:numPr>
+        <w:spacing w:before="100" w:beforeAutospacing="1" w:after="100" w:afterAutospacing="1" w:line="240" w:lineRule="auto"/>
+      </w:pPr>
+      <w:r>
+        <w:t xml:space="preserve">Similar to </w:t>
+      </w:r>
+      <w:r>
+        <w:rPr>
+          <w:rStyle w:val="HTMLCode"/>
+          <w:rFonts w:eastAsiaTheme="minorHAnsi"/>
+        </w:rPr>
+        <w:t>.</w:t>
+      </w:r>
+      <w:proofErr w:type="spellStart"/>
+      <w:r>
+        <w:rPr>
+          <w:rStyle w:val="HTMLCode"/>
+          <w:rFonts w:eastAsiaTheme="minorHAnsi"/>
+        </w:rPr>
+        <w:t>gitignore</w:t>
+      </w:r>
+      <w:proofErr w:type="spellEnd"/>
+      <w:r>
+        <w:t xml:space="preserve"> </w:t>
+      </w:r>
+    </w:p>
+    <w:p>
+      <w:pPr>
+        <w:numPr>
+          <w:ilvl w:val="0"/>
+          <w:numId w:val="45"/>
+        </w:numPr>
+        <w:spacing w:before="100" w:beforeAutospacing="1" w:after="100" w:afterAutospacing="1" w:line="240" w:lineRule="auto"/>
+      </w:pPr>
+      <w:r>
+        <w:t xml:space="preserve">Prevents irrelevant files from being included in context </w:t>
+      </w:r>
+    </w:p>
+    <w:p>
+      <w:pPr>
+        <w:pStyle w:val="Heading4"/>
+      </w:pPr>
+      <w:r>
+        <w:lastRenderedPageBreak/>
+        <w:t>Benefits:</w:t>
+      </w:r>
+    </w:p>
+    <w:p>
+      <w:pPr>
+        <w:numPr>
+          <w:ilvl w:val="0"/>
+          <w:numId w:val="46"/>
+        </w:numPr>
+        <w:spacing w:before="100" w:beforeAutospacing="1" w:after="100" w:afterAutospacing="1" w:line="240" w:lineRule="auto"/>
+      </w:pPr>
+      <w:r>
+        <w:t xml:space="preserve">Reduces token usage </w:t>
+      </w:r>
+    </w:p>
+    <w:p>
+      <w:pPr>
+        <w:numPr>
+          <w:ilvl w:val="0"/>
+          <w:numId w:val="46"/>
+        </w:numPr>
+        <w:spacing w:before="100" w:beforeAutospacing="1" w:after="100" w:afterAutospacing="1" w:line="240" w:lineRule="auto"/>
+      </w:pPr>
+      <w:r>
+        <w:t xml:space="preserve">Improves response quality </w:t>
+      </w:r>
+    </w:p>
+    <w:p>
+      <w:pPr>
+        <w:numPr>
+          <w:ilvl w:val="0"/>
+          <w:numId w:val="46"/>
+        </w:numPr>
+        <w:spacing w:before="100" w:beforeAutospacing="1" w:after="100" w:afterAutospacing="1" w:line="240" w:lineRule="auto"/>
+      </w:pPr>
+      <w:r>
+        <w:t xml:space="preserve">Keeps focus on relevant data </w:t>
+      </w:r>
+    </w:p>
+    <w:p>
+      <w:pPr>
+        <w:spacing w:after="0"/>
+      </w:pPr>
+      <w:r>
+        <w:pict>
+          <v:rect id="_x0000_i1066" style="width:0;height:1.5pt" o:hralign="center" o:hrstd="t" o:hr="t" fillcolor="#a0a0a0" stroked="f"/>
+        </w:pict>
+      </w:r>
+    </w:p>
+    <w:p>
+      <w:pPr>
+        <w:pStyle w:val="Heading2"/>
+      </w:pPr>
+      <w:r>
+        <w:rPr>
+          <w:rFonts w:ascii="Segoe UI Symbol" w:hAnsi="Segoe UI Symbol" w:cs="Segoe UI Symbol"/>
+        </w:rPr>
+        <w:t>🔹</w:t>
+      </w:r>
+      <w:r>
+        <w:t xml:space="preserve"> Key Observations</w:t>
+      </w:r>
+    </w:p>
+    <w:p>
+      <w:pPr>
+        <w:numPr>
+          <w:ilvl w:val="0"/>
+          <w:numId w:val="47"/>
+        </w:numPr>
+        <w:spacing w:before="100" w:beforeAutospacing="1" w:after="100" w:afterAutospacing="1" w:line="240" w:lineRule="auto"/>
+      </w:pPr>
+      <w:r>
+        <w:t xml:space="preserve">Context window ≠ infinite memory </w:t>
+      </w:r>
+    </w:p>
+    <w:p>
+      <w:pPr>
+        <w:numPr>
+          <w:ilvl w:val="0"/>
+          <w:numId w:val="47"/>
+        </w:numPr>
+        <w:spacing w:before="100" w:beforeAutospacing="1" w:after="100" w:afterAutospacing="1" w:line="240" w:lineRule="auto"/>
+      </w:pPr>
+      <w:r>
+        <w:t xml:space="preserve">Large context = </w:t>
+      </w:r>
+      <w:r>
+        <w:rPr>
+          <w:rStyle w:val="Strong"/>
+        </w:rPr>
+        <w:t>slower + costlier + sometimes worse outputs</w:t>
+      </w:r>
+      <w:r>
+        <w:t xml:space="preserve"> </w:t>
+      </w:r>
+    </w:p>
+    <w:p>
+      <w:pPr>
+        <w:numPr>
+          <w:ilvl w:val="0"/>
+          <w:numId w:val="47"/>
+        </w:numPr>
+        <w:spacing w:before="100" w:beforeAutospacing="1" w:after="100" w:afterAutospacing="1" w:line="240" w:lineRule="auto"/>
+      </w:pPr>
+      <w:r>
+        <w:t xml:space="preserve">Efficient usage = </w:t>
+      </w:r>
+      <w:r>
+        <w:rPr>
+          <w:rStyle w:val="Strong"/>
+        </w:rPr>
+        <w:t>better performance + lower cost</w:t>
+      </w:r>
+      <w:r>
+        <w:t xml:space="preserve"> </w:t>
+      </w:r>
+    </w:p>
+    <w:p>
+      <w:pPr>
+        <w:spacing w:after="0"/>
+      </w:pPr>
+      <w:r>
+        <w:pict>
+          <v:rect id="_x0000_i1067" style="width:0;height:1.5pt" o:hralign="center" o:hrstd="t" o:hr="t" fillcolor="#a0a0a0" stroked="f"/>
+        </w:pict>
+      </w:r>
+    </w:p>
+    <w:p>
+      <w:pPr>
+        <w:pStyle w:val="Heading2"/>
+      </w:pPr>
+      <w:r>
+        <w:rPr>
+          <w:rFonts w:ascii="Segoe UI Symbol" w:hAnsi="Segoe UI Symbol" w:cs="Segoe UI Symbol"/>
+        </w:rPr>
+        <w:t>🔹</w:t>
+      </w:r>
+      <w:r>
+        <w:t xml:space="preserve"> Practical Workflow Example</w:t>
+      </w:r>
+    </w:p>
+    <w:p>
+      <w:pPr>
+        <w:numPr>
+          <w:ilvl w:val="0"/>
+          <w:numId w:val="48"/>
+        </w:numPr>
+        <w:spacing w:before="100" w:beforeAutospacing="1" w:after="100" w:afterAutospacing="1" w:line="240" w:lineRule="auto"/>
+      </w:pPr>
+      <w:r>
+        <w:t xml:space="preserve">Start a new session for a task </w:t>
+      </w:r>
+    </w:p>
+    <w:p>
+      <w:pPr>
+        <w:numPr>
+          <w:ilvl w:val="0"/>
+          <w:numId w:val="48"/>
+        </w:numPr>
+        <w:spacing w:before="100" w:beforeAutospacing="1" w:after="100" w:afterAutospacing="1" w:line="240" w:lineRule="auto"/>
+      </w:pPr>
+      <w:r>
+        <w:t xml:space="preserve">Provide only necessary context </w:t>
+      </w:r>
+    </w:p>
+    <w:p>
+      <w:pPr>
+        <w:numPr>
+          <w:ilvl w:val="0"/>
+          <w:numId w:val="48"/>
+        </w:numPr>
+        <w:spacing w:before="100" w:beforeAutospacing="1" w:after="100" w:afterAutospacing="1" w:line="240" w:lineRule="auto"/>
+      </w:pPr>
+      <w:r>
+        <w:t xml:space="preserve">Use compact prompts </w:t>
+      </w:r>
+    </w:p>
+    <w:p>
+      <w:pPr>
+        <w:numPr>
+          <w:ilvl w:val="0"/>
+          <w:numId w:val="48"/>
+        </w:numPr>
+        <w:spacing w:before="100" w:beforeAutospacing="1" w:after="100" w:afterAutospacing="1" w:line="240" w:lineRule="auto"/>
+      </w:pPr>
+      <w:r>
+        <w:t xml:space="preserve">If conversation grows too large: </w:t>
+      </w:r>
+    </w:p>
+    <w:p>
+      <w:pPr>
+        <w:numPr>
+          <w:ilvl w:val="1"/>
+          <w:numId w:val="48"/>
+        </w:numPr>
+        <w:spacing w:before="100" w:beforeAutospacing="1" w:after="100" w:afterAutospacing="1" w:line="240" w:lineRule="auto"/>
+      </w:pPr>
+      <w:r>
+        <w:t xml:space="preserve">Use </w:t>
+      </w:r>
+      <w:r>
+        <w:rPr>
+          <w:rStyle w:val="HTMLCode"/>
+          <w:rFonts w:eastAsiaTheme="minorHAnsi"/>
+        </w:rPr>
+        <w:t>/clear</w:t>
+      </w:r>
+      <w:r>
+        <w:t xml:space="preserve"> or </w:t>
+      </w:r>
+    </w:p>
+    <w:p>
+      <w:pPr>
+        <w:numPr>
+          <w:ilvl w:val="1"/>
+          <w:numId w:val="48"/>
+        </w:numPr>
+        <w:spacing w:before="100" w:beforeAutospacing="1" w:after="100" w:afterAutospacing="1" w:line="240" w:lineRule="auto"/>
+      </w:pPr>
+      <w:r>
+        <w:t xml:space="preserve">Start a new session </w:t>
+      </w:r>
+    </w:p>
+    <w:p>
+      <w:pPr>
+        <w:numPr>
+          <w:ilvl w:val="0"/>
+          <w:numId w:val="48"/>
+        </w:numPr>
+        <w:spacing w:before="100" w:beforeAutospacing="1" w:after="100" w:afterAutospacing="1" w:line="240" w:lineRule="auto"/>
+      </w:pPr>
+      <w:r>
+        <w:t xml:space="preserve">Use sub-agents for complex exploration </w:t>
+      </w:r>
+    </w:p>
+    <w:p>
+      <w:pPr>
+        <w:rPr>
+          <w:lang w:eastAsia="en-IN"/>
+        </w:rPr>
+      </w:pPr>
+      <w:bookmarkStart w:id="0" w:name="_GoBack"/>
+      <w:bookmarkEnd w:id="0"/>
     </w:p>
     <w:sectPr>
       <w:pgSz w:w="11906" w:h="16838"/>
@@ -4731,6 +6468,155 @@
     </w:lvl>
   </w:abstractNum>
   <w:abstractNum w:abstractNumId="1" w15:restartNumberingAfterBreak="0">
+    <w:nsid w:val="03BC6473"/>
+    <w:multiLevelType w:val="multilevel"/>
+    <w:tmpl w:val="A8A660DA"/>
+    <w:lvl w:ilvl="0">
+      <w:start w:val="1"/>
+      <w:numFmt w:val="bullet"/>
+      <w:lvlText w:val=""/>
+      <w:lvlJc w:val="left"/>
+      <w:pPr>
+        <w:tabs>
+          <w:tab w:val="num" w:pos="720"/>
+        </w:tabs>
+        <w:ind w:left="720" w:hanging="360"/>
+      </w:pPr>
+      <w:rPr>
+        <w:rFonts w:ascii="Symbol" w:hAnsi="Symbol" w:hint="default"/>
+        <w:sz w:val="20"/>
+      </w:rPr>
+    </w:lvl>
+    <w:lvl w:ilvl="1">
+      <w:start w:val="1"/>
+      <w:numFmt w:val="bullet"/>
+      <w:lvlText w:val="o"/>
+      <w:lvlJc w:val="left"/>
+      <w:pPr>
+        <w:tabs>
+          <w:tab w:val="num" w:pos="1440"/>
+        </w:tabs>
+        <w:ind w:left="1440" w:hanging="360"/>
+      </w:pPr>
+      <w:rPr>
+        <w:rFonts w:ascii="Courier New" w:hAnsi="Courier New" w:hint="default"/>
+        <w:sz w:val="20"/>
+      </w:rPr>
+    </w:lvl>
+    <w:lvl w:ilvl="2" w:tentative="1">
+      <w:start w:val="1"/>
+      <w:numFmt w:val="bullet"/>
+      <w:lvlText w:val=""/>
+      <w:lvlJc w:val="left"/>
+      <w:pPr>
+        <w:tabs>
+          <w:tab w:val="num" w:pos="2160"/>
+        </w:tabs>
+        <w:ind w:left="2160" w:hanging="360"/>
+      </w:pPr>
+      <w:rPr>
+        <w:rFonts w:ascii="Wingdings" w:hAnsi="Wingdings" w:hint="default"/>
+        <w:sz w:val="20"/>
+      </w:rPr>
+    </w:lvl>
+    <w:lvl w:ilvl="3" w:tentative="1">
+      <w:start w:val="1"/>
+      <w:numFmt w:val="bullet"/>
+      <w:lvlText w:val=""/>
+      <w:lvlJc w:val="left"/>
+      <w:pPr>
+        <w:tabs>
+          <w:tab w:val="num" w:pos="2880"/>
+        </w:tabs>
+        <w:ind w:left="2880" w:hanging="360"/>
+      </w:pPr>
+      <w:rPr>
+        <w:rFonts w:ascii="Wingdings" w:hAnsi="Wingdings" w:hint="default"/>
+        <w:sz w:val="20"/>
+      </w:rPr>
+    </w:lvl>
+    <w:lvl w:ilvl="4" w:tentative="1">
+      <w:start w:val="1"/>
+      <w:numFmt w:val="bullet"/>
+      <w:lvlText w:val=""/>
+      <w:lvlJc w:val="left"/>
+      <w:pPr>
+        <w:tabs>
+          <w:tab w:val="num" w:pos="3600"/>
+        </w:tabs>
+        <w:ind w:left="3600" w:hanging="360"/>
+      </w:pPr>
+      <w:rPr>
+        <w:rFonts w:ascii="Wingdings" w:hAnsi="Wingdings" w:hint="default"/>
+        <w:sz w:val="20"/>
+      </w:rPr>
+    </w:lvl>
+    <w:lvl w:ilvl="5" w:tentative="1">
+      <w:start w:val="1"/>
+      <w:numFmt w:val="bullet"/>
+      <w:lvlText w:val=""/>
+      <w:lvlJc w:val="left"/>
+      <w:pPr>
+        <w:tabs>
+          <w:tab w:val="num" w:pos="4320"/>
+        </w:tabs>
+        <w:ind w:left="4320" w:hanging="360"/>
+      </w:pPr>
+      <w:rPr>
+        <w:rFonts w:ascii="Wingdings" w:hAnsi="Wingdings" w:hint="default"/>
+        <w:sz w:val="20"/>
+      </w:rPr>
+    </w:lvl>
+    <w:lvl w:ilvl="6" w:tentative="1">
+      <w:start w:val="1"/>
+      <w:numFmt w:val="bullet"/>
+      <w:lvlText w:val=""/>
+      <w:lvlJc w:val="left"/>
+      <w:pPr>
+        <w:tabs>
+          <w:tab w:val="num" w:pos="5040"/>
+        </w:tabs>
+        <w:ind w:left="5040" w:hanging="360"/>
+      </w:pPr>
+      <w:rPr>
+        <w:rFonts w:ascii="Wingdings" w:hAnsi="Wingdings" w:hint="default"/>
+        <w:sz w:val="20"/>
+      </w:rPr>
+    </w:lvl>
+    <w:lvl w:ilvl="7" w:tentative="1">
+      <w:start w:val="1"/>
+      <w:numFmt w:val="bullet"/>
+      <w:lvlText w:val=""/>
+      <w:lvlJc w:val="left"/>
+      <w:pPr>
+        <w:tabs>
+          <w:tab w:val="num" w:pos="5760"/>
+        </w:tabs>
+        <w:ind w:left="5760" w:hanging="360"/>
+      </w:pPr>
+      <w:rPr>
+        <w:rFonts w:ascii="Wingdings" w:hAnsi="Wingdings" w:hint="default"/>
+        <w:sz w:val="20"/>
+      </w:rPr>
+    </w:lvl>
+    <w:lvl w:ilvl="8" w:tentative="1">
+      <w:start w:val="1"/>
+      <w:numFmt w:val="bullet"/>
+      <w:lvlText w:val=""/>
+      <w:lvlJc w:val="left"/>
+      <w:pPr>
+        <w:tabs>
+          <w:tab w:val="num" w:pos="6480"/>
+        </w:tabs>
+        <w:ind w:left="6480" w:hanging="360"/>
+      </w:pPr>
+      <w:rPr>
+        <w:rFonts w:ascii="Wingdings" w:hAnsi="Wingdings" w:hint="default"/>
+        <w:sz w:val="20"/>
+      </w:rPr>
+    </w:lvl>
+  </w:abstractNum>
+  <w:abstractNum w:abstractNumId="2" w15:restartNumberingAfterBreak="0">
     <w:nsid w:val="05AE1701"/>
     <w:multiLevelType w:val="multilevel"/>
     <w:tmpl w:val="597E9F00"/>
@@ -4879,7 +6765,156 @@
       </w:rPr>
     </w:lvl>
   </w:abstractNum>
-  <w:abstractNum w:abstractNumId="2" w15:restartNumberingAfterBreak="0">
+  <w:abstractNum w:abstractNumId="3" w15:restartNumberingAfterBreak="0">
+    <w:nsid w:val="0B9A5304"/>
+    <w:multiLevelType w:val="multilevel"/>
+    <w:tmpl w:val="FC421332"/>
+    <w:lvl w:ilvl="0">
+      <w:start w:val="1"/>
+      <w:numFmt w:val="bullet"/>
+      <w:lvlText w:val=""/>
+      <w:lvlJc w:val="left"/>
+      <w:pPr>
+        <w:tabs>
+          <w:tab w:val="num" w:pos="720"/>
+        </w:tabs>
+        <w:ind w:left="720" w:hanging="360"/>
+      </w:pPr>
+      <w:rPr>
+        <w:rFonts w:ascii="Symbol" w:hAnsi="Symbol" w:hint="default"/>
+        <w:sz w:val="20"/>
+      </w:rPr>
+    </w:lvl>
+    <w:lvl w:ilvl="1">
+      <w:start w:val="1"/>
+      <w:numFmt w:val="bullet"/>
+      <w:lvlText w:val="o"/>
+      <w:lvlJc w:val="left"/>
+      <w:pPr>
+        <w:tabs>
+          <w:tab w:val="num" w:pos="1440"/>
+        </w:tabs>
+        <w:ind w:left="1440" w:hanging="360"/>
+      </w:pPr>
+      <w:rPr>
+        <w:rFonts w:ascii="Courier New" w:hAnsi="Courier New" w:hint="default"/>
+        <w:sz w:val="20"/>
+      </w:rPr>
+    </w:lvl>
+    <w:lvl w:ilvl="2" w:tentative="1">
+      <w:start w:val="1"/>
+      <w:numFmt w:val="bullet"/>
+      <w:lvlText w:val=""/>
+      <w:lvlJc w:val="left"/>
+      <w:pPr>
+        <w:tabs>
+          <w:tab w:val="num" w:pos="2160"/>
+        </w:tabs>
+        <w:ind w:left="2160" w:hanging="360"/>
+      </w:pPr>
+      <w:rPr>
+        <w:rFonts w:ascii="Wingdings" w:hAnsi="Wingdings" w:hint="default"/>
+        <w:sz w:val="20"/>
+      </w:rPr>
+    </w:lvl>
+    <w:lvl w:ilvl="3" w:tentative="1">
+      <w:start w:val="1"/>
+      <w:numFmt w:val="bullet"/>
+      <w:lvlText w:val=""/>
+      <w:lvlJc w:val="left"/>
+      <w:pPr>
+        <w:tabs>
+          <w:tab w:val="num" w:pos="2880"/>
+        </w:tabs>
+        <w:ind w:left="2880" w:hanging="360"/>
+      </w:pPr>
+      <w:rPr>
+        <w:rFonts w:ascii="Wingdings" w:hAnsi="Wingdings" w:hint="default"/>
+        <w:sz w:val="20"/>
+      </w:rPr>
+    </w:lvl>
+    <w:lvl w:ilvl="4" w:tentative="1">
+      <w:start w:val="1"/>
+      <w:numFmt w:val="bullet"/>
+      <w:lvlText w:val=""/>
+      <w:lvlJc w:val="left"/>
+      <w:pPr>
+        <w:tabs>
+          <w:tab w:val="num" w:pos="3600"/>
+        </w:tabs>
+        <w:ind w:left="3600" w:hanging="360"/>
+      </w:pPr>
+      <w:rPr>
+        <w:rFonts w:ascii="Wingdings" w:hAnsi="Wingdings" w:hint="default"/>
+        <w:sz w:val="20"/>
+      </w:rPr>
+    </w:lvl>
+    <w:lvl w:ilvl="5" w:tentative="1">
+      <w:start w:val="1"/>
+      <w:numFmt w:val="bullet"/>
+      <w:lvlText w:val=""/>
+      <w:lvlJc w:val="left"/>
+      <w:pPr>
+        <w:tabs>
+          <w:tab w:val="num" w:pos="4320"/>
+        </w:tabs>
+        <w:ind w:left="4320" w:hanging="360"/>
+      </w:pPr>
+      <w:rPr>
+        <w:rFonts w:ascii="Wingdings" w:hAnsi="Wingdings" w:hint="default"/>
+        <w:sz w:val="20"/>
+      </w:rPr>
+    </w:lvl>
+    <w:lvl w:ilvl="6" w:tentative="1">
+      <w:start w:val="1"/>
+      <w:numFmt w:val="bullet"/>
+      <w:lvlText w:val=""/>
+      <w:lvlJc w:val="left"/>
+      <w:pPr>
+        <w:tabs>
+          <w:tab w:val="num" w:pos="5040"/>
+        </w:tabs>
+        <w:ind w:left="5040" w:hanging="360"/>
+      </w:pPr>
+      <w:rPr>
+        <w:rFonts w:ascii="Wingdings" w:hAnsi="Wingdings" w:hint="default"/>
+        <w:sz w:val="20"/>
+      </w:rPr>
+    </w:lvl>
+    <w:lvl w:ilvl="7" w:tentative="1">
+      <w:start w:val="1"/>
+      <w:numFmt w:val="bullet"/>
+      <w:lvlText w:val=""/>
+      <w:lvlJc w:val="left"/>
+      <w:pPr>
+        <w:tabs>
+          <w:tab w:val="num" w:pos="5760"/>
+        </w:tabs>
+        <w:ind w:left="5760" w:hanging="360"/>
+      </w:pPr>
+      <w:rPr>
+        <w:rFonts w:ascii="Wingdings" w:hAnsi="Wingdings" w:hint="default"/>
+        <w:sz w:val="20"/>
+      </w:rPr>
+    </w:lvl>
+    <w:lvl w:ilvl="8" w:tentative="1">
+      <w:start w:val="1"/>
+      <w:numFmt w:val="bullet"/>
+      <w:lvlText w:val=""/>
+      <w:lvlJc w:val="left"/>
+      <w:pPr>
+        <w:tabs>
+          <w:tab w:val="num" w:pos="6480"/>
+        </w:tabs>
+        <w:ind w:left="6480" w:hanging="360"/>
+      </w:pPr>
+      <w:rPr>
+        <w:rFonts w:ascii="Wingdings" w:hAnsi="Wingdings" w:hint="default"/>
+        <w:sz w:val="20"/>
+      </w:rPr>
+    </w:lvl>
+  </w:abstractNum>
+  <w:abstractNum w:abstractNumId="4" w15:restartNumberingAfterBreak="0">
     <w:nsid w:val="0D6174C0"/>
     <w:multiLevelType w:val="multilevel"/>
     <w:tmpl w:val="53A2F9D6"/>
@@ -5028,7 +7063,305 @@
       </w:rPr>
     </w:lvl>
   </w:abstractNum>
-  <w:abstractNum w:abstractNumId="3" w15:restartNumberingAfterBreak="0">
+  <w:abstractNum w:abstractNumId="5" w15:restartNumberingAfterBreak="0">
+    <w:nsid w:val="0DEE0847"/>
+    <w:multiLevelType w:val="multilevel"/>
+    <w:tmpl w:val="8D4634F6"/>
+    <w:lvl w:ilvl="0">
+      <w:start w:val="1"/>
+      <w:numFmt w:val="bullet"/>
+      <w:lvlText w:val=""/>
+      <w:lvlJc w:val="left"/>
+      <w:pPr>
+        <w:tabs>
+          <w:tab w:val="num" w:pos="720"/>
+        </w:tabs>
+        <w:ind w:left="720" w:hanging="360"/>
+      </w:pPr>
+      <w:rPr>
+        <w:rFonts w:ascii="Symbol" w:hAnsi="Symbol" w:hint="default"/>
+        <w:sz w:val="20"/>
+      </w:rPr>
+    </w:lvl>
+    <w:lvl w:ilvl="1" w:tentative="1">
+      <w:start w:val="1"/>
+      <w:numFmt w:val="bullet"/>
+      <w:lvlText w:val="o"/>
+      <w:lvlJc w:val="left"/>
+      <w:pPr>
+        <w:tabs>
+          <w:tab w:val="num" w:pos="1440"/>
+        </w:tabs>
+        <w:ind w:left="1440" w:hanging="360"/>
+      </w:pPr>
+      <w:rPr>
+        <w:rFonts w:ascii="Courier New" w:hAnsi="Courier New" w:hint="default"/>
+        <w:sz w:val="20"/>
+      </w:rPr>
+    </w:lvl>
+    <w:lvl w:ilvl="2" w:tentative="1">
+      <w:start w:val="1"/>
+      <w:numFmt w:val="bullet"/>
+      <w:lvlText w:val=""/>
+      <w:lvlJc w:val="left"/>
+      <w:pPr>
+        <w:tabs>
+          <w:tab w:val="num" w:pos="2160"/>
+        </w:tabs>
+        <w:ind w:left="2160" w:hanging="360"/>
+      </w:pPr>
+      <w:rPr>
+        <w:rFonts w:ascii="Wingdings" w:hAnsi="Wingdings" w:hint="default"/>
+        <w:sz w:val="20"/>
+      </w:rPr>
+    </w:lvl>
+    <w:lvl w:ilvl="3" w:tentative="1">
+      <w:start w:val="1"/>
+      <w:numFmt w:val="bullet"/>
+      <w:lvlText w:val=""/>
+      <w:lvlJc w:val="left"/>
+      <w:pPr>
+        <w:tabs>
+          <w:tab w:val="num" w:pos="2880"/>
+        </w:tabs>
+        <w:ind w:left="2880" w:hanging="360"/>
+      </w:pPr>
+      <w:rPr>
+        <w:rFonts w:ascii="Wingdings" w:hAnsi="Wingdings" w:hint="default"/>
+        <w:sz w:val="20"/>
+      </w:rPr>
+    </w:lvl>
+    <w:lvl w:ilvl="4" w:tentative="1">
+      <w:start w:val="1"/>
+      <w:numFmt w:val="bullet"/>
+      <w:lvlText w:val=""/>
+      <w:lvlJc w:val="left"/>
+      <w:pPr>
+        <w:tabs>
+          <w:tab w:val="num" w:pos="3600"/>
+        </w:tabs>
+        <w:ind w:left="3600" w:hanging="360"/>
+      </w:pPr>
+      <w:rPr>
+        <w:rFonts w:ascii="Wingdings" w:hAnsi="Wingdings" w:hint="default"/>
+        <w:sz w:val="20"/>
+      </w:rPr>
+    </w:lvl>
+    <w:lvl w:ilvl="5" w:tentative="1">
+      <w:start w:val="1"/>
+      <w:numFmt w:val="bullet"/>
+      <w:lvlText w:val=""/>
+      <w:lvlJc w:val="left"/>
+      <w:pPr>
+        <w:tabs>
+          <w:tab w:val="num" w:pos="4320"/>
+        </w:tabs>
+        <w:ind w:left="4320" w:hanging="360"/>
+      </w:pPr>
+      <w:rPr>
+        <w:rFonts w:ascii="Wingdings" w:hAnsi="Wingdings" w:hint="default"/>
+        <w:sz w:val="20"/>
+      </w:rPr>
+    </w:lvl>
+    <w:lvl w:ilvl="6" w:tentative="1">
+      <w:start w:val="1"/>
+      <w:numFmt w:val="bullet"/>
+      <w:lvlText w:val=""/>
+      <w:lvlJc w:val="left"/>
+      <w:pPr>
+        <w:tabs>
+          <w:tab w:val="num" w:pos="5040"/>
+        </w:tabs>
+        <w:ind w:left="5040" w:hanging="360"/>
+      </w:pPr>
+      <w:rPr>
+        <w:rFonts w:ascii="Wingdings" w:hAnsi="Wingdings" w:hint="default"/>
+        <w:sz w:val="20"/>
+      </w:rPr>
+    </w:lvl>
+    <w:lvl w:ilvl="7" w:tentative="1">
+      <w:start w:val="1"/>
+      <w:numFmt w:val="bullet"/>
+      <w:lvlText w:val=""/>
+      <w:lvlJc w:val="left"/>
+      <w:pPr>
+        <w:tabs>
+          <w:tab w:val="num" w:pos="5760"/>
+        </w:tabs>
+        <w:ind w:left="5760" w:hanging="360"/>
+      </w:pPr>
+      <w:rPr>
+        <w:rFonts w:ascii="Wingdings" w:hAnsi="Wingdings" w:hint="default"/>
+        <w:sz w:val="20"/>
+      </w:rPr>
+    </w:lvl>
+    <w:lvl w:ilvl="8" w:tentative="1">
+      <w:start w:val="1"/>
+      <w:numFmt w:val="bullet"/>
+      <w:lvlText w:val=""/>
+      <w:lvlJc w:val="left"/>
+      <w:pPr>
+        <w:tabs>
+          <w:tab w:val="num" w:pos="6480"/>
+        </w:tabs>
+        <w:ind w:left="6480" w:hanging="360"/>
+      </w:pPr>
+      <w:rPr>
+        <w:rFonts w:ascii="Wingdings" w:hAnsi="Wingdings" w:hint="default"/>
+        <w:sz w:val="20"/>
+      </w:rPr>
+    </w:lvl>
+  </w:abstractNum>
+  <w:abstractNum w:abstractNumId="6" w15:restartNumberingAfterBreak="0">
+    <w:nsid w:val="0E3F3815"/>
+    <w:multiLevelType w:val="multilevel"/>
+    <w:tmpl w:val="913AE3DC"/>
+    <w:lvl w:ilvl="0">
+      <w:start w:val="1"/>
+      <w:numFmt w:val="bullet"/>
+      <w:lvlText w:val=""/>
+      <w:lvlJc w:val="left"/>
+      <w:pPr>
+        <w:tabs>
+          <w:tab w:val="num" w:pos="720"/>
+        </w:tabs>
+        <w:ind w:left="720" w:hanging="360"/>
+      </w:pPr>
+      <w:rPr>
+        <w:rFonts w:ascii="Symbol" w:hAnsi="Symbol" w:hint="default"/>
+        <w:sz w:val="20"/>
+      </w:rPr>
+    </w:lvl>
+    <w:lvl w:ilvl="1" w:tentative="1">
+      <w:start w:val="1"/>
+      <w:numFmt w:val="bullet"/>
+      <w:lvlText w:val="o"/>
+      <w:lvlJc w:val="left"/>
+      <w:pPr>
+        <w:tabs>
+          <w:tab w:val="num" w:pos="1440"/>
+        </w:tabs>
+        <w:ind w:left="1440" w:hanging="360"/>
+      </w:pPr>
+      <w:rPr>
+        <w:rFonts w:ascii="Courier New" w:hAnsi="Courier New" w:hint="default"/>
+        <w:sz w:val="20"/>
+      </w:rPr>
+    </w:lvl>
+    <w:lvl w:ilvl="2" w:tentative="1">
+      <w:start w:val="1"/>
+      <w:numFmt w:val="bullet"/>
+      <w:lvlText w:val=""/>
+      <w:lvlJc w:val="left"/>
+      <w:pPr>
+        <w:tabs>
+          <w:tab w:val="num" w:pos="2160"/>
+        </w:tabs>
+        <w:ind w:left="2160" w:hanging="360"/>
+      </w:pPr>
+      <w:rPr>
+        <w:rFonts w:ascii="Wingdings" w:hAnsi="Wingdings" w:hint="default"/>
+        <w:sz w:val="20"/>
+      </w:rPr>
+    </w:lvl>
+    <w:lvl w:ilvl="3" w:tentative="1">
+      <w:start w:val="1"/>
+      <w:numFmt w:val="bullet"/>
+      <w:lvlText w:val=""/>
+      <w:lvlJc w:val="left"/>
+      <w:pPr>
+        <w:tabs>
+          <w:tab w:val="num" w:pos="2880"/>
+        </w:tabs>
+        <w:ind w:left="2880" w:hanging="360"/>
+      </w:pPr>
+      <w:rPr>
+        <w:rFonts w:ascii="Wingdings" w:hAnsi="Wingdings" w:hint="default"/>
+        <w:sz w:val="20"/>
+      </w:rPr>
+    </w:lvl>
+    <w:lvl w:ilvl="4" w:tentative="1">
+      <w:start w:val="1"/>
+      <w:numFmt w:val="bullet"/>
+      <w:lvlText w:val=""/>
+      <w:lvlJc w:val="left"/>
+      <w:pPr>
+        <w:tabs>
+          <w:tab w:val="num" w:pos="3600"/>
+        </w:tabs>
+        <w:ind w:left="3600" w:hanging="360"/>
+      </w:pPr>
+      <w:rPr>
+        <w:rFonts w:ascii="Wingdings" w:hAnsi="Wingdings" w:hint="default"/>
+        <w:sz w:val="20"/>
+      </w:rPr>
+    </w:lvl>
+    <w:lvl w:ilvl="5" w:tentative="1">
+      <w:start w:val="1"/>
+      <w:numFmt w:val="bullet"/>
+      <w:lvlText w:val=""/>
+      <w:lvlJc w:val="left"/>
+      <w:pPr>
+        <w:tabs>
+          <w:tab w:val="num" w:pos="4320"/>
+        </w:tabs>
+        <w:ind w:left="4320" w:hanging="360"/>
+      </w:pPr>
+      <w:rPr>
+        <w:rFonts w:ascii="Wingdings" w:hAnsi="Wingdings" w:hint="default"/>
+        <w:sz w:val="20"/>
+      </w:rPr>
+    </w:lvl>
+    <w:lvl w:ilvl="6" w:tentative="1">
+      <w:start w:val="1"/>
+      <w:numFmt w:val="bullet"/>
+      <w:lvlText w:val=""/>
+      <w:lvlJc w:val="left"/>
+      <w:pPr>
+        <w:tabs>
+          <w:tab w:val="num" w:pos="5040"/>
+        </w:tabs>
+        <w:ind w:left="5040" w:hanging="360"/>
+      </w:pPr>
+      <w:rPr>
+        <w:rFonts w:ascii="Wingdings" w:hAnsi="Wingdings" w:hint="default"/>
+        <w:sz w:val="20"/>
+      </w:rPr>
+    </w:lvl>
+    <w:lvl w:ilvl="7" w:tentative="1">
+      <w:start w:val="1"/>
+      <w:numFmt w:val="bullet"/>
+      <w:lvlText w:val=""/>
+      <w:lvlJc w:val="left"/>
+      <w:pPr>
+        <w:tabs>
+          <w:tab w:val="num" w:pos="5760"/>
+        </w:tabs>
+        <w:ind w:left="5760" w:hanging="360"/>
+      </w:pPr>
+      <w:rPr>
+        <w:rFonts w:ascii="Wingdings" w:hAnsi="Wingdings" w:hint="default"/>
+        <w:sz w:val="20"/>
+      </w:rPr>
+    </w:lvl>
+    <w:lvl w:ilvl="8" w:tentative="1">
+      <w:start w:val="1"/>
+      <w:numFmt w:val="bullet"/>
+      <w:lvlText w:val=""/>
+      <w:lvlJc w:val="left"/>
+      <w:pPr>
+        <w:tabs>
+          <w:tab w:val="num" w:pos="6480"/>
+        </w:tabs>
+        <w:ind w:left="6480" w:hanging="360"/>
+      </w:pPr>
+      <w:rPr>
+        <w:rFonts w:ascii="Wingdings" w:hAnsi="Wingdings" w:hint="default"/>
+        <w:sz w:val="20"/>
+      </w:rPr>
+    </w:lvl>
+  </w:abstractNum>
+  <w:abstractNum w:abstractNumId="7" w15:restartNumberingAfterBreak="0">
     <w:nsid w:val="11260011"/>
     <w:multiLevelType w:val="multilevel"/>
     <w:tmpl w:val="5C5A4C42"/>
@@ -5141,7 +7474,7 @@
       </w:pPr>
     </w:lvl>
   </w:abstractNum>
-  <w:abstractNum w:abstractNumId="4" w15:restartNumberingAfterBreak="0">
+  <w:abstractNum w:abstractNumId="8" w15:restartNumberingAfterBreak="0">
     <w:nsid w:val="1B4A1A96"/>
     <w:multiLevelType w:val="multilevel"/>
     <w:tmpl w:val="5F9E8840"/>
@@ -5290,7 +7623,7 @@
       </w:rPr>
     </w:lvl>
   </w:abstractNum>
-  <w:abstractNum w:abstractNumId="5" w15:restartNumberingAfterBreak="0">
+  <w:abstractNum w:abstractNumId="9" w15:restartNumberingAfterBreak="0">
     <w:nsid w:val="1EE977DD"/>
     <w:multiLevelType w:val="multilevel"/>
     <w:tmpl w:val="498E5F5A"/>
@@ -5439,7 +7772,7 @@
       </w:rPr>
     </w:lvl>
   </w:abstractNum>
-  <w:abstractNum w:abstractNumId="6" w15:restartNumberingAfterBreak="0">
+  <w:abstractNum w:abstractNumId="10" w15:restartNumberingAfterBreak="0">
     <w:nsid w:val="22443371"/>
     <w:multiLevelType w:val="multilevel"/>
     <w:tmpl w:val="5E3A3D1E"/>
@@ -5588,7 +7921,7 @@
       </w:rPr>
     </w:lvl>
   </w:abstractNum>
-  <w:abstractNum w:abstractNumId="7" w15:restartNumberingAfterBreak="0">
+  <w:abstractNum w:abstractNumId="11" w15:restartNumberingAfterBreak="0">
     <w:nsid w:val="23273794"/>
     <w:multiLevelType w:val="multilevel"/>
     <w:tmpl w:val="BD1A3814"/>
@@ -5737,7 +8070,7 @@
       </w:rPr>
     </w:lvl>
   </w:abstractNum>
-  <w:abstractNum w:abstractNumId="8" w15:restartNumberingAfterBreak="0">
+  <w:abstractNum w:abstractNumId="12" w15:restartNumberingAfterBreak="0">
     <w:nsid w:val="26E606ED"/>
     <w:multiLevelType w:val="multilevel"/>
     <w:tmpl w:val="D85C03BA"/>
@@ -5886,7 +8219,156 @@
       </w:rPr>
     </w:lvl>
   </w:abstractNum>
-  <w:abstractNum w:abstractNumId="9" w15:restartNumberingAfterBreak="0">
+  <w:abstractNum w:abstractNumId="13" w15:restartNumberingAfterBreak="0">
+    <w:nsid w:val="2EEA7210"/>
+    <w:multiLevelType w:val="multilevel"/>
+    <w:tmpl w:val="2D5A27B6"/>
+    <w:lvl w:ilvl="0">
+      <w:start w:val="1"/>
+      <w:numFmt w:val="bullet"/>
+      <w:lvlText w:val=""/>
+      <w:lvlJc w:val="left"/>
+      <w:pPr>
+        <w:tabs>
+          <w:tab w:val="num" w:pos="720"/>
+        </w:tabs>
+        <w:ind w:left="720" w:hanging="360"/>
+      </w:pPr>
+      <w:rPr>
+        <w:rFonts w:ascii="Symbol" w:hAnsi="Symbol" w:hint="default"/>
+        <w:sz w:val="20"/>
+      </w:rPr>
+    </w:lvl>
+    <w:lvl w:ilvl="1">
+      <w:start w:val="1"/>
+      <w:numFmt w:val="bullet"/>
+      <w:lvlText w:val="o"/>
+      <w:lvlJc w:val="left"/>
+      <w:pPr>
+        <w:tabs>
+          <w:tab w:val="num" w:pos="1440"/>
+        </w:tabs>
+        <w:ind w:left="1440" w:hanging="360"/>
+      </w:pPr>
+      <w:rPr>
+        <w:rFonts w:ascii="Courier New" w:hAnsi="Courier New" w:hint="default"/>
+        <w:sz w:val="20"/>
+      </w:rPr>
+    </w:lvl>
+    <w:lvl w:ilvl="2" w:tentative="1">
+      <w:start w:val="1"/>
+      <w:numFmt w:val="bullet"/>
+      <w:lvlText w:val=""/>
+      <w:lvlJc w:val="left"/>
+      <w:pPr>
+        <w:tabs>
+          <w:tab w:val="num" w:pos="2160"/>
+        </w:tabs>
+        <w:ind w:left="2160" w:hanging="360"/>
+      </w:pPr>
+      <w:rPr>
+        <w:rFonts w:ascii="Wingdings" w:hAnsi="Wingdings" w:hint="default"/>
+        <w:sz w:val="20"/>
+      </w:rPr>
+    </w:lvl>
+    <w:lvl w:ilvl="3" w:tentative="1">
+      <w:start w:val="1"/>
+      <w:numFmt w:val="bullet"/>
+      <w:lvlText w:val=""/>
+      <w:lvlJc w:val="left"/>
+      <w:pPr>
+        <w:tabs>
+          <w:tab w:val="num" w:pos="2880"/>
+        </w:tabs>
+        <w:ind w:left="2880" w:hanging="360"/>
+      </w:pPr>
+      <w:rPr>
+        <w:rFonts w:ascii="Wingdings" w:hAnsi="Wingdings" w:hint="default"/>
+        <w:sz w:val="20"/>
+      </w:rPr>
+    </w:lvl>
+    <w:lvl w:ilvl="4" w:tentative="1">
+      <w:start w:val="1"/>
+      <w:numFmt w:val="bullet"/>
+      <w:lvlText w:val=""/>
+      <w:lvlJc w:val="left"/>
+      <w:pPr>
+        <w:tabs>
+          <w:tab w:val="num" w:pos="3600"/>
+        </w:tabs>
+        <w:ind w:left="3600" w:hanging="360"/>
+      </w:pPr>
+      <w:rPr>
+        <w:rFonts w:ascii="Wingdings" w:hAnsi="Wingdings" w:hint="default"/>
+        <w:sz w:val="20"/>
+      </w:rPr>
+    </w:lvl>
+    <w:lvl w:ilvl="5" w:tentative="1">
+      <w:start w:val="1"/>
+      <w:numFmt w:val="bullet"/>
+      <w:lvlText w:val=""/>
+      <w:lvlJc w:val="left"/>
+      <w:pPr>
+        <w:tabs>
+          <w:tab w:val="num" w:pos="4320"/>
+        </w:tabs>
+        <w:ind w:left="4320" w:hanging="360"/>
+      </w:pPr>
+      <w:rPr>
+        <w:rFonts w:ascii="Wingdings" w:hAnsi="Wingdings" w:hint="default"/>
+        <w:sz w:val="20"/>
+      </w:rPr>
+    </w:lvl>
+    <w:lvl w:ilvl="6" w:tentative="1">
+      <w:start w:val="1"/>
+      <w:numFmt w:val="bullet"/>
+      <w:lvlText w:val=""/>
+      <w:lvlJc w:val="left"/>
+      <w:pPr>
+        <w:tabs>
+          <w:tab w:val="num" w:pos="5040"/>
+        </w:tabs>
+        <w:ind w:left="5040" w:hanging="360"/>
+      </w:pPr>
+      <w:rPr>
+        <w:rFonts w:ascii="Wingdings" w:hAnsi="Wingdings" w:hint="default"/>
+        <w:sz w:val="20"/>
+      </w:rPr>
+    </w:lvl>
+    <w:lvl w:ilvl="7" w:tentative="1">
+      <w:start w:val="1"/>
+      <w:numFmt w:val="bullet"/>
+      <w:lvlText w:val=""/>
+      <w:lvlJc w:val="left"/>
+      <w:pPr>
+        <w:tabs>
+          <w:tab w:val="num" w:pos="5760"/>
+        </w:tabs>
+        <w:ind w:left="5760" w:hanging="360"/>
+      </w:pPr>
+      <w:rPr>
+        <w:rFonts w:ascii="Wingdings" w:hAnsi="Wingdings" w:hint="default"/>
+        <w:sz w:val="20"/>
+      </w:rPr>
+    </w:lvl>
+    <w:lvl w:ilvl="8" w:tentative="1">
+      <w:start w:val="1"/>
+      <w:numFmt w:val="bullet"/>
+      <w:lvlText w:val=""/>
+      <w:lvlJc w:val="left"/>
+      <w:pPr>
+        <w:tabs>
+          <w:tab w:val="num" w:pos="6480"/>
+        </w:tabs>
+        <w:ind w:left="6480" w:hanging="360"/>
+      </w:pPr>
+      <w:rPr>
+        <w:rFonts w:ascii="Wingdings" w:hAnsi="Wingdings" w:hint="default"/>
+        <w:sz w:val="20"/>
+      </w:rPr>
+    </w:lvl>
+  </w:abstractNum>
+  <w:abstractNum w:abstractNumId="14" w15:restartNumberingAfterBreak="0">
     <w:nsid w:val="360C1C53"/>
     <w:multiLevelType w:val="multilevel"/>
     <w:tmpl w:val="CAEC401A"/>
@@ -6035,7 +8517,7 @@
       </w:rPr>
     </w:lvl>
   </w:abstractNum>
-  <w:abstractNum w:abstractNumId="10" w15:restartNumberingAfterBreak="0">
+  <w:abstractNum w:abstractNumId="15" w15:restartNumberingAfterBreak="0">
     <w:nsid w:val="38C11571"/>
     <w:multiLevelType w:val="multilevel"/>
     <w:tmpl w:val="64E6677A"/>
@@ -6184,7 +8666,7 @@
       </w:rPr>
     </w:lvl>
   </w:abstractNum>
-  <w:abstractNum w:abstractNumId="11" w15:restartNumberingAfterBreak="0">
+  <w:abstractNum w:abstractNumId="16" w15:restartNumberingAfterBreak="0">
     <w:nsid w:val="38F005D2"/>
     <w:multiLevelType w:val="multilevel"/>
     <w:tmpl w:val="15CEF65C"/>
@@ -6333,7 +8815,7 @@
       </w:rPr>
     </w:lvl>
   </w:abstractNum>
-  <w:abstractNum w:abstractNumId="12" w15:restartNumberingAfterBreak="0">
+  <w:abstractNum w:abstractNumId="17" w15:restartNumberingAfterBreak="0">
     <w:nsid w:val="39907F2F"/>
     <w:multiLevelType w:val="multilevel"/>
     <w:tmpl w:val="245E7E52"/>
@@ -6482,7 +8964,7 @@
       </w:rPr>
     </w:lvl>
   </w:abstractNum>
-  <w:abstractNum w:abstractNumId="13" w15:restartNumberingAfterBreak="0">
+  <w:abstractNum w:abstractNumId="18" w15:restartNumberingAfterBreak="0">
     <w:nsid w:val="39D5513F"/>
     <w:multiLevelType w:val="multilevel"/>
     <w:tmpl w:val="2716E53E"/>
@@ -6631,7 +9113,7 @@
       </w:rPr>
     </w:lvl>
   </w:abstractNum>
-  <w:abstractNum w:abstractNumId="14" w15:restartNumberingAfterBreak="0">
+  <w:abstractNum w:abstractNumId="19" w15:restartNumberingAfterBreak="0">
     <w:nsid w:val="39E00782"/>
     <w:multiLevelType w:val="multilevel"/>
     <w:tmpl w:val="7C02FF5E"/>
@@ -6780,7 +9262,156 @@
       </w:rPr>
     </w:lvl>
   </w:abstractNum>
-  <w:abstractNum w:abstractNumId="15" w15:restartNumberingAfterBreak="0">
+  <w:abstractNum w:abstractNumId="20" w15:restartNumberingAfterBreak="0">
+    <w:nsid w:val="3D1041AB"/>
+    <w:multiLevelType w:val="multilevel"/>
+    <w:tmpl w:val="F44A6D2C"/>
+    <w:lvl w:ilvl="0">
+      <w:start w:val="1"/>
+      <w:numFmt w:val="bullet"/>
+      <w:lvlText w:val=""/>
+      <w:lvlJc w:val="left"/>
+      <w:pPr>
+        <w:tabs>
+          <w:tab w:val="num" w:pos="720"/>
+        </w:tabs>
+        <w:ind w:left="720" w:hanging="360"/>
+      </w:pPr>
+      <w:rPr>
+        <w:rFonts w:ascii="Symbol" w:hAnsi="Symbol" w:hint="default"/>
+        <w:sz w:val="20"/>
+      </w:rPr>
+    </w:lvl>
+    <w:lvl w:ilvl="1">
+      <w:start w:val="1"/>
+      <w:numFmt w:val="bullet"/>
+      <w:lvlText w:val="o"/>
+      <w:lvlJc w:val="left"/>
+      <w:pPr>
+        <w:tabs>
+          <w:tab w:val="num" w:pos="1440"/>
+        </w:tabs>
+        <w:ind w:left="1440" w:hanging="360"/>
+      </w:pPr>
+      <w:rPr>
+        <w:rFonts w:ascii="Courier New" w:hAnsi="Courier New" w:hint="default"/>
+        <w:sz w:val="20"/>
+      </w:rPr>
+    </w:lvl>
+    <w:lvl w:ilvl="2" w:tentative="1">
+      <w:start w:val="1"/>
+      <w:numFmt w:val="bullet"/>
+      <w:lvlText w:val=""/>
+      <w:lvlJc w:val="left"/>
+      <w:pPr>
+        <w:tabs>
+          <w:tab w:val="num" w:pos="2160"/>
+        </w:tabs>
+        <w:ind w:left="2160" w:hanging="360"/>
+      </w:pPr>
+      <w:rPr>
+        <w:rFonts w:ascii="Wingdings" w:hAnsi="Wingdings" w:hint="default"/>
+        <w:sz w:val="20"/>
+      </w:rPr>
+    </w:lvl>
+    <w:lvl w:ilvl="3" w:tentative="1">
+      <w:start w:val="1"/>
+      <w:numFmt w:val="bullet"/>
+      <w:lvlText w:val=""/>
+      <w:lvlJc w:val="left"/>
+      <w:pPr>
+        <w:tabs>
+          <w:tab w:val="num" w:pos="2880"/>
+        </w:tabs>
+        <w:ind w:left="2880" w:hanging="360"/>
+      </w:pPr>
+      <w:rPr>
+        <w:rFonts w:ascii="Wingdings" w:hAnsi="Wingdings" w:hint="default"/>
+        <w:sz w:val="20"/>
+      </w:rPr>
+    </w:lvl>
+    <w:lvl w:ilvl="4" w:tentative="1">
+      <w:start w:val="1"/>
+      <w:numFmt w:val="bullet"/>
+      <w:lvlText w:val=""/>
+      <w:lvlJc w:val="left"/>
+      <w:pPr>
+        <w:tabs>
+          <w:tab w:val="num" w:pos="3600"/>
+        </w:tabs>
+        <w:ind w:left="3600" w:hanging="360"/>
+      </w:pPr>
+      <w:rPr>
+        <w:rFonts w:ascii="Wingdings" w:hAnsi="Wingdings" w:hint="default"/>
+        <w:sz w:val="20"/>
+      </w:rPr>
+    </w:lvl>
+    <w:lvl w:ilvl="5" w:tentative="1">
+      <w:start w:val="1"/>
+      <w:numFmt w:val="bullet"/>
+      <w:lvlText w:val=""/>
+      <w:lvlJc w:val="left"/>
+      <w:pPr>
+        <w:tabs>
+          <w:tab w:val="num" w:pos="4320"/>
+        </w:tabs>
+        <w:ind w:left="4320" w:hanging="360"/>
+      </w:pPr>
+      <w:rPr>
+        <w:rFonts w:ascii="Wingdings" w:hAnsi="Wingdings" w:hint="default"/>
+        <w:sz w:val="20"/>
+      </w:rPr>
+    </w:lvl>
+    <w:lvl w:ilvl="6" w:tentative="1">
+      <w:start w:val="1"/>
+      <w:numFmt w:val="bullet"/>
+      <w:lvlText w:val=""/>
+      <w:lvlJc w:val="left"/>
+      <w:pPr>
+        <w:tabs>
+          <w:tab w:val="num" w:pos="5040"/>
+        </w:tabs>
+        <w:ind w:left="5040" w:hanging="360"/>
+      </w:pPr>
+      <w:rPr>
+        <w:rFonts w:ascii="Wingdings" w:hAnsi="Wingdings" w:hint="default"/>
+        <w:sz w:val="20"/>
+      </w:rPr>
+    </w:lvl>
+    <w:lvl w:ilvl="7" w:tentative="1">
+      <w:start w:val="1"/>
+      <w:numFmt w:val="bullet"/>
+      <w:lvlText w:val=""/>
+      <w:lvlJc w:val="left"/>
+      <w:pPr>
+        <w:tabs>
+          <w:tab w:val="num" w:pos="5760"/>
+        </w:tabs>
+        <w:ind w:left="5760" w:hanging="360"/>
+      </w:pPr>
+      <w:rPr>
+        <w:rFonts w:ascii="Wingdings" w:hAnsi="Wingdings" w:hint="default"/>
+        <w:sz w:val="20"/>
+      </w:rPr>
+    </w:lvl>
+    <w:lvl w:ilvl="8" w:tentative="1">
+      <w:start w:val="1"/>
+      <w:numFmt w:val="bullet"/>
+      <w:lvlText w:val=""/>
+      <w:lvlJc w:val="left"/>
+      <w:pPr>
+        <w:tabs>
+          <w:tab w:val="num" w:pos="6480"/>
+        </w:tabs>
+        <w:ind w:left="6480" w:hanging="360"/>
+      </w:pPr>
+      <w:rPr>
+        <w:rFonts w:ascii="Wingdings" w:hAnsi="Wingdings" w:hint="default"/>
+        <w:sz w:val="20"/>
+      </w:rPr>
+    </w:lvl>
+  </w:abstractNum>
+  <w:abstractNum w:abstractNumId="21" w15:restartNumberingAfterBreak="0">
     <w:nsid w:val="3D6D337B"/>
     <w:multiLevelType w:val="multilevel"/>
     <w:tmpl w:val="75DE452E"/>
@@ -6929,7 +9560,156 @@
       </w:rPr>
     </w:lvl>
   </w:abstractNum>
-  <w:abstractNum w:abstractNumId="16" w15:restartNumberingAfterBreak="0">
+  <w:abstractNum w:abstractNumId="22" w15:restartNumberingAfterBreak="0">
+    <w:nsid w:val="3E394C47"/>
+    <w:multiLevelType w:val="multilevel"/>
+    <w:tmpl w:val="2402CE10"/>
+    <w:lvl w:ilvl="0">
+      <w:start w:val="1"/>
+      <w:numFmt w:val="bullet"/>
+      <w:lvlText w:val=""/>
+      <w:lvlJc w:val="left"/>
+      <w:pPr>
+        <w:tabs>
+          <w:tab w:val="num" w:pos="720"/>
+        </w:tabs>
+        <w:ind w:left="720" w:hanging="360"/>
+      </w:pPr>
+      <w:rPr>
+        <w:rFonts w:ascii="Symbol" w:hAnsi="Symbol" w:hint="default"/>
+        <w:sz w:val="20"/>
+      </w:rPr>
+    </w:lvl>
+    <w:lvl w:ilvl="1">
+      <w:start w:val="1"/>
+      <w:numFmt w:val="bullet"/>
+      <w:lvlText w:val="o"/>
+      <w:lvlJc w:val="left"/>
+      <w:pPr>
+        <w:tabs>
+          <w:tab w:val="num" w:pos="1440"/>
+        </w:tabs>
+        <w:ind w:left="1440" w:hanging="360"/>
+      </w:pPr>
+      <w:rPr>
+        <w:rFonts w:ascii="Courier New" w:hAnsi="Courier New" w:hint="default"/>
+        <w:sz w:val="20"/>
+      </w:rPr>
+    </w:lvl>
+    <w:lvl w:ilvl="2" w:tentative="1">
+      <w:start w:val="1"/>
+      <w:numFmt w:val="bullet"/>
+      <w:lvlText w:val=""/>
+      <w:lvlJc w:val="left"/>
+      <w:pPr>
+        <w:tabs>
+          <w:tab w:val="num" w:pos="2160"/>
+        </w:tabs>
+        <w:ind w:left="2160" w:hanging="360"/>
+      </w:pPr>
+      <w:rPr>
+        <w:rFonts w:ascii="Wingdings" w:hAnsi="Wingdings" w:hint="default"/>
+        <w:sz w:val="20"/>
+      </w:rPr>
+    </w:lvl>
+    <w:lvl w:ilvl="3" w:tentative="1">
+      <w:start w:val="1"/>
+      <w:numFmt w:val="bullet"/>
+      <w:lvlText w:val=""/>
+      <w:lvlJc w:val="left"/>
+      <w:pPr>
+        <w:tabs>
+          <w:tab w:val="num" w:pos="2880"/>
+        </w:tabs>
+        <w:ind w:left="2880" w:hanging="360"/>
+      </w:pPr>
+      <w:rPr>
+        <w:rFonts w:ascii="Wingdings" w:hAnsi="Wingdings" w:hint="default"/>
+        <w:sz w:val="20"/>
+      </w:rPr>
+    </w:lvl>
+    <w:lvl w:ilvl="4" w:tentative="1">
+      <w:start w:val="1"/>
+      <w:numFmt w:val="bullet"/>
+      <w:lvlText w:val=""/>
+      <w:lvlJc w:val="left"/>
+      <w:pPr>
+        <w:tabs>
+          <w:tab w:val="num" w:pos="3600"/>
+        </w:tabs>
+        <w:ind w:left="3600" w:hanging="360"/>
+      </w:pPr>
+      <w:rPr>
+        <w:rFonts w:ascii="Wingdings" w:hAnsi="Wingdings" w:hint="default"/>
+        <w:sz w:val="20"/>
+      </w:rPr>
+    </w:lvl>
+    <w:lvl w:ilvl="5" w:tentative="1">
+      <w:start w:val="1"/>
+      <w:numFmt w:val="bullet"/>
+      <w:lvlText w:val=""/>
+      <w:lvlJc w:val="left"/>
+      <w:pPr>
+        <w:tabs>
+          <w:tab w:val="num" w:pos="4320"/>
+        </w:tabs>
+        <w:ind w:left="4320" w:hanging="360"/>
+      </w:pPr>
+      <w:rPr>
+        <w:rFonts w:ascii="Wingdings" w:hAnsi="Wingdings" w:hint="default"/>
+        <w:sz w:val="20"/>
+      </w:rPr>
+    </w:lvl>
+    <w:lvl w:ilvl="6" w:tentative="1">
+      <w:start w:val="1"/>
+      <w:numFmt w:val="bullet"/>
+      <w:lvlText w:val=""/>
+      <w:lvlJc w:val="left"/>
+      <w:pPr>
+        <w:tabs>
+          <w:tab w:val="num" w:pos="5040"/>
+        </w:tabs>
+        <w:ind w:left="5040" w:hanging="360"/>
+      </w:pPr>
+      <w:rPr>
+        <w:rFonts w:ascii="Wingdings" w:hAnsi="Wingdings" w:hint="default"/>
+        <w:sz w:val="20"/>
+      </w:rPr>
+    </w:lvl>
+    <w:lvl w:ilvl="7" w:tentative="1">
+      <w:start w:val="1"/>
+      <w:numFmt w:val="bullet"/>
+      <w:lvlText w:val=""/>
+      <w:lvlJc w:val="left"/>
+      <w:pPr>
+        <w:tabs>
+          <w:tab w:val="num" w:pos="5760"/>
+        </w:tabs>
+        <w:ind w:left="5760" w:hanging="360"/>
+      </w:pPr>
+      <w:rPr>
+        <w:rFonts w:ascii="Wingdings" w:hAnsi="Wingdings" w:hint="default"/>
+        <w:sz w:val="20"/>
+      </w:rPr>
+    </w:lvl>
+    <w:lvl w:ilvl="8" w:tentative="1">
+      <w:start w:val="1"/>
+      <w:numFmt w:val="bullet"/>
+      <w:lvlText w:val=""/>
+      <w:lvlJc w:val="left"/>
+      <w:pPr>
+        <w:tabs>
+          <w:tab w:val="num" w:pos="6480"/>
+        </w:tabs>
+        <w:ind w:left="6480" w:hanging="360"/>
+      </w:pPr>
+      <w:rPr>
+        <w:rFonts w:ascii="Wingdings" w:hAnsi="Wingdings" w:hint="default"/>
+        <w:sz w:val="20"/>
+      </w:rPr>
+    </w:lvl>
+  </w:abstractNum>
+  <w:abstractNum w:abstractNumId="23" w15:restartNumberingAfterBreak="0">
     <w:nsid w:val="3E7A222D"/>
     <w:multiLevelType w:val="multilevel"/>
     <w:tmpl w:val="8848B9A0"/>
@@ -7078,7 +9858,7 @@
       </w:rPr>
     </w:lvl>
   </w:abstractNum>
-  <w:abstractNum w:abstractNumId="17" w15:restartNumberingAfterBreak="0">
+  <w:abstractNum w:abstractNumId="24" w15:restartNumberingAfterBreak="0">
     <w:nsid w:val="3FF55A30"/>
     <w:multiLevelType w:val="multilevel"/>
     <w:tmpl w:val="47F880AE"/>
@@ -7227,7 +10007,7 @@
       </w:rPr>
     </w:lvl>
   </w:abstractNum>
-  <w:abstractNum w:abstractNumId="18" w15:restartNumberingAfterBreak="0">
+  <w:abstractNum w:abstractNumId="25" w15:restartNumberingAfterBreak="0">
     <w:nsid w:val="47071214"/>
     <w:multiLevelType w:val="multilevel"/>
     <w:tmpl w:val="87A8D1B0"/>
@@ -7376,7 +10156,7 @@
       </w:rPr>
     </w:lvl>
   </w:abstractNum>
-  <w:abstractNum w:abstractNumId="19" w15:restartNumberingAfterBreak="0">
+  <w:abstractNum w:abstractNumId="26" w15:restartNumberingAfterBreak="0">
     <w:nsid w:val="47751FF1"/>
     <w:multiLevelType w:val="multilevel"/>
     <w:tmpl w:val="4886B7CC"/>
@@ -7525,7 +10305,305 @@
       </w:rPr>
     </w:lvl>
   </w:abstractNum>
-  <w:abstractNum w:abstractNumId="20" w15:restartNumberingAfterBreak="0">
+  <w:abstractNum w:abstractNumId="27" w15:restartNumberingAfterBreak="0">
+    <w:nsid w:val="479C7EE4"/>
+    <w:multiLevelType w:val="multilevel"/>
+    <w:tmpl w:val="9D4E5E0A"/>
+    <w:lvl w:ilvl="0">
+      <w:start w:val="1"/>
+      <w:numFmt w:val="bullet"/>
+      <w:lvlText w:val=""/>
+      <w:lvlJc w:val="left"/>
+      <w:pPr>
+        <w:tabs>
+          <w:tab w:val="num" w:pos="720"/>
+        </w:tabs>
+        <w:ind w:left="720" w:hanging="360"/>
+      </w:pPr>
+      <w:rPr>
+        <w:rFonts w:ascii="Symbol" w:hAnsi="Symbol" w:hint="default"/>
+        <w:sz w:val="20"/>
+      </w:rPr>
+    </w:lvl>
+    <w:lvl w:ilvl="1" w:tentative="1">
+      <w:start w:val="1"/>
+      <w:numFmt w:val="bullet"/>
+      <w:lvlText w:val="o"/>
+      <w:lvlJc w:val="left"/>
+      <w:pPr>
+        <w:tabs>
+          <w:tab w:val="num" w:pos="1440"/>
+        </w:tabs>
+        <w:ind w:left="1440" w:hanging="360"/>
+      </w:pPr>
+      <w:rPr>
+        <w:rFonts w:ascii="Courier New" w:hAnsi="Courier New" w:hint="default"/>
+        <w:sz w:val="20"/>
+      </w:rPr>
+    </w:lvl>
+    <w:lvl w:ilvl="2" w:tentative="1">
+      <w:start w:val="1"/>
+      <w:numFmt w:val="bullet"/>
+      <w:lvlText w:val=""/>
+      <w:lvlJc w:val="left"/>
+      <w:pPr>
+        <w:tabs>
+          <w:tab w:val="num" w:pos="2160"/>
+        </w:tabs>
+        <w:ind w:left="2160" w:hanging="360"/>
+      </w:pPr>
+      <w:rPr>
+        <w:rFonts w:ascii="Wingdings" w:hAnsi="Wingdings" w:hint="default"/>
+        <w:sz w:val="20"/>
+      </w:rPr>
+    </w:lvl>
+    <w:lvl w:ilvl="3" w:tentative="1">
+      <w:start w:val="1"/>
+      <w:numFmt w:val="bullet"/>
+      <w:lvlText w:val=""/>
+      <w:lvlJc w:val="left"/>
+      <w:pPr>
+        <w:tabs>
+          <w:tab w:val="num" w:pos="2880"/>
+        </w:tabs>
+        <w:ind w:left="2880" w:hanging="360"/>
+      </w:pPr>
+      <w:rPr>
+        <w:rFonts w:ascii="Wingdings" w:hAnsi="Wingdings" w:hint="default"/>
+        <w:sz w:val="20"/>
+      </w:rPr>
+    </w:lvl>
+    <w:lvl w:ilvl="4" w:tentative="1">
+      <w:start w:val="1"/>
+      <w:numFmt w:val="bullet"/>
+      <w:lvlText w:val=""/>
+      <w:lvlJc w:val="left"/>
+      <w:pPr>
+        <w:tabs>
+          <w:tab w:val="num" w:pos="3600"/>
+        </w:tabs>
+        <w:ind w:left="3600" w:hanging="360"/>
+      </w:pPr>
+      <w:rPr>
+        <w:rFonts w:ascii="Wingdings" w:hAnsi="Wingdings" w:hint="default"/>
+        <w:sz w:val="20"/>
+      </w:rPr>
+    </w:lvl>
+    <w:lvl w:ilvl="5" w:tentative="1">
+      <w:start w:val="1"/>
+      <w:numFmt w:val="bullet"/>
+      <w:lvlText w:val=""/>
+      <w:lvlJc w:val="left"/>
+      <w:pPr>
+        <w:tabs>
+          <w:tab w:val="num" w:pos="4320"/>
+        </w:tabs>
+        <w:ind w:left="4320" w:hanging="360"/>
+      </w:pPr>
+      <w:rPr>
+        <w:rFonts w:ascii="Wingdings" w:hAnsi="Wingdings" w:hint="default"/>
+        <w:sz w:val="20"/>
+      </w:rPr>
+    </w:lvl>
+    <w:lvl w:ilvl="6" w:tentative="1">
+      <w:start w:val="1"/>
+      <w:numFmt w:val="bullet"/>
+      <w:lvlText w:val=""/>
+      <w:lvlJc w:val="left"/>
+      <w:pPr>
+        <w:tabs>
+          <w:tab w:val="num" w:pos="5040"/>
+        </w:tabs>
+        <w:ind w:left="5040" w:hanging="360"/>
+      </w:pPr>
+      <w:rPr>
+        <w:rFonts w:ascii="Wingdings" w:hAnsi="Wingdings" w:hint="default"/>
+        <w:sz w:val="20"/>
+      </w:rPr>
+    </w:lvl>
+    <w:lvl w:ilvl="7" w:tentative="1">
+      <w:start w:val="1"/>
+      <w:numFmt w:val="bullet"/>
+      <w:lvlText w:val=""/>
+      <w:lvlJc w:val="left"/>
+      <w:pPr>
+        <w:tabs>
+          <w:tab w:val="num" w:pos="5760"/>
+        </w:tabs>
+        <w:ind w:left="5760" w:hanging="360"/>
+      </w:pPr>
+      <w:rPr>
+        <w:rFonts w:ascii="Wingdings" w:hAnsi="Wingdings" w:hint="default"/>
+        <w:sz w:val="20"/>
+      </w:rPr>
+    </w:lvl>
+    <w:lvl w:ilvl="8" w:tentative="1">
+      <w:start w:val="1"/>
+      <w:numFmt w:val="bullet"/>
+      <w:lvlText w:val=""/>
+      <w:lvlJc w:val="left"/>
+      <w:pPr>
+        <w:tabs>
+          <w:tab w:val="num" w:pos="6480"/>
+        </w:tabs>
+        <w:ind w:left="6480" w:hanging="360"/>
+      </w:pPr>
+      <w:rPr>
+        <w:rFonts w:ascii="Wingdings" w:hAnsi="Wingdings" w:hint="default"/>
+        <w:sz w:val="20"/>
+      </w:rPr>
+    </w:lvl>
+  </w:abstractNum>
+  <w:abstractNum w:abstractNumId="28" w15:restartNumberingAfterBreak="0">
+    <w:nsid w:val="49446F67"/>
+    <w:multiLevelType w:val="multilevel"/>
+    <w:tmpl w:val="1E84079E"/>
+    <w:lvl w:ilvl="0">
+      <w:start w:val="1"/>
+      <w:numFmt w:val="bullet"/>
+      <w:lvlText w:val=""/>
+      <w:lvlJc w:val="left"/>
+      <w:pPr>
+        <w:tabs>
+          <w:tab w:val="num" w:pos="720"/>
+        </w:tabs>
+        <w:ind w:left="720" w:hanging="360"/>
+      </w:pPr>
+      <w:rPr>
+        <w:rFonts w:ascii="Symbol" w:hAnsi="Symbol" w:hint="default"/>
+        <w:sz w:val="20"/>
+      </w:rPr>
+    </w:lvl>
+    <w:lvl w:ilvl="1">
+      <w:start w:val="1"/>
+      <w:numFmt w:val="bullet"/>
+      <w:lvlText w:val="o"/>
+      <w:lvlJc w:val="left"/>
+      <w:pPr>
+        <w:tabs>
+          <w:tab w:val="num" w:pos="1440"/>
+        </w:tabs>
+        <w:ind w:left="1440" w:hanging="360"/>
+      </w:pPr>
+      <w:rPr>
+        <w:rFonts w:ascii="Courier New" w:hAnsi="Courier New" w:hint="default"/>
+        <w:sz w:val="20"/>
+      </w:rPr>
+    </w:lvl>
+    <w:lvl w:ilvl="2" w:tentative="1">
+      <w:start w:val="1"/>
+      <w:numFmt w:val="bullet"/>
+      <w:lvlText w:val=""/>
+      <w:lvlJc w:val="left"/>
+      <w:pPr>
+        <w:tabs>
+          <w:tab w:val="num" w:pos="2160"/>
+        </w:tabs>
+        <w:ind w:left="2160" w:hanging="360"/>
+      </w:pPr>
+      <w:rPr>
+        <w:rFonts w:ascii="Wingdings" w:hAnsi="Wingdings" w:hint="default"/>
+        <w:sz w:val="20"/>
+      </w:rPr>
+    </w:lvl>
+    <w:lvl w:ilvl="3" w:tentative="1">
+      <w:start w:val="1"/>
+      <w:numFmt w:val="bullet"/>
+      <w:lvlText w:val=""/>
+      <w:lvlJc w:val="left"/>
+      <w:pPr>
+        <w:tabs>
+          <w:tab w:val="num" w:pos="2880"/>
+        </w:tabs>
+        <w:ind w:left="2880" w:hanging="360"/>
+      </w:pPr>
+      <w:rPr>
+        <w:rFonts w:ascii="Wingdings" w:hAnsi="Wingdings" w:hint="default"/>
+        <w:sz w:val="20"/>
+      </w:rPr>
+    </w:lvl>
+    <w:lvl w:ilvl="4" w:tentative="1">
+      <w:start w:val="1"/>
+      <w:numFmt w:val="bullet"/>
+      <w:lvlText w:val=""/>
+      <w:lvlJc w:val="left"/>
+      <w:pPr>
+        <w:tabs>
+          <w:tab w:val="num" w:pos="3600"/>
+        </w:tabs>
+        <w:ind w:left="3600" w:hanging="360"/>
+      </w:pPr>
+      <w:rPr>
+        <w:rFonts w:ascii="Wingdings" w:hAnsi="Wingdings" w:hint="default"/>
+        <w:sz w:val="20"/>
+      </w:rPr>
+    </w:lvl>
+    <w:lvl w:ilvl="5" w:tentative="1">
+      <w:start w:val="1"/>
+      <w:numFmt w:val="bullet"/>
+      <w:lvlText w:val=""/>
+      <w:lvlJc w:val="left"/>
+      <w:pPr>
+        <w:tabs>
+          <w:tab w:val="num" w:pos="4320"/>
+        </w:tabs>
+        <w:ind w:left="4320" w:hanging="360"/>
+      </w:pPr>
+      <w:rPr>
+        <w:rFonts w:ascii="Wingdings" w:hAnsi="Wingdings" w:hint="default"/>
+        <w:sz w:val="20"/>
+      </w:rPr>
+    </w:lvl>
+    <w:lvl w:ilvl="6" w:tentative="1">
+      <w:start w:val="1"/>
+      <w:numFmt w:val="bullet"/>
+      <w:lvlText w:val=""/>
+      <w:lvlJc w:val="left"/>
+      <w:pPr>
+        <w:tabs>
+          <w:tab w:val="num" w:pos="5040"/>
+        </w:tabs>
+        <w:ind w:left="5040" w:hanging="360"/>
+      </w:pPr>
+      <w:rPr>
+        <w:rFonts w:ascii="Wingdings" w:hAnsi="Wingdings" w:hint="default"/>
+        <w:sz w:val="20"/>
+      </w:rPr>
+    </w:lvl>
+    <w:lvl w:ilvl="7" w:tentative="1">
+      <w:start w:val="1"/>
+      <w:numFmt w:val="bullet"/>
+      <w:lvlText w:val=""/>
+      <w:lvlJc w:val="left"/>
+      <w:pPr>
+        <w:tabs>
+          <w:tab w:val="num" w:pos="5760"/>
+        </w:tabs>
+        <w:ind w:left="5760" w:hanging="360"/>
+      </w:pPr>
+      <w:rPr>
+        <w:rFonts w:ascii="Wingdings" w:hAnsi="Wingdings" w:hint="default"/>
+        <w:sz w:val="20"/>
+      </w:rPr>
+    </w:lvl>
+    <w:lvl w:ilvl="8" w:tentative="1">
+      <w:start w:val="1"/>
+      <w:numFmt w:val="bullet"/>
+      <w:lvlText w:val=""/>
+      <w:lvlJc w:val="left"/>
+      <w:pPr>
+        <w:tabs>
+          <w:tab w:val="num" w:pos="6480"/>
+        </w:tabs>
+        <w:ind w:left="6480" w:hanging="360"/>
+      </w:pPr>
+      <w:rPr>
+        <w:rFonts w:ascii="Wingdings" w:hAnsi="Wingdings" w:hint="default"/>
+        <w:sz w:val="20"/>
+      </w:rPr>
+    </w:lvl>
+  </w:abstractNum>
+  <w:abstractNum w:abstractNumId="29" w15:restartNumberingAfterBreak="0">
     <w:nsid w:val="4B123C2A"/>
     <w:multiLevelType w:val="multilevel"/>
     <w:tmpl w:val="AE440AD2"/>
@@ -7674,7 +10752,7 @@
       </w:rPr>
     </w:lvl>
   </w:abstractNum>
-  <w:abstractNum w:abstractNumId="21" w15:restartNumberingAfterBreak="0">
+  <w:abstractNum w:abstractNumId="30" w15:restartNumberingAfterBreak="0">
     <w:nsid w:val="4E1E20F8"/>
     <w:multiLevelType w:val="multilevel"/>
     <w:tmpl w:val="0644BB08"/>
@@ -7823,7 +10901,156 @@
       </w:rPr>
     </w:lvl>
   </w:abstractNum>
-  <w:abstractNum w:abstractNumId="22" w15:restartNumberingAfterBreak="0">
+  <w:abstractNum w:abstractNumId="31" w15:restartNumberingAfterBreak="0">
+    <w:nsid w:val="500C260E"/>
+    <w:multiLevelType w:val="multilevel"/>
+    <w:tmpl w:val="55AC1AB4"/>
+    <w:lvl w:ilvl="0">
+      <w:start w:val="1"/>
+      <w:numFmt w:val="bullet"/>
+      <w:lvlText w:val=""/>
+      <w:lvlJc w:val="left"/>
+      <w:pPr>
+        <w:tabs>
+          <w:tab w:val="num" w:pos="720"/>
+        </w:tabs>
+        <w:ind w:left="720" w:hanging="360"/>
+      </w:pPr>
+      <w:rPr>
+        <w:rFonts w:ascii="Symbol" w:hAnsi="Symbol" w:hint="default"/>
+        <w:sz w:val="20"/>
+      </w:rPr>
+    </w:lvl>
+    <w:lvl w:ilvl="1">
+      <w:start w:val="1"/>
+      <w:numFmt w:val="bullet"/>
+      <w:lvlText w:val="o"/>
+      <w:lvlJc w:val="left"/>
+      <w:pPr>
+        <w:tabs>
+          <w:tab w:val="num" w:pos="1440"/>
+        </w:tabs>
+        <w:ind w:left="1440" w:hanging="360"/>
+      </w:pPr>
+      <w:rPr>
+        <w:rFonts w:ascii="Courier New" w:hAnsi="Courier New" w:hint="default"/>
+        <w:sz w:val="20"/>
+      </w:rPr>
+    </w:lvl>
+    <w:lvl w:ilvl="2">
+      <w:start w:val="1"/>
+      <w:numFmt w:val="bullet"/>
+      <w:lvlText w:val=""/>
+      <w:lvlJc w:val="left"/>
+      <w:pPr>
+        <w:tabs>
+          <w:tab w:val="num" w:pos="2160"/>
+        </w:tabs>
+        <w:ind w:left="2160" w:hanging="360"/>
+      </w:pPr>
+      <w:rPr>
+        <w:rFonts w:ascii="Wingdings" w:hAnsi="Wingdings" w:hint="default"/>
+        <w:sz w:val="20"/>
+      </w:rPr>
+    </w:lvl>
+    <w:lvl w:ilvl="3" w:tentative="1">
+      <w:start w:val="1"/>
+      <w:numFmt w:val="bullet"/>
+      <w:lvlText w:val=""/>
+      <w:lvlJc w:val="left"/>
+      <w:pPr>
+        <w:tabs>
+          <w:tab w:val="num" w:pos="2880"/>
+        </w:tabs>
+        <w:ind w:left="2880" w:hanging="360"/>
+      </w:pPr>
+      <w:rPr>
+        <w:rFonts w:ascii="Wingdings" w:hAnsi="Wingdings" w:hint="default"/>
+        <w:sz w:val="20"/>
+      </w:rPr>
+    </w:lvl>
+    <w:lvl w:ilvl="4" w:tentative="1">
+      <w:start w:val="1"/>
+      <w:numFmt w:val="bullet"/>
+      <w:lvlText w:val=""/>
+      <w:lvlJc w:val="left"/>
+      <w:pPr>
+        <w:tabs>
+          <w:tab w:val="num" w:pos="3600"/>
+        </w:tabs>
+        <w:ind w:left="3600" w:hanging="360"/>
+      </w:pPr>
+      <w:rPr>
+        <w:rFonts w:ascii="Wingdings" w:hAnsi="Wingdings" w:hint="default"/>
+        <w:sz w:val="20"/>
+      </w:rPr>
+    </w:lvl>
+    <w:lvl w:ilvl="5" w:tentative="1">
+      <w:start w:val="1"/>
+      <w:numFmt w:val="bullet"/>
+      <w:lvlText w:val=""/>
+      <w:lvlJc w:val="left"/>
+      <w:pPr>
+        <w:tabs>
+          <w:tab w:val="num" w:pos="4320"/>
+        </w:tabs>
+        <w:ind w:left="4320" w:hanging="360"/>
+      </w:pPr>
+      <w:rPr>
+        <w:rFonts w:ascii="Wingdings" w:hAnsi="Wingdings" w:hint="default"/>
+        <w:sz w:val="20"/>
+      </w:rPr>
+    </w:lvl>
+    <w:lvl w:ilvl="6" w:tentative="1">
+      <w:start w:val="1"/>
+      <w:numFmt w:val="bullet"/>
+      <w:lvlText w:val=""/>
+      <w:lvlJc w:val="left"/>
+      <w:pPr>
+        <w:tabs>
+          <w:tab w:val="num" w:pos="5040"/>
+        </w:tabs>
+        <w:ind w:left="5040" w:hanging="360"/>
+      </w:pPr>
+      <w:rPr>
+        <w:rFonts w:ascii="Wingdings" w:hAnsi="Wingdings" w:hint="default"/>
+        <w:sz w:val="20"/>
+      </w:rPr>
+    </w:lvl>
+    <w:lvl w:ilvl="7" w:tentative="1">
+      <w:start w:val="1"/>
+      <w:numFmt w:val="bullet"/>
+      <w:lvlText w:val=""/>
+      <w:lvlJc w:val="left"/>
+      <w:pPr>
+        <w:tabs>
+          <w:tab w:val="num" w:pos="5760"/>
+        </w:tabs>
+        <w:ind w:left="5760" w:hanging="360"/>
+      </w:pPr>
+      <w:rPr>
+        <w:rFonts w:ascii="Wingdings" w:hAnsi="Wingdings" w:hint="default"/>
+        <w:sz w:val="20"/>
+      </w:rPr>
+    </w:lvl>
+    <w:lvl w:ilvl="8" w:tentative="1">
+      <w:start w:val="1"/>
+      <w:numFmt w:val="bullet"/>
+      <w:lvlText w:val=""/>
+      <w:lvlJc w:val="left"/>
+      <w:pPr>
+        <w:tabs>
+          <w:tab w:val="num" w:pos="6480"/>
+        </w:tabs>
+        <w:ind w:left="6480" w:hanging="360"/>
+      </w:pPr>
+      <w:rPr>
+        <w:rFonts w:ascii="Wingdings" w:hAnsi="Wingdings" w:hint="default"/>
+        <w:sz w:val="20"/>
+      </w:rPr>
+    </w:lvl>
+  </w:abstractNum>
+  <w:abstractNum w:abstractNumId="32" w15:restartNumberingAfterBreak="0">
     <w:nsid w:val="56C757A1"/>
     <w:multiLevelType w:val="multilevel"/>
     <w:tmpl w:val="F940CBB2"/>
@@ -7972,7 +11199,305 @@
       </w:rPr>
     </w:lvl>
   </w:abstractNum>
-  <w:abstractNum w:abstractNumId="23" w15:restartNumberingAfterBreak="0">
+  <w:abstractNum w:abstractNumId="33" w15:restartNumberingAfterBreak="0">
+    <w:nsid w:val="5C3C3FB1"/>
+    <w:multiLevelType w:val="multilevel"/>
+    <w:tmpl w:val="59A8E9DC"/>
+    <w:lvl w:ilvl="0">
+      <w:start w:val="1"/>
+      <w:numFmt w:val="bullet"/>
+      <w:lvlText w:val=""/>
+      <w:lvlJc w:val="left"/>
+      <w:pPr>
+        <w:tabs>
+          <w:tab w:val="num" w:pos="720"/>
+        </w:tabs>
+        <w:ind w:left="720" w:hanging="360"/>
+      </w:pPr>
+      <w:rPr>
+        <w:rFonts w:ascii="Symbol" w:hAnsi="Symbol" w:hint="default"/>
+        <w:sz w:val="20"/>
+      </w:rPr>
+    </w:lvl>
+    <w:lvl w:ilvl="1">
+      <w:start w:val="1"/>
+      <w:numFmt w:val="bullet"/>
+      <w:lvlText w:val="o"/>
+      <w:lvlJc w:val="left"/>
+      <w:pPr>
+        <w:tabs>
+          <w:tab w:val="num" w:pos="1440"/>
+        </w:tabs>
+        <w:ind w:left="1440" w:hanging="360"/>
+      </w:pPr>
+      <w:rPr>
+        <w:rFonts w:ascii="Courier New" w:hAnsi="Courier New" w:hint="default"/>
+        <w:sz w:val="20"/>
+      </w:rPr>
+    </w:lvl>
+    <w:lvl w:ilvl="2" w:tentative="1">
+      <w:start w:val="1"/>
+      <w:numFmt w:val="bullet"/>
+      <w:lvlText w:val=""/>
+      <w:lvlJc w:val="left"/>
+      <w:pPr>
+        <w:tabs>
+          <w:tab w:val="num" w:pos="2160"/>
+        </w:tabs>
+        <w:ind w:left="2160" w:hanging="360"/>
+      </w:pPr>
+      <w:rPr>
+        <w:rFonts w:ascii="Wingdings" w:hAnsi="Wingdings" w:hint="default"/>
+        <w:sz w:val="20"/>
+      </w:rPr>
+    </w:lvl>
+    <w:lvl w:ilvl="3" w:tentative="1">
+      <w:start w:val="1"/>
+      <w:numFmt w:val="bullet"/>
+      <w:lvlText w:val=""/>
+      <w:lvlJc w:val="left"/>
+      <w:pPr>
+        <w:tabs>
+          <w:tab w:val="num" w:pos="2880"/>
+        </w:tabs>
+        <w:ind w:left="2880" w:hanging="360"/>
+      </w:pPr>
+      <w:rPr>
+        <w:rFonts w:ascii="Wingdings" w:hAnsi="Wingdings" w:hint="default"/>
+        <w:sz w:val="20"/>
+      </w:rPr>
+    </w:lvl>
+    <w:lvl w:ilvl="4" w:tentative="1">
+      <w:start w:val="1"/>
+      <w:numFmt w:val="bullet"/>
+      <w:lvlText w:val=""/>
+      <w:lvlJc w:val="left"/>
+      <w:pPr>
+        <w:tabs>
+          <w:tab w:val="num" w:pos="3600"/>
+        </w:tabs>
+        <w:ind w:left="3600" w:hanging="360"/>
+      </w:pPr>
+      <w:rPr>
+        <w:rFonts w:ascii="Wingdings" w:hAnsi="Wingdings" w:hint="default"/>
+        <w:sz w:val="20"/>
+      </w:rPr>
+    </w:lvl>
+    <w:lvl w:ilvl="5" w:tentative="1">
+      <w:start w:val="1"/>
+      <w:numFmt w:val="bullet"/>
+      <w:lvlText w:val=""/>
+      <w:lvlJc w:val="left"/>
+      <w:pPr>
+        <w:tabs>
+          <w:tab w:val="num" w:pos="4320"/>
+        </w:tabs>
+        <w:ind w:left="4320" w:hanging="360"/>
+      </w:pPr>
+      <w:rPr>
+        <w:rFonts w:ascii="Wingdings" w:hAnsi="Wingdings" w:hint="default"/>
+        <w:sz w:val="20"/>
+      </w:rPr>
+    </w:lvl>
+    <w:lvl w:ilvl="6" w:tentative="1">
+      <w:start w:val="1"/>
+      <w:numFmt w:val="bullet"/>
+      <w:lvlText w:val=""/>
+      <w:lvlJc w:val="left"/>
+      <w:pPr>
+        <w:tabs>
+          <w:tab w:val="num" w:pos="5040"/>
+        </w:tabs>
+        <w:ind w:left="5040" w:hanging="360"/>
+      </w:pPr>
+      <w:rPr>
+        <w:rFonts w:ascii="Wingdings" w:hAnsi="Wingdings" w:hint="default"/>
+        <w:sz w:val="20"/>
+      </w:rPr>
+    </w:lvl>
+    <w:lvl w:ilvl="7" w:tentative="1">
+      <w:start w:val="1"/>
+      <w:numFmt w:val="bullet"/>
+      <w:lvlText w:val=""/>
+      <w:lvlJc w:val="left"/>
+      <w:pPr>
+        <w:tabs>
+          <w:tab w:val="num" w:pos="5760"/>
+        </w:tabs>
+        <w:ind w:left="5760" w:hanging="360"/>
+      </w:pPr>
+      <w:rPr>
+        <w:rFonts w:ascii="Wingdings" w:hAnsi="Wingdings" w:hint="default"/>
+        <w:sz w:val="20"/>
+      </w:rPr>
+    </w:lvl>
+    <w:lvl w:ilvl="8" w:tentative="1">
+      <w:start w:val="1"/>
+      <w:numFmt w:val="bullet"/>
+      <w:lvlText w:val=""/>
+      <w:lvlJc w:val="left"/>
+      <w:pPr>
+        <w:tabs>
+          <w:tab w:val="num" w:pos="6480"/>
+        </w:tabs>
+        <w:ind w:left="6480" w:hanging="360"/>
+      </w:pPr>
+      <w:rPr>
+        <w:rFonts w:ascii="Wingdings" w:hAnsi="Wingdings" w:hint="default"/>
+        <w:sz w:val="20"/>
+      </w:rPr>
+    </w:lvl>
+  </w:abstractNum>
+  <w:abstractNum w:abstractNumId="34" w15:restartNumberingAfterBreak="0">
+    <w:nsid w:val="5DE445EC"/>
+    <w:multiLevelType w:val="multilevel"/>
+    <w:tmpl w:val="6CB8637C"/>
+    <w:lvl w:ilvl="0">
+      <w:start w:val="1"/>
+      <w:numFmt w:val="bullet"/>
+      <w:lvlText w:val=""/>
+      <w:lvlJc w:val="left"/>
+      <w:pPr>
+        <w:tabs>
+          <w:tab w:val="num" w:pos="720"/>
+        </w:tabs>
+        <w:ind w:left="720" w:hanging="360"/>
+      </w:pPr>
+      <w:rPr>
+        <w:rFonts w:ascii="Symbol" w:hAnsi="Symbol" w:hint="default"/>
+        <w:sz w:val="20"/>
+      </w:rPr>
+    </w:lvl>
+    <w:lvl w:ilvl="1">
+      <w:start w:val="1"/>
+      <w:numFmt w:val="bullet"/>
+      <w:lvlText w:val="o"/>
+      <w:lvlJc w:val="left"/>
+      <w:pPr>
+        <w:tabs>
+          <w:tab w:val="num" w:pos="1440"/>
+        </w:tabs>
+        <w:ind w:left="1440" w:hanging="360"/>
+      </w:pPr>
+      <w:rPr>
+        <w:rFonts w:ascii="Courier New" w:hAnsi="Courier New" w:hint="default"/>
+        <w:sz w:val="20"/>
+      </w:rPr>
+    </w:lvl>
+    <w:lvl w:ilvl="2" w:tentative="1">
+      <w:start w:val="1"/>
+      <w:numFmt w:val="bullet"/>
+      <w:lvlText w:val=""/>
+      <w:lvlJc w:val="left"/>
+      <w:pPr>
+        <w:tabs>
+          <w:tab w:val="num" w:pos="2160"/>
+        </w:tabs>
+        <w:ind w:left="2160" w:hanging="360"/>
+      </w:pPr>
+      <w:rPr>
+        <w:rFonts w:ascii="Wingdings" w:hAnsi="Wingdings" w:hint="default"/>
+        <w:sz w:val="20"/>
+      </w:rPr>
+    </w:lvl>
+    <w:lvl w:ilvl="3" w:tentative="1">
+      <w:start w:val="1"/>
+      <w:numFmt w:val="bullet"/>
+      <w:lvlText w:val=""/>
+      <w:lvlJc w:val="left"/>
+      <w:pPr>
+        <w:tabs>
+          <w:tab w:val="num" w:pos="2880"/>
+        </w:tabs>
+        <w:ind w:left="2880" w:hanging="360"/>
+      </w:pPr>
+      <w:rPr>
+        <w:rFonts w:ascii="Wingdings" w:hAnsi="Wingdings" w:hint="default"/>
+        <w:sz w:val="20"/>
+      </w:rPr>
+    </w:lvl>
+    <w:lvl w:ilvl="4" w:tentative="1">
+      <w:start w:val="1"/>
+      <w:numFmt w:val="bullet"/>
+      <w:lvlText w:val=""/>
+      <w:lvlJc w:val="left"/>
+      <w:pPr>
+        <w:tabs>
+          <w:tab w:val="num" w:pos="3600"/>
+        </w:tabs>
+        <w:ind w:left="3600" w:hanging="360"/>
+      </w:pPr>
+      <w:rPr>
+        <w:rFonts w:ascii="Wingdings" w:hAnsi="Wingdings" w:hint="default"/>
+        <w:sz w:val="20"/>
+      </w:rPr>
+    </w:lvl>
+    <w:lvl w:ilvl="5" w:tentative="1">
+      <w:start w:val="1"/>
+      <w:numFmt w:val="bullet"/>
+      <w:lvlText w:val=""/>
+      <w:lvlJc w:val="left"/>
+      <w:pPr>
+        <w:tabs>
+          <w:tab w:val="num" w:pos="4320"/>
+        </w:tabs>
+        <w:ind w:left="4320" w:hanging="360"/>
+      </w:pPr>
+      <w:rPr>
+        <w:rFonts w:ascii="Wingdings" w:hAnsi="Wingdings" w:hint="default"/>
+        <w:sz w:val="20"/>
+      </w:rPr>
+    </w:lvl>
+    <w:lvl w:ilvl="6" w:tentative="1">
+      <w:start w:val="1"/>
+      <w:numFmt w:val="bullet"/>
+      <w:lvlText w:val=""/>
+      <w:lvlJc w:val="left"/>
+      <w:pPr>
+        <w:tabs>
+          <w:tab w:val="num" w:pos="5040"/>
+        </w:tabs>
+        <w:ind w:left="5040" w:hanging="360"/>
+      </w:pPr>
+      <w:rPr>
+        <w:rFonts w:ascii="Wingdings" w:hAnsi="Wingdings" w:hint="default"/>
+        <w:sz w:val="20"/>
+      </w:rPr>
+    </w:lvl>
+    <w:lvl w:ilvl="7" w:tentative="1">
+      <w:start w:val="1"/>
+      <w:numFmt w:val="bullet"/>
+      <w:lvlText w:val=""/>
+      <w:lvlJc w:val="left"/>
+      <w:pPr>
+        <w:tabs>
+          <w:tab w:val="num" w:pos="5760"/>
+        </w:tabs>
+        <w:ind w:left="5760" w:hanging="360"/>
+      </w:pPr>
+      <w:rPr>
+        <w:rFonts w:ascii="Wingdings" w:hAnsi="Wingdings" w:hint="default"/>
+        <w:sz w:val="20"/>
+      </w:rPr>
+    </w:lvl>
+    <w:lvl w:ilvl="8" w:tentative="1">
+      <w:start w:val="1"/>
+      <w:numFmt w:val="bullet"/>
+      <w:lvlText w:val=""/>
+      <w:lvlJc w:val="left"/>
+      <w:pPr>
+        <w:tabs>
+          <w:tab w:val="num" w:pos="6480"/>
+        </w:tabs>
+        <w:ind w:left="6480" w:hanging="360"/>
+      </w:pPr>
+      <w:rPr>
+        <w:rFonts w:ascii="Wingdings" w:hAnsi="Wingdings" w:hint="default"/>
+        <w:sz w:val="20"/>
+      </w:rPr>
+    </w:lvl>
+  </w:abstractNum>
+  <w:abstractNum w:abstractNumId="35" w15:restartNumberingAfterBreak="0">
     <w:nsid w:val="611824B1"/>
     <w:multiLevelType w:val="multilevel"/>
     <w:tmpl w:val="B4A48F16"/>
@@ -8121,7 +11646,305 @@
       </w:rPr>
     </w:lvl>
   </w:abstractNum>
-  <w:abstractNum w:abstractNumId="24" w15:restartNumberingAfterBreak="0">
+  <w:abstractNum w:abstractNumId="36" w15:restartNumberingAfterBreak="0">
+    <w:nsid w:val="6210582E"/>
+    <w:multiLevelType w:val="multilevel"/>
+    <w:tmpl w:val="3A6472DA"/>
+    <w:lvl w:ilvl="0">
+      <w:start w:val="1"/>
+      <w:numFmt w:val="bullet"/>
+      <w:lvlText w:val=""/>
+      <w:lvlJc w:val="left"/>
+      <w:pPr>
+        <w:tabs>
+          <w:tab w:val="num" w:pos="720"/>
+        </w:tabs>
+        <w:ind w:left="720" w:hanging="360"/>
+      </w:pPr>
+      <w:rPr>
+        <w:rFonts w:ascii="Symbol" w:hAnsi="Symbol" w:hint="default"/>
+        <w:sz w:val="20"/>
+      </w:rPr>
+    </w:lvl>
+    <w:lvl w:ilvl="1" w:tentative="1">
+      <w:start w:val="1"/>
+      <w:numFmt w:val="bullet"/>
+      <w:lvlText w:val="o"/>
+      <w:lvlJc w:val="left"/>
+      <w:pPr>
+        <w:tabs>
+          <w:tab w:val="num" w:pos="1440"/>
+        </w:tabs>
+        <w:ind w:left="1440" w:hanging="360"/>
+      </w:pPr>
+      <w:rPr>
+        <w:rFonts w:ascii="Courier New" w:hAnsi="Courier New" w:hint="default"/>
+        <w:sz w:val="20"/>
+      </w:rPr>
+    </w:lvl>
+    <w:lvl w:ilvl="2" w:tentative="1">
+      <w:start w:val="1"/>
+      <w:numFmt w:val="bullet"/>
+      <w:lvlText w:val=""/>
+      <w:lvlJc w:val="left"/>
+      <w:pPr>
+        <w:tabs>
+          <w:tab w:val="num" w:pos="2160"/>
+        </w:tabs>
+        <w:ind w:left="2160" w:hanging="360"/>
+      </w:pPr>
+      <w:rPr>
+        <w:rFonts w:ascii="Wingdings" w:hAnsi="Wingdings" w:hint="default"/>
+        <w:sz w:val="20"/>
+      </w:rPr>
+    </w:lvl>
+    <w:lvl w:ilvl="3" w:tentative="1">
+      <w:start w:val="1"/>
+      <w:numFmt w:val="bullet"/>
+      <w:lvlText w:val=""/>
+      <w:lvlJc w:val="left"/>
+      <w:pPr>
+        <w:tabs>
+          <w:tab w:val="num" w:pos="2880"/>
+        </w:tabs>
+        <w:ind w:left="2880" w:hanging="360"/>
+      </w:pPr>
+      <w:rPr>
+        <w:rFonts w:ascii="Wingdings" w:hAnsi="Wingdings" w:hint="default"/>
+        <w:sz w:val="20"/>
+      </w:rPr>
+    </w:lvl>
+    <w:lvl w:ilvl="4" w:tentative="1">
+      <w:start w:val="1"/>
+      <w:numFmt w:val="bullet"/>
+      <w:lvlText w:val=""/>
+      <w:lvlJc w:val="left"/>
+      <w:pPr>
+        <w:tabs>
+          <w:tab w:val="num" w:pos="3600"/>
+        </w:tabs>
+        <w:ind w:left="3600" w:hanging="360"/>
+      </w:pPr>
+      <w:rPr>
+        <w:rFonts w:ascii="Wingdings" w:hAnsi="Wingdings" w:hint="default"/>
+        <w:sz w:val="20"/>
+      </w:rPr>
+    </w:lvl>
+    <w:lvl w:ilvl="5" w:tentative="1">
+      <w:start w:val="1"/>
+      <w:numFmt w:val="bullet"/>
+      <w:lvlText w:val=""/>
+      <w:lvlJc w:val="left"/>
+      <w:pPr>
+        <w:tabs>
+          <w:tab w:val="num" w:pos="4320"/>
+        </w:tabs>
+        <w:ind w:left="4320" w:hanging="360"/>
+      </w:pPr>
+      <w:rPr>
+        <w:rFonts w:ascii="Wingdings" w:hAnsi="Wingdings" w:hint="default"/>
+        <w:sz w:val="20"/>
+      </w:rPr>
+    </w:lvl>
+    <w:lvl w:ilvl="6" w:tentative="1">
+      <w:start w:val="1"/>
+      <w:numFmt w:val="bullet"/>
+      <w:lvlText w:val=""/>
+      <w:lvlJc w:val="left"/>
+      <w:pPr>
+        <w:tabs>
+          <w:tab w:val="num" w:pos="5040"/>
+        </w:tabs>
+        <w:ind w:left="5040" w:hanging="360"/>
+      </w:pPr>
+      <w:rPr>
+        <w:rFonts w:ascii="Wingdings" w:hAnsi="Wingdings" w:hint="default"/>
+        <w:sz w:val="20"/>
+      </w:rPr>
+    </w:lvl>
+    <w:lvl w:ilvl="7" w:tentative="1">
+      <w:start w:val="1"/>
+      <w:numFmt w:val="bullet"/>
+      <w:lvlText w:val=""/>
+      <w:lvlJc w:val="left"/>
+      <w:pPr>
+        <w:tabs>
+          <w:tab w:val="num" w:pos="5760"/>
+        </w:tabs>
+        <w:ind w:left="5760" w:hanging="360"/>
+      </w:pPr>
+      <w:rPr>
+        <w:rFonts w:ascii="Wingdings" w:hAnsi="Wingdings" w:hint="default"/>
+        <w:sz w:val="20"/>
+      </w:rPr>
+    </w:lvl>
+    <w:lvl w:ilvl="8" w:tentative="1">
+      <w:start w:val="1"/>
+      <w:numFmt w:val="bullet"/>
+      <w:lvlText w:val=""/>
+      <w:lvlJc w:val="left"/>
+      <w:pPr>
+        <w:tabs>
+          <w:tab w:val="num" w:pos="6480"/>
+        </w:tabs>
+        <w:ind w:left="6480" w:hanging="360"/>
+      </w:pPr>
+      <w:rPr>
+        <w:rFonts w:ascii="Wingdings" w:hAnsi="Wingdings" w:hint="default"/>
+        <w:sz w:val="20"/>
+      </w:rPr>
+    </w:lvl>
+  </w:abstractNum>
+  <w:abstractNum w:abstractNumId="37" w15:restartNumberingAfterBreak="0">
+    <w:nsid w:val="67EF76A1"/>
+    <w:multiLevelType w:val="multilevel"/>
+    <w:tmpl w:val="AA924724"/>
+    <w:lvl w:ilvl="0">
+      <w:start w:val="1"/>
+      <w:numFmt w:val="bullet"/>
+      <w:lvlText w:val=""/>
+      <w:lvlJc w:val="left"/>
+      <w:pPr>
+        <w:tabs>
+          <w:tab w:val="num" w:pos="720"/>
+        </w:tabs>
+        <w:ind w:left="720" w:hanging="360"/>
+      </w:pPr>
+      <w:rPr>
+        <w:rFonts w:ascii="Symbol" w:hAnsi="Symbol" w:hint="default"/>
+        <w:sz w:val="20"/>
+      </w:rPr>
+    </w:lvl>
+    <w:lvl w:ilvl="1">
+      <w:start w:val="1"/>
+      <w:numFmt w:val="bullet"/>
+      <w:lvlText w:val="o"/>
+      <w:lvlJc w:val="left"/>
+      <w:pPr>
+        <w:tabs>
+          <w:tab w:val="num" w:pos="1440"/>
+        </w:tabs>
+        <w:ind w:left="1440" w:hanging="360"/>
+      </w:pPr>
+      <w:rPr>
+        <w:rFonts w:ascii="Courier New" w:hAnsi="Courier New" w:hint="default"/>
+        <w:sz w:val="20"/>
+      </w:rPr>
+    </w:lvl>
+    <w:lvl w:ilvl="2" w:tentative="1">
+      <w:start w:val="1"/>
+      <w:numFmt w:val="bullet"/>
+      <w:lvlText w:val=""/>
+      <w:lvlJc w:val="left"/>
+      <w:pPr>
+        <w:tabs>
+          <w:tab w:val="num" w:pos="2160"/>
+        </w:tabs>
+        <w:ind w:left="2160" w:hanging="360"/>
+      </w:pPr>
+      <w:rPr>
+        <w:rFonts w:ascii="Wingdings" w:hAnsi="Wingdings" w:hint="default"/>
+        <w:sz w:val="20"/>
+      </w:rPr>
+    </w:lvl>
+    <w:lvl w:ilvl="3" w:tentative="1">
+      <w:start w:val="1"/>
+      <w:numFmt w:val="bullet"/>
+      <w:lvlText w:val=""/>
+      <w:lvlJc w:val="left"/>
+      <w:pPr>
+        <w:tabs>
+          <w:tab w:val="num" w:pos="2880"/>
+        </w:tabs>
+        <w:ind w:left="2880" w:hanging="360"/>
+      </w:pPr>
+      <w:rPr>
+        <w:rFonts w:ascii="Wingdings" w:hAnsi="Wingdings" w:hint="default"/>
+        <w:sz w:val="20"/>
+      </w:rPr>
+    </w:lvl>
+    <w:lvl w:ilvl="4" w:tentative="1">
+      <w:start w:val="1"/>
+      <w:numFmt w:val="bullet"/>
+      <w:lvlText w:val=""/>
+      <w:lvlJc w:val="left"/>
+      <w:pPr>
+        <w:tabs>
+          <w:tab w:val="num" w:pos="3600"/>
+        </w:tabs>
+        <w:ind w:left="3600" w:hanging="360"/>
+      </w:pPr>
+      <w:rPr>
+        <w:rFonts w:ascii="Wingdings" w:hAnsi="Wingdings" w:hint="default"/>
+        <w:sz w:val="20"/>
+      </w:rPr>
+    </w:lvl>
+    <w:lvl w:ilvl="5" w:tentative="1">
+      <w:start w:val="1"/>
+      <w:numFmt w:val="bullet"/>
+      <w:lvlText w:val=""/>
+      <w:lvlJc w:val="left"/>
+      <w:pPr>
+        <w:tabs>
+          <w:tab w:val="num" w:pos="4320"/>
+        </w:tabs>
+        <w:ind w:left="4320" w:hanging="360"/>
+      </w:pPr>
+      <w:rPr>
+        <w:rFonts w:ascii="Wingdings" w:hAnsi="Wingdings" w:hint="default"/>
+        <w:sz w:val="20"/>
+      </w:rPr>
+    </w:lvl>
+    <w:lvl w:ilvl="6" w:tentative="1">
+      <w:start w:val="1"/>
+      <w:numFmt w:val="bullet"/>
+      <w:lvlText w:val=""/>
+      <w:lvlJc w:val="left"/>
+      <w:pPr>
+        <w:tabs>
+          <w:tab w:val="num" w:pos="5040"/>
+        </w:tabs>
+        <w:ind w:left="5040" w:hanging="360"/>
+      </w:pPr>
+      <w:rPr>
+        <w:rFonts w:ascii="Wingdings" w:hAnsi="Wingdings" w:hint="default"/>
+        <w:sz w:val="20"/>
+      </w:rPr>
+    </w:lvl>
+    <w:lvl w:ilvl="7" w:tentative="1">
+      <w:start w:val="1"/>
+      <w:numFmt w:val="bullet"/>
+      <w:lvlText w:val=""/>
+      <w:lvlJc w:val="left"/>
+      <w:pPr>
+        <w:tabs>
+          <w:tab w:val="num" w:pos="5760"/>
+        </w:tabs>
+        <w:ind w:left="5760" w:hanging="360"/>
+      </w:pPr>
+      <w:rPr>
+        <w:rFonts w:ascii="Wingdings" w:hAnsi="Wingdings" w:hint="default"/>
+        <w:sz w:val="20"/>
+      </w:rPr>
+    </w:lvl>
+    <w:lvl w:ilvl="8" w:tentative="1">
+      <w:start w:val="1"/>
+      <w:numFmt w:val="bullet"/>
+      <w:lvlText w:val=""/>
+      <w:lvlJc w:val="left"/>
+      <w:pPr>
+        <w:tabs>
+          <w:tab w:val="num" w:pos="6480"/>
+        </w:tabs>
+        <w:ind w:left="6480" w:hanging="360"/>
+      </w:pPr>
+      <w:rPr>
+        <w:rFonts w:ascii="Wingdings" w:hAnsi="Wingdings" w:hint="default"/>
+        <w:sz w:val="20"/>
+      </w:rPr>
+    </w:lvl>
+  </w:abstractNum>
+  <w:abstractNum w:abstractNumId="38" w15:restartNumberingAfterBreak="0">
     <w:nsid w:val="69687B66"/>
     <w:multiLevelType w:val="multilevel"/>
     <w:tmpl w:val="79181850"/>
@@ -8270,7 +12093,7 @@
       </w:rPr>
     </w:lvl>
   </w:abstractNum>
-  <w:abstractNum w:abstractNumId="25" w15:restartNumberingAfterBreak="0">
+  <w:abstractNum w:abstractNumId="39" w15:restartNumberingAfterBreak="0">
     <w:nsid w:val="6A3C5DC3"/>
     <w:multiLevelType w:val="multilevel"/>
     <w:tmpl w:val="BBBA48F0"/>
@@ -8419,7 +12242,7 @@
       </w:rPr>
     </w:lvl>
   </w:abstractNum>
-  <w:abstractNum w:abstractNumId="26" w15:restartNumberingAfterBreak="0">
+  <w:abstractNum w:abstractNumId="40" w15:restartNumberingAfterBreak="0">
     <w:nsid w:val="6BBF3DDF"/>
     <w:multiLevelType w:val="multilevel"/>
     <w:tmpl w:val="C9488920"/>
@@ -8568,7 +12391,7 @@
       </w:rPr>
     </w:lvl>
   </w:abstractNum>
-  <w:abstractNum w:abstractNumId="27" w15:restartNumberingAfterBreak="0">
+  <w:abstractNum w:abstractNumId="41" w15:restartNumberingAfterBreak="0">
     <w:nsid w:val="6D2B69BB"/>
     <w:multiLevelType w:val="multilevel"/>
     <w:tmpl w:val="D11A5872"/>
@@ -8717,7 +12540,7 @@
       </w:rPr>
     </w:lvl>
   </w:abstractNum>
-  <w:abstractNum w:abstractNumId="28" w15:restartNumberingAfterBreak="0">
+  <w:abstractNum w:abstractNumId="42" w15:restartNumberingAfterBreak="0">
     <w:nsid w:val="6F333F16"/>
     <w:multiLevelType w:val="multilevel"/>
     <w:tmpl w:val="D3807A86"/>
@@ -8866,7 +12689,7 @@
       </w:rPr>
     </w:lvl>
   </w:abstractNum>
-  <w:abstractNum w:abstractNumId="29" w15:restartNumberingAfterBreak="0">
+  <w:abstractNum w:abstractNumId="43" w15:restartNumberingAfterBreak="0">
     <w:nsid w:val="7332142C"/>
     <w:multiLevelType w:val="multilevel"/>
     <w:tmpl w:val="15AA9E3E"/>
@@ -9015,7 +12838,7 @@
       </w:rPr>
     </w:lvl>
   </w:abstractNum>
-  <w:abstractNum w:abstractNumId="30" w15:restartNumberingAfterBreak="0">
+  <w:abstractNum w:abstractNumId="44" w15:restartNumberingAfterBreak="0">
     <w:nsid w:val="7359776C"/>
     <w:multiLevelType w:val="multilevel"/>
     <w:tmpl w:val="87FE8F18"/>
@@ -9164,7 +12987,273 @@
       </w:rPr>
     </w:lvl>
   </w:abstractNum>
-  <w:abstractNum w:abstractNumId="31" w15:restartNumberingAfterBreak="0">
+  <w:abstractNum w:abstractNumId="45" w15:restartNumberingAfterBreak="0">
+    <w:nsid w:val="791F776B"/>
+    <w:multiLevelType w:val="multilevel"/>
+    <w:tmpl w:val="32F41408"/>
+    <w:lvl w:ilvl="0">
+      <w:start w:val="1"/>
+      <w:numFmt w:val="decimal"/>
+      <w:lvlText w:val="%1."/>
+      <w:lvlJc w:val="left"/>
+      <w:pPr>
+        <w:tabs>
+          <w:tab w:val="num" w:pos="720"/>
+        </w:tabs>
+        <w:ind w:left="720" w:hanging="360"/>
+      </w:pPr>
+    </w:lvl>
+    <w:lvl w:ilvl="1">
+      <w:start w:val="1"/>
+      <w:numFmt w:val="bullet"/>
+      <w:lvlText w:val="o"/>
+      <w:lvlJc w:val="left"/>
+      <w:pPr>
+        <w:tabs>
+          <w:tab w:val="num" w:pos="1440"/>
+        </w:tabs>
+        <w:ind w:left="1440" w:hanging="360"/>
+      </w:pPr>
+      <w:rPr>
+        <w:rFonts w:ascii="Courier New" w:hAnsi="Courier New" w:hint="default"/>
+        <w:sz w:val="20"/>
+      </w:rPr>
+    </w:lvl>
+    <w:lvl w:ilvl="2" w:tentative="1">
+      <w:start w:val="1"/>
+      <w:numFmt w:val="decimal"/>
+      <w:lvlText w:val="%3."/>
+      <w:lvlJc w:val="left"/>
+      <w:pPr>
+        <w:tabs>
+          <w:tab w:val="num" w:pos="2160"/>
+        </w:tabs>
+        <w:ind w:left="2160" w:hanging="360"/>
+      </w:pPr>
+    </w:lvl>
+    <w:lvl w:ilvl="3" w:tentative="1">
+      <w:start w:val="1"/>
+      <w:numFmt w:val="decimal"/>
+      <w:lvlText w:val="%4."/>
+      <w:lvlJc w:val="left"/>
+      <w:pPr>
+        <w:tabs>
+          <w:tab w:val="num" w:pos="2880"/>
+        </w:tabs>
+        <w:ind w:left="2880" w:hanging="360"/>
+      </w:pPr>
+    </w:lvl>
+    <w:lvl w:ilvl="4" w:tentative="1">
+      <w:start w:val="1"/>
+      <w:numFmt w:val="decimal"/>
+      <w:lvlText w:val="%5."/>
+      <w:lvlJc w:val="left"/>
+      <w:pPr>
+        <w:tabs>
+          <w:tab w:val="num" w:pos="3600"/>
+        </w:tabs>
+        <w:ind w:left="3600" w:hanging="360"/>
+      </w:pPr>
+    </w:lvl>
+    <w:lvl w:ilvl="5" w:tentative="1">
+      <w:start w:val="1"/>
+      <w:numFmt w:val="decimal"/>
+      <w:lvlText w:val="%6."/>
+      <w:lvlJc w:val="left"/>
+      <w:pPr>
+        <w:tabs>
+          <w:tab w:val="num" w:pos="4320"/>
+        </w:tabs>
+        <w:ind w:left="4320" w:hanging="360"/>
+      </w:pPr>
+    </w:lvl>
+    <w:lvl w:ilvl="6" w:tentative="1">
+      <w:start w:val="1"/>
+      <w:numFmt w:val="decimal"/>
+      <w:lvlText w:val="%7."/>
+      <w:lvlJc w:val="left"/>
+      <w:pPr>
+        <w:tabs>
+          <w:tab w:val="num" w:pos="5040"/>
+        </w:tabs>
+        <w:ind w:left="5040" w:hanging="360"/>
+      </w:pPr>
+    </w:lvl>
+    <w:lvl w:ilvl="7" w:tentative="1">
+      <w:start w:val="1"/>
+      <w:numFmt w:val="decimal"/>
+      <w:lvlText w:val="%8."/>
+      <w:lvlJc w:val="left"/>
+      <w:pPr>
+        <w:tabs>
+          <w:tab w:val="num" w:pos="5760"/>
+        </w:tabs>
+        <w:ind w:left="5760" w:hanging="360"/>
+      </w:pPr>
+    </w:lvl>
+    <w:lvl w:ilvl="8" w:tentative="1">
+      <w:start w:val="1"/>
+      <w:numFmt w:val="decimal"/>
+      <w:lvlText w:val="%9."/>
+      <w:lvlJc w:val="left"/>
+      <w:pPr>
+        <w:tabs>
+          <w:tab w:val="num" w:pos="6480"/>
+        </w:tabs>
+        <w:ind w:left="6480" w:hanging="360"/>
+      </w:pPr>
+    </w:lvl>
+  </w:abstractNum>
+  <w:abstractNum w:abstractNumId="46" w15:restartNumberingAfterBreak="0">
+    <w:nsid w:val="7AC103F5"/>
+    <w:multiLevelType w:val="multilevel"/>
+    <w:tmpl w:val="16F40106"/>
+    <w:lvl w:ilvl="0">
+      <w:start w:val="1"/>
+      <w:numFmt w:val="bullet"/>
+      <w:lvlText w:val=""/>
+      <w:lvlJc w:val="left"/>
+      <w:pPr>
+        <w:tabs>
+          <w:tab w:val="num" w:pos="720"/>
+        </w:tabs>
+        <w:ind w:left="720" w:hanging="360"/>
+      </w:pPr>
+      <w:rPr>
+        <w:rFonts w:ascii="Symbol" w:hAnsi="Symbol" w:hint="default"/>
+        <w:sz w:val="20"/>
+      </w:rPr>
+    </w:lvl>
+    <w:lvl w:ilvl="1" w:tentative="1">
+      <w:start w:val="1"/>
+      <w:numFmt w:val="bullet"/>
+      <w:lvlText w:val="o"/>
+      <w:lvlJc w:val="left"/>
+      <w:pPr>
+        <w:tabs>
+          <w:tab w:val="num" w:pos="1440"/>
+        </w:tabs>
+        <w:ind w:left="1440" w:hanging="360"/>
+      </w:pPr>
+      <w:rPr>
+        <w:rFonts w:ascii="Courier New" w:hAnsi="Courier New" w:hint="default"/>
+        <w:sz w:val="20"/>
+      </w:rPr>
+    </w:lvl>
+    <w:lvl w:ilvl="2" w:tentative="1">
+      <w:start w:val="1"/>
+      <w:numFmt w:val="bullet"/>
+      <w:lvlText w:val=""/>
+      <w:lvlJc w:val="left"/>
+      <w:pPr>
+        <w:tabs>
+          <w:tab w:val="num" w:pos="2160"/>
+        </w:tabs>
+        <w:ind w:left="2160" w:hanging="360"/>
+      </w:pPr>
+      <w:rPr>
+        <w:rFonts w:ascii="Wingdings" w:hAnsi="Wingdings" w:hint="default"/>
+        <w:sz w:val="20"/>
+      </w:rPr>
+    </w:lvl>
+    <w:lvl w:ilvl="3" w:tentative="1">
+      <w:start w:val="1"/>
+      <w:numFmt w:val="bullet"/>
+      <w:lvlText w:val=""/>
+      <w:lvlJc w:val="left"/>
+      <w:pPr>
+        <w:tabs>
+          <w:tab w:val="num" w:pos="2880"/>
+        </w:tabs>
+        <w:ind w:left="2880" w:hanging="360"/>
+      </w:pPr>
+      <w:rPr>
+        <w:rFonts w:ascii="Wingdings" w:hAnsi="Wingdings" w:hint="default"/>
+        <w:sz w:val="20"/>
+      </w:rPr>
+    </w:lvl>
+    <w:lvl w:ilvl="4" w:tentative="1">
+      <w:start w:val="1"/>
+      <w:numFmt w:val="bullet"/>
+      <w:lvlText w:val=""/>
+      <w:lvlJc w:val="left"/>
+      <w:pPr>
+        <w:tabs>
+          <w:tab w:val="num" w:pos="3600"/>
+        </w:tabs>
+        <w:ind w:left="3600" w:hanging="360"/>
+      </w:pPr>
+      <w:rPr>
+        <w:rFonts w:ascii="Wingdings" w:hAnsi="Wingdings" w:hint="default"/>
+        <w:sz w:val="20"/>
+      </w:rPr>
+    </w:lvl>
+    <w:lvl w:ilvl="5" w:tentative="1">
+      <w:start w:val="1"/>
+      <w:numFmt w:val="bullet"/>
+      <w:lvlText w:val=""/>
+      <w:lvlJc w:val="left"/>
+      <w:pPr>
+        <w:tabs>
+          <w:tab w:val="num" w:pos="4320"/>
+        </w:tabs>
+        <w:ind w:left="4320" w:hanging="360"/>
+      </w:pPr>
+      <w:rPr>
+        <w:rFonts w:ascii="Wingdings" w:hAnsi="Wingdings" w:hint="default"/>
+        <w:sz w:val="20"/>
+      </w:rPr>
+    </w:lvl>
+    <w:lvl w:ilvl="6" w:tentative="1">
+      <w:start w:val="1"/>
+      <w:numFmt w:val="bullet"/>
+      <w:lvlText w:val=""/>
+      <w:lvlJc w:val="left"/>
+      <w:pPr>
+        <w:tabs>
+          <w:tab w:val="num" w:pos="5040"/>
+        </w:tabs>
+        <w:ind w:left="5040" w:hanging="360"/>
+      </w:pPr>
+      <w:rPr>
+        <w:rFonts w:ascii="Wingdings" w:hAnsi="Wingdings" w:hint="default"/>
+        <w:sz w:val="20"/>
+      </w:rPr>
+    </w:lvl>
+    <w:lvl w:ilvl="7" w:tentative="1">
+      <w:start w:val="1"/>
+      <w:numFmt w:val="bullet"/>
+      <w:lvlText w:val=""/>
+      <w:lvlJc w:val="left"/>
+      <w:pPr>
+        <w:tabs>
+          <w:tab w:val="num" w:pos="5760"/>
+        </w:tabs>
+        <w:ind w:left="5760" w:hanging="360"/>
+      </w:pPr>
+      <w:rPr>
+        <w:rFonts w:ascii="Wingdings" w:hAnsi="Wingdings" w:hint="default"/>
+        <w:sz w:val="20"/>
+      </w:rPr>
+    </w:lvl>
+    <w:lvl w:ilvl="8" w:tentative="1">
+      <w:start w:val="1"/>
+      <w:numFmt w:val="bullet"/>
+      <w:lvlText w:val=""/>
+      <w:lvlJc w:val="left"/>
+      <w:pPr>
+        <w:tabs>
+          <w:tab w:val="num" w:pos="6480"/>
+        </w:tabs>
+        <w:ind w:left="6480" w:hanging="360"/>
+      </w:pPr>
+      <w:rPr>
+        <w:rFonts w:ascii="Wingdings" w:hAnsi="Wingdings" w:hint="default"/>
+        <w:sz w:val="20"/>
+      </w:rPr>
+    </w:lvl>
+  </w:abstractNum>
+  <w:abstractNum w:abstractNumId="47" w15:restartNumberingAfterBreak="0">
     <w:nsid w:val="7BC90FBD"/>
     <w:multiLevelType w:val="multilevel"/>
     <w:tmpl w:val="E22C517E"/>
@@ -9313,7 +13402,7 @@
       </w:rPr>
     </w:lvl>
   </w:abstractNum>
-  <w:abstractNum w:abstractNumId="32" w15:restartNumberingAfterBreak="0">
+  <w:abstractNum w:abstractNumId="48" w15:restartNumberingAfterBreak="0">
     <w:nsid w:val="7EAC6CC8"/>
     <w:multiLevelType w:val="multilevel"/>
     <w:tmpl w:val="F61E7824"/>
@@ -9463,103 +13552,151 @@
     </w:lvl>
   </w:abstractNum>
   <w:num w:numId="1">
-    <w:abstractNumId w:val="23"/>
+    <w:abstractNumId w:val="35"/>
   </w:num>
   <w:num w:numId="2">
-    <w:abstractNumId w:val="29"/>
+    <w:abstractNumId w:val="43"/>
   </w:num>
   <w:num w:numId="3">
-    <w:abstractNumId w:val="3"/>
+    <w:abstractNumId w:val="7"/>
   </w:num>
   <w:num w:numId="4">
     <w:abstractNumId w:val="0"/>
   </w:num>
   <w:num w:numId="5">
+    <w:abstractNumId w:val="29"/>
+  </w:num>
+  <w:num w:numId="6">
+    <w:abstractNumId w:val="21"/>
+  </w:num>
+  <w:num w:numId="7">
+    <w:abstractNumId w:val="15"/>
+  </w:num>
+  <w:num w:numId="8">
+    <w:abstractNumId w:val="9"/>
+  </w:num>
+  <w:num w:numId="9">
+    <w:abstractNumId w:val="30"/>
+  </w:num>
+  <w:num w:numId="10">
+    <w:abstractNumId w:val="40"/>
+  </w:num>
+  <w:num w:numId="11">
+    <w:abstractNumId w:val="2"/>
+  </w:num>
+  <w:num w:numId="12">
+    <w:abstractNumId w:val="19"/>
+  </w:num>
+  <w:num w:numId="13">
+    <w:abstractNumId w:val="10"/>
+  </w:num>
+  <w:num w:numId="14">
+    <w:abstractNumId w:val="18"/>
+  </w:num>
+  <w:num w:numId="15">
+    <w:abstractNumId w:val="23"/>
+  </w:num>
+  <w:num w:numId="16">
+    <w:abstractNumId w:val="32"/>
+  </w:num>
+  <w:num w:numId="17">
+    <w:abstractNumId w:val="48"/>
+  </w:num>
+  <w:num w:numId="18">
+    <w:abstractNumId w:val="14"/>
+  </w:num>
+  <w:num w:numId="19">
+    <w:abstractNumId w:val="12"/>
+  </w:num>
+  <w:num w:numId="20">
+    <w:abstractNumId w:val="16"/>
+  </w:num>
+  <w:num w:numId="21">
+    <w:abstractNumId w:val="24"/>
+  </w:num>
+  <w:num w:numId="22">
+    <w:abstractNumId w:val="17"/>
+  </w:num>
+  <w:num w:numId="23">
+    <w:abstractNumId w:val="41"/>
+  </w:num>
+  <w:num w:numId="24">
+    <w:abstractNumId w:val="26"/>
+  </w:num>
+  <w:num w:numId="25">
+    <w:abstractNumId w:val="8"/>
+  </w:num>
+  <w:num w:numId="26">
+    <w:abstractNumId w:val="42"/>
+  </w:num>
+  <w:num w:numId="27">
+    <w:abstractNumId w:val="44"/>
+  </w:num>
+  <w:num w:numId="28">
+    <w:abstractNumId w:val="4"/>
+  </w:num>
+  <w:num w:numId="29">
+    <w:abstractNumId w:val="11"/>
+  </w:num>
+  <w:num w:numId="30">
+    <w:abstractNumId w:val="39"/>
+  </w:num>
+  <w:num w:numId="31">
+    <w:abstractNumId w:val="25"/>
+  </w:num>
+  <w:num w:numId="32">
+    <w:abstractNumId w:val="47"/>
+  </w:num>
+  <w:num w:numId="33">
+    <w:abstractNumId w:val="38"/>
+  </w:num>
+  <w:num w:numId="34">
+    <w:abstractNumId w:val="13"/>
+  </w:num>
+  <w:num w:numId="35">
+    <w:abstractNumId w:val="28"/>
+  </w:num>
+  <w:num w:numId="36">
     <w:abstractNumId w:val="20"/>
   </w:num>
-  <w:num w:numId="6">
-    <w:abstractNumId w:val="15"/>
+  <w:num w:numId="37">
+    <w:abstractNumId w:val="36"/>
   </w:num>
-  <w:num w:numId="7">
-    <w:abstractNumId w:val="10"/>
+  <w:num w:numId="38">
+    <w:abstractNumId w:val="31"/>
   </w:num>
-  <w:num w:numId="8">
+  <w:num w:numId="39">
+    <w:abstractNumId w:val="34"/>
+  </w:num>
+  <w:num w:numId="40">
+    <w:abstractNumId w:val="1"/>
+  </w:num>
+  <w:num w:numId="41">
+    <w:abstractNumId w:val="3"/>
+  </w:num>
+  <w:num w:numId="42">
+    <w:abstractNumId w:val="37"/>
+  </w:num>
+  <w:num w:numId="43">
+    <w:abstractNumId w:val="22"/>
+  </w:num>
+  <w:num w:numId="44">
+    <w:abstractNumId w:val="46"/>
+  </w:num>
+  <w:num w:numId="45">
+    <w:abstractNumId w:val="27"/>
+  </w:num>
+  <w:num w:numId="46">
     <w:abstractNumId w:val="5"/>
   </w:num>
-  <w:num w:numId="9">
-    <w:abstractNumId w:val="21"/>
-  </w:num>
-  <w:num w:numId="10">
-    <w:abstractNumId w:val="26"/>
-  </w:num>
-  <w:num w:numId="11">
-    <w:abstractNumId w:val="1"/>
-  </w:num>
-  <w:num w:numId="12">
-    <w:abstractNumId w:val="14"/>
-  </w:num>
-  <w:num w:numId="13">
+  <w:num w:numId="47">
     <w:abstractNumId w:val="6"/>
   </w:num>
-  <w:num w:numId="14">
-    <w:abstractNumId w:val="13"/>
+  <w:num w:numId="48">
+    <w:abstractNumId w:val="45"/>
   </w:num>
-  <w:num w:numId="15">
-    <w:abstractNumId w:val="16"/>
-  </w:num>
-  <w:num w:numId="16">
-    <w:abstractNumId w:val="22"/>
-  </w:num>
-  <w:num w:numId="17">
-    <w:abstractNumId w:val="32"/>
-  </w:num>
-  <w:num w:numId="18">
-    <w:abstractNumId w:val="9"/>
-  </w:num>
-  <w:num w:numId="19">
-    <w:abstractNumId w:val="8"/>
-  </w:num>
-  <w:num w:numId="20">
-    <w:abstractNumId w:val="11"/>
-  </w:num>
-  <w:num w:numId="21">
-    <w:abstractNumId w:val="17"/>
-  </w:num>
-  <w:num w:numId="22">
-    <w:abstractNumId w:val="12"/>
-  </w:num>
-  <w:num w:numId="23">
-    <w:abstractNumId w:val="27"/>
-  </w:num>
-  <w:num w:numId="24">
-    <w:abstractNumId w:val="19"/>
-  </w:num>
-  <w:num w:numId="25">
-    <w:abstractNumId w:val="4"/>
-  </w:num>
-  <w:num w:numId="26">
-    <w:abstractNumId w:val="28"/>
-  </w:num>
-  <w:num w:numId="27">
-    <w:abstractNumId w:val="30"/>
-  </w:num>
-  <w:num w:numId="28">
-    <w:abstractNumId w:val="2"/>
-  </w:num>
-  <w:num w:numId="29">
-    <w:abstractNumId w:val="7"/>
-  </w:num>
-  <w:num w:numId="30">
-    <w:abstractNumId w:val="25"/>
-  </w:num>
-  <w:num w:numId="31">
-    <w:abstractNumId w:val="18"/>
-  </w:num>
-  <w:num w:numId="32">
-    <w:abstractNumId w:val="31"/>
-  </w:num>
-  <w:num w:numId="33">
-    <w:abstractNumId w:val="24"/>
+  <w:num w:numId="49">
+    <w:abstractNumId w:val="33"/>
   </w:num>
   <w:numIdMacAtCleanup w:val="33"/>
 </w:numbering>
